--- a/lab1/Алхимовици_Лаб1_СИИ.docx
+++ b/lab1/Алхимовици_Лаб1_СИИ.docx
@@ -1605,88 +1605,14 @@
           <w:szCs w:val="24"/>
         </w:rPr>
       </w:pPr>
-      <w:proofErr w:type="spellStart"/>
-      <w:r>
-        <w:rPr>
-          <w:rFonts w:ascii="Times New Roman" w:hAnsi="Times New Roman" w:cs="Times New Roman"/>
-          <w:sz w:val="24"/>
-          <w:szCs w:val="24"/>
-        </w:rPr>
-        <w:t>Предметная</w:t>
-      </w:r>
-      <w:proofErr w:type="spellEnd"/>
-      <w:r>
-        <w:rPr>
-          <w:rFonts w:ascii="Times New Roman" w:hAnsi="Times New Roman" w:cs="Times New Roman"/>
-          <w:sz w:val="24"/>
-          <w:szCs w:val="24"/>
-        </w:rPr>
-        <w:t xml:space="preserve"> </w:t>
-      </w:r>
-      <w:proofErr w:type="spellStart"/>
-      <w:r>
-        <w:rPr>
-          <w:rFonts w:ascii="Times New Roman" w:hAnsi="Times New Roman" w:cs="Times New Roman"/>
-          <w:sz w:val="24"/>
-          <w:szCs w:val="24"/>
-        </w:rPr>
-        <w:t>область</w:t>
-      </w:r>
-      <w:proofErr w:type="spellEnd"/>
-      <w:r>
-        <w:rPr>
-          <w:rFonts w:ascii="Times New Roman" w:hAnsi="Times New Roman" w:cs="Times New Roman"/>
-          <w:sz w:val="24"/>
-          <w:szCs w:val="24"/>
-        </w:rPr>
-        <w:t xml:space="preserve"> – </w:t>
-      </w:r>
-      <w:proofErr w:type="spellStart"/>
-      <w:r>
-        <w:rPr>
-          <w:rFonts w:ascii="Times New Roman" w:hAnsi="Times New Roman" w:cs="Times New Roman"/>
-          <w:sz w:val="24"/>
-          <w:szCs w:val="24"/>
-        </w:rPr>
-        <w:t>Ваше</w:t>
-      </w:r>
-      <w:proofErr w:type="spellEnd"/>
-      <w:r>
-        <w:rPr>
-          <w:rFonts w:ascii="Times New Roman" w:hAnsi="Times New Roman" w:cs="Times New Roman"/>
-          <w:sz w:val="24"/>
-          <w:szCs w:val="24"/>
-        </w:rPr>
-        <w:t xml:space="preserve"> </w:t>
-      </w:r>
-      <w:proofErr w:type="spellStart"/>
-      <w:r>
-        <w:rPr>
-          <w:rFonts w:ascii="Times New Roman" w:hAnsi="Times New Roman" w:cs="Times New Roman"/>
-          <w:sz w:val="24"/>
-          <w:szCs w:val="24"/>
-        </w:rPr>
-        <w:t>семейное</w:t>
-      </w:r>
-      <w:proofErr w:type="spellEnd"/>
-      <w:r>
-        <w:rPr>
-          <w:rFonts w:ascii="Times New Roman" w:hAnsi="Times New Roman" w:cs="Times New Roman"/>
-          <w:sz w:val="24"/>
-          <w:szCs w:val="24"/>
-        </w:rPr>
-        <w:t xml:space="preserve"> </w:t>
-      </w:r>
-      <w:proofErr w:type="spellStart"/>
-      <w:r>
-        <w:rPr>
-          <w:rFonts w:ascii="Times New Roman" w:hAnsi="Times New Roman" w:cs="Times New Roman"/>
-          <w:sz w:val="24"/>
-          <w:szCs w:val="24"/>
-        </w:rPr>
-        <w:t>дерево</w:t>
-      </w:r>
-      <w:proofErr w:type="spellEnd"/>
+      <w:r>
+        <w:rPr>
+          <w:rFonts w:ascii="Times New Roman" w:hAnsi="Times New Roman" w:cs="Times New Roman"/>
+          <w:sz w:val="24"/>
+          <w:szCs w:val="24"/>
+        </w:rPr>
+        <w:t>Предметная область – Ваше семейное дерево</w:t>
+      </w:r>
     </w:p>
     <w:p>
       <w:pPr>
@@ -1789,41 +1715,13 @@
           <w:szCs w:val="24"/>
         </w:rPr>
       </w:pPr>
-      <w:proofErr w:type="spellStart"/>
-      <w:r>
-        <w:rPr>
-          <w:rFonts w:ascii="Times New Roman" w:hAnsi="Times New Roman" w:cs="Times New Roman"/>
-          <w:sz w:val="24"/>
-          <w:szCs w:val="24"/>
-        </w:rPr>
-        <w:t>Содержание</w:t>
-      </w:r>
-      <w:proofErr w:type="spellEnd"/>
-      <w:r>
-        <w:rPr>
-          <w:rFonts w:ascii="Times New Roman" w:hAnsi="Times New Roman" w:cs="Times New Roman"/>
-          <w:sz w:val="24"/>
-          <w:szCs w:val="24"/>
-        </w:rPr>
-        <w:t xml:space="preserve"> </w:t>
-      </w:r>
-      <w:proofErr w:type="spellStart"/>
-      <w:r>
-        <w:rPr>
-          <w:rFonts w:ascii="Times New Roman" w:hAnsi="Times New Roman" w:cs="Times New Roman"/>
-          <w:sz w:val="24"/>
-          <w:szCs w:val="24"/>
-        </w:rPr>
-        <w:t>отчета</w:t>
-      </w:r>
-      <w:proofErr w:type="spellEnd"/>
-      <w:r>
-        <w:rPr>
-          <w:rFonts w:ascii="Times New Roman" w:hAnsi="Times New Roman" w:cs="Times New Roman"/>
-          <w:sz w:val="24"/>
-          <w:szCs w:val="24"/>
-        </w:rPr>
-        <w:t>:</w:t>
+      <w:r>
+        <w:rPr>
+          <w:rFonts w:ascii="Times New Roman" w:hAnsi="Times New Roman" w:cs="Times New Roman"/>
+          <w:sz w:val="24"/>
+          <w:szCs w:val="24"/>
+        </w:rPr>
+        <w:t>Содержание отчета:</w:t>
       </w:r>
     </w:p>
     <w:p>
@@ -2112,7 +2010,7 @@
         </w:rPr>
         <w:lastRenderedPageBreak/>
         <w:drawing>
-          <wp:inline distT="0" distB="0" distL="0" distR="0" wp14:anchorId="3AC96F3D" wp14:editId="5CBD411D">
+          <wp:inline distT="0" distB="0" distL="0" distR="0" wp14:anchorId="3AC96F3D" wp14:editId="43FDAFCE">
             <wp:extent cx="5722922" cy="2211572"/>
             <wp:effectExtent l="0" t="0" r="0" b="0"/>
             <wp:docPr id="1799035171" name="Picture 1" descr="A diagram of a flowchart&#10;&#10;AI-generated content may be incorrect."/>
@@ -3332,33 +3230,11 @@
                 <w:rFonts w:ascii="Times New Roman" w:hAnsi="Times New Roman" w:cs="Times New Roman"/>
               </w:rPr>
             </w:pPr>
-            <w:proofErr w:type="gramStart"/>
-            <w:r>
-              <w:rPr>
-                <w:rFonts w:ascii="Times New Roman" w:hAnsi="Times New Roman" w:cs="Times New Roman"/>
-              </w:rPr>
-              <w:t>alive(</w:t>
-            </w:r>
-            <w:proofErr w:type="gramEnd"/>
-            <w:r>
-              <w:rPr>
-                <w:rFonts w:ascii="Times New Roman" w:hAnsi="Times New Roman" w:cs="Times New Roman"/>
-              </w:rPr>
-              <w:t>Person, Year</w:t>
-            </w:r>
-            <w:proofErr w:type="gramStart"/>
-            <w:r>
-              <w:rPr>
-                <w:rFonts w:ascii="Times New Roman" w:hAnsi="Times New Roman" w:cs="Times New Roman"/>
-              </w:rPr>
-              <w:t>) :</w:t>
-            </w:r>
-            <w:proofErr w:type="gramEnd"/>
-            <w:r>
-              <w:rPr>
-                <w:rFonts w:ascii="Times New Roman" w:hAnsi="Times New Roman" w:cs="Times New Roman"/>
-              </w:rPr>
-              <w:t>-</w:t>
+            <w:r>
+              <w:rPr>
+                <w:rFonts w:ascii="Times New Roman" w:hAnsi="Times New Roman" w:cs="Times New Roman"/>
+              </w:rPr>
+              <w:t>alive(Person, Year) :-</w:t>
             </w:r>
           </w:p>
           <w:p>
@@ -3374,20 +3250,7 @@
                 <w:rFonts w:ascii="Times New Roman" w:hAnsi="Times New Roman" w:cs="Times New Roman"/>
               </w:rPr>
               <w:tab/>
-            </w:r>
-            <w:proofErr w:type="gramStart"/>
-            <w:r>
-              <w:rPr>
-                <w:rFonts w:ascii="Times New Roman" w:hAnsi="Times New Roman" w:cs="Times New Roman"/>
-              </w:rPr>
-              <w:t>number(</w:t>
-            </w:r>
-            <w:proofErr w:type="gramEnd"/>
-            <w:r>
-              <w:rPr>
-                <w:rFonts w:ascii="Times New Roman" w:hAnsi="Times New Roman" w:cs="Times New Roman"/>
-              </w:rPr>
-              <w:t>Year),</w:t>
+              <w:t>number(Year),</w:t>
             </w:r>
           </w:p>
           <w:p>
@@ -3419,29 +3282,8 @@
                 <w:rFonts w:ascii="Times New Roman" w:hAnsi="Times New Roman" w:cs="Times New Roman"/>
               </w:rPr>
               <w:tab/>
-            </w:r>
-            <w:proofErr w:type="gramStart"/>
-            <w:r>
-              <w:rPr>
-                <w:rFonts w:ascii="Times New Roman" w:hAnsi="Times New Roman" w:cs="Times New Roman"/>
-              </w:rPr>
-              <w:t>born(</w:t>
-            </w:r>
-            <w:proofErr w:type="gramEnd"/>
-            <w:r>
-              <w:rPr>
-                <w:rFonts w:ascii="Times New Roman" w:hAnsi="Times New Roman" w:cs="Times New Roman"/>
-              </w:rPr>
-              <w:t xml:space="preserve">Person, </w:t>
-            </w:r>
-            <w:proofErr w:type="spellStart"/>
-            <w:r>
-              <w:rPr>
-                <w:rFonts w:ascii="Times New Roman" w:hAnsi="Times New Roman" w:cs="Times New Roman"/>
-              </w:rPr>
-              <w:t>BirthYear</w:t>
-            </w:r>
-            <w:proofErr w:type="spellEnd"/>
+              <w:t>born(Person, BirthYear</w:t>
+            </w:r>
             <w:r>
               <w:rPr>
                 <w:rFonts w:ascii="Times New Roman" w:hAnsi="Times New Roman" w:cs="Times New Roman"/>
@@ -3468,20 +3310,7 @@
                 <w:rFonts w:ascii="Times New Roman" w:hAnsi="Times New Roman" w:cs="Times New Roman"/>
               </w:rPr>
               <w:tab/>
-            </w:r>
-            <w:proofErr w:type="spellStart"/>
-            <w:r>
-              <w:rPr>
-                <w:rFonts w:ascii="Times New Roman" w:hAnsi="Times New Roman" w:cs="Times New Roman"/>
-              </w:rPr>
-              <w:t>BirthYear</w:t>
-            </w:r>
-            <w:proofErr w:type="spellEnd"/>
-            <w:r>
-              <w:rPr>
-                <w:rFonts w:ascii="Times New Roman" w:hAnsi="Times New Roman" w:cs="Times New Roman"/>
-              </w:rPr>
-              <w:t xml:space="preserve"> =&lt; Year,</w:t>
+              <w:t>BirthYear =&lt; Year,</w:t>
             </w:r>
           </w:p>
           <w:p>
@@ -3497,90 +3326,7 @@
                 <w:rFonts w:ascii="Times New Roman" w:hAnsi="Times New Roman" w:cs="Times New Roman"/>
               </w:rPr>
               <w:tab/>
-            </w:r>
-            <w:proofErr w:type="gramStart"/>
-            <w:r>
-              <w:rPr>
-                <w:rFonts w:ascii="Times New Roman" w:hAnsi="Times New Roman" w:cs="Times New Roman"/>
-              </w:rPr>
-              <w:t>( \</w:t>
-            </w:r>
-            <w:proofErr w:type="gramEnd"/>
-            <w:r>
-              <w:rPr>
-                <w:rFonts w:ascii="Times New Roman" w:hAnsi="Times New Roman" w:cs="Times New Roman"/>
-              </w:rPr>
-              <w:t xml:space="preserve">+ </w:t>
-            </w:r>
-            <w:proofErr w:type="gramStart"/>
-            <w:r>
-              <w:rPr>
-                <w:rFonts w:ascii="Times New Roman" w:hAnsi="Times New Roman" w:cs="Times New Roman"/>
-              </w:rPr>
-              <w:t>died(</w:t>
-            </w:r>
-            <w:proofErr w:type="gramEnd"/>
-            <w:r>
-              <w:rPr>
-                <w:rFonts w:ascii="Times New Roman" w:hAnsi="Times New Roman" w:cs="Times New Roman"/>
-              </w:rPr>
-              <w:t>Person, _</w:t>
-            </w:r>
-            <w:proofErr w:type="gramStart"/>
-            <w:r>
-              <w:rPr>
-                <w:rFonts w:ascii="Times New Roman" w:hAnsi="Times New Roman" w:cs="Times New Roman"/>
-              </w:rPr>
-              <w:t>) ;</w:t>
-            </w:r>
-            <w:proofErr w:type="gramEnd"/>
-            <w:r>
-              <w:rPr>
-                <w:rFonts w:ascii="Times New Roman" w:hAnsi="Times New Roman" w:cs="Times New Roman"/>
-              </w:rPr>
-              <w:t xml:space="preserve"> (</w:t>
-            </w:r>
-            <w:proofErr w:type="gramStart"/>
-            <w:r>
-              <w:rPr>
-                <w:rFonts w:ascii="Times New Roman" w:hAnsi="Times New Roman" w:cs="Times New Roman"/>
-              </w:rPr>
-              <w:t>died(</w:t>
-            </w:r>
-            <w:proofErr w:type="gramEnd"/>
-            <w:r>
-              <w:rPr>
-                <w:rFonts w:ascii="Times New Roman" w:hAnsi="Times New Roman" w:cs="Times New Roman"/>
-              </w:rPr>
-              <w:t xml:space="preserve">Person, </w:t>
-            </w:r>
-            <w:proofErr w:type="spellStart"/>
-            <w:r>
-              <w:rPr>
-                <w:rFonts w:ascii="Times New Roman" w:hAnsi="Times New Roman" w:cs="Times New Roman"/>
-              </w:rPr>
-              <w:t>DiedYear</w:t>
-            </w:r>
-            <w:proofErr w:type="spellEnd"/>
-            <w:r>
-              <w:rPr>
-                <w:rFonts w:ascii="Times New Roman" w:hAnsi="Times New Roman" w:cs="Times New Roman"/>
-              </w:rPr>
-              <w:t xml:space="preserve">), </w:t>
-            </w:r>
-            <w:proofErr w:type="spellStart"/>
-            <w:r>
-              <w:rPr>
-                <w:rFonts w:ascii="Times New Roman" w:hAnsi="Times New Roman" w:cs="Times New Roman"/>
-              </w:rPr>
-              <w:t>DiedYear</w:t>
-            </w:r>
-            <w:proofErr w:type="spellEnd"/>
-            <w:r>
-              <w:rPr>
-                <w:rFonts w:ascii="Times New Roman" w:hAnsi="Times New Roman" w:cs="Times New Roman"/>
-              </w:rPr>
-              <w:t xml:space="preserve"> &gt; Year)).</w:t>
+              <w:t>( \+ died(Person, _) ; (died(Person, DiedYear), DiedYear &gt; Year)).</w:t>
             </w:r>
           </w:p>
           <w:p>
@@ -3649,476 +3395,238 @@
                 <w:rFonts w:ascii="Times New Roman" w:hAnsi="Times New Roman" w:cs="Times New Roman"/>
               </w:rPr>
             </w:pPr>
-            <w:proofErr w:type="spellStart"/>
-            <w:r>
-              <w:rPr>
-                <w:rFonts w:ascii="Times New Roman" w:hAnsi="Times New Roman" w:cs="Times New Roman"/>
-              </w:rPr>
-              <w:t>parent_</w:t>
-            </w:r>
-            <w:proofErr w:type="gramStart"/>
-            <w:r>
-              <w:rPr>
-                <w:rFonts w:ascii="Times New Roman" w:hAnsi="Times New Roman" w:cs="Times New Roman"/>
-              </w:rPr>
-              <w:t>of</w:t>
-            </w:r>
-            <w:proofErr w:type="spellEnd"/>
-            <w:r>
-              <w:rPr>
-                <w:rFonts w:ascii="Times New Roman" w:hAnsi="Times New Roman" w:cs="Times New Roman"/>
+            <w:r>
+              <w:rPr>
+                <w:rFonts w:ascii="Times New Roman" w:hAnsi="Times New Roman" w:cs="Times New Roman"/>
+              </w:rPr>
+              <w:t>parent_of(P, C) :-</w:t>
+            </w:r>
+          </w:p>
+          <w:p>
+            <w:pPr>
+              <w:spacing w:after="0" w:line="240" w:lineRule="auto"/>
+              <w:ind w:left="330"/>
+              <w:rPr>
+                <w:rFonts w:ascii="Times New Roman" w:hAnsi="Times New Roman" w:cs="Times New Roman"/>
+              </w:rPr>
+            </w:pPr>
+            <w:r>
+              <w:rPr>
+                <w:rFonts w:ascii="Times New Roman" w:hAnsi="Times New Roman" w:cs="Times New Roman"/>
+              </w:rPr>
+              <w:t xml:space="preserve">    parents(P, _, C) ; parents(_, P, C).</w:t>
+            </w:r>
+          </w:p>
+          <w:p>
+            <w:pPr>
+              <w:spacing w:after="0" w:line="240" w:lineRule="auto"/>
+              <w:ind w:left="330"/>
+              <w:rPr>
+                <w:rFonts w:ascii="Times New Roman" w:hAnsi="Times New Roman" w:cs="Times New Roman"/>
+              </w:rPr>
+            </w:pPr>
+            <w:r>
+              <w:rPr>
+                <w:rFonts w:ascii="Times New Roman" w:hAnsi="Times New Roman" w:cs="Times New Roman"/>
+              </w:rPr>
+              <w:t xml:space="preserve">    </w:t>
+            </w:r>
+          </w:p>
+          <w:p>
+            <w:pPr>
+              <w:spacing w:after="0" w:line="240" w:lineRule="auto"/>
+              <w:ind w:left="330"/>
+              <w:rPr>
+                <w:rFonts w:ascii="Times New Roman" w:hAnsi="Times New Roman" w:cs="Times New Roman"/>
+              </w:rPr>
+            </w:pPr>
+            <w:r>
+              <w:rPr>
+                <w:rFonts w:ascii="Times New Roman" w:hAnsi="Times New Roman" w:cs="Times New Roman"/>
+              </w:rPr>
+              <w:t>% человек - мужчина?</w:t>
+            </w:r>
+          </w:p>
+          <w:p>
+            <w:pPr>
+              <w:spacing w:after="0" w:line="240" w:lineRule="auto"/>
+              <w:ind w:left="330"/>
+              <w:rPr>
+                <w:rFonts w:ascii="Times New Roman" w:hAnsi="Times New Roman" w:cs="Times New Roman"/>
+              </w:rPr>
+            </w:pPr>
+            <w:r>
+              <w:rPr>
+                <w:rFonts w:ascii="Times New Roman" w:hAnsi="Times New Roman" w:cs="Times New Roman"/>
+              </w:rPr>
+              <w:t>male(Person) :-</w:t>
+            </w:r>
+          </w:p>
+          <w:p>
+            <w:pPr>
+              <w:spacing w:after="0" w:line="240" w:lineRule="auto"/>
+              <w:ind w:left="330"/>
+              <w:rPr>
+                <w:rFonts w:ascii="Times New Roman" w:hAnsi="Times New Roman" w:cs="Times New Roman"/>
+              </w:rPr>
+            </w:pPr>
+            <w:r>
+              <w:rPr>
+                <w:rFonts w:ascii="Times New Roman" w:hAnsi="Times New Roman" w:cs="Times New Roman"/>
+              </w:rPr>
+              <w:t xml:space="preserve">    born(Person, _, m).</w:t>
+            </w:r>
+          </w:p>
+          <w:p>
+            <w:pPr>
+              <w:spacing w:after="0" w:line="240" w:lineRule="auto"/>
+              <w:ind w:left="330"/>
+              <w:rPr>
+                <w:rFonts w:ascii="Times New Roman" w:hAnsi="Times New Roman" w:cs="Times New Roman"/>
+              </w:rPr>
+            </w:pPr>
+          </w:p>
+          <w:p>
+            <w:pPr>
+              <w:spacing w:after="0" w:line="240" w:lineRule="auto"/>
+              <w:ind w:left="330"/>
+              <w:rPr>
+                <w:rFonts w:ascii="Times New Roman" w:hAnsi="Times New Roman" w:cs="Times New Roman"/>
+              </w:rPr>
+            </w:pPr>
+            <w:r>
+              <w:rPr>
+                <w:rFonts w:ascii="Times New Roman" w:hAnsi="Times New Roman" w:cs="Times New Roman"/>
+              </w:rPr>
+              <w:t>% человек - женщина?</w:t>
+            </w:r>
+          </w:p>
+          <w:p>
+            <w:pPr>
+              <w:spacing w:after="0" w:line="240" w:lineRule="auto"/>
+              <w:ind w:left="330"/>
+              <w:rPr>
+                <w:rFonts w:ascii="Times New Roman" w:hAnsi="Times New Roman" w:cs="Times New Roman"/>
+              </w:rPr>
+            </w:pPr>
+            <w:r>
+              <w:rPr>
+                <w:rFonts w:ascii="Times New Roman" w:hAnsi="Times New Roman" w:cs="Times New Roman"/>
+              </w:rPr>
+              <w:t>female(Person) :-</w:t>
+            </w:r>
+          </w:p>
+          <w:p>
+            <w:pPr>
+              <w:spacing w:after="0" w:line="240" w:lineRule="auto"/>
+              <w:ind w:left="330"/>
+              <w:rPr>
+                <w:rFonts w:ascii="Times New Roman" w:hAnsi="Times New Roman" w:cs="Times New Roman"/>
+              </w:rPr>
+            </w:pPr>
+            <w:r>
+              <w:rPr>
+                <w:rFonts w:ascii="Times New Roman" w:hAnsi="Times New Roman" w:cs="Times New Roman"/>
+              </w:rPr>
+              <w:tab/>
+              <w:t>born(Person, _, f).</w:t>
+            </w:r>
+          </w:p>
+          <w:p>
+            <w:pPr>
+              <w:spacing w:after="0" w:line="240" w:lineRule="auto"/>
+              <w:ind w:left="330"/>
+              <w:rPr>
+                <w:rFonts w:ascii="Times New Roman" w:hAnsi="Times New Roman" w:cs="Times New Roman"/>
+              </w:rPr>
+            </w:pPr>
+          </w:p>
+          <w:p>
+            <w:pPr>
+              <w:spacing w:after="0" w:line="240" w:lineRule="auto"/>
+              <w:ind w:left="330"/>
+              <w:rPr>
+                <w:rFonts w:ascii="Times New Roman" w:hAnsi="Times New Roman" w:cs="Times New Roman"/>
+                <w:lang w:val="ru-RU"/>
+              </w:rPr>
+            </w:pPr>
+            <w:r>
+              <w:rPr>
+                <w:rFonts w:ascii="Times New Roman" w:hAnsi="Times New Roman" w:cs="Times New Roman"/>
+                <w:lang w:val="ru-RU"/>
+              </w:rPr>
+              <w:t>% нахождение отца ребенка</w:t>
+            </w:r>
+          </w:p>
+          <w:p>
+            <w:pPr>
+              <w:spacing w:after="0" w:line="240" w:lineRule="auto"/>
+              <w:ind w:left="330"/>
+              <w:rPr>
+                <w:rFonts w:ascii="Times New Roman" w:hAnsi="Times New Roman" w:cs="Times New Roman"/>
+                <w:lang w:val="ru-RU"/>
+              </w:rPr>
+            </w:pPr>
+            <w:r>
+              <w:rPr>
+                <w:rFonts w:ascii="Times New Roman" w:hAnsi="Times New Roman" w:cs="Times New Roman"/>
+              </w:rPr>
+              <w:t>father</w:t>
+            </w:r>
+            <w:r>
+              <w:rPr>
+                <w:rFonts w:ascii="Times New Roman" w:hAnsi="Times New Roman" w:cs="Times New Roman"/>
+                <w:lang w:val="ru-RU"/>
               </w:rPr>
               <w:t>(</w:t>
             </w:r>
-            <w:proofErr w:type="gramEnd"/>
-            <w:r>
-              <w:rPr>
-                <w:rFonts w:ascii="Times New Roman" w:hAnsi="Times New Roman" w:cs="Times New Roman"/>
-              </w:rPr>
-              <w:t>P, C</w:t>
-            </w:r>
-            <w:proofErr w:type="gramStart"/>
-            <w:r>
-              <w:rPr>
-                <w:rFonts w:ascii="Times New Roman" w:hAnsi="Times New Roman" w:cs="Times New Roman"/>
-              </w:rPr>
-              <w:t>) :</w:t>
-            </w:r>
-            <w:proofErr w:type="gramEnd"/>
-            <w:r>
-              <w:rPr>
-                <w:rFonts w:ascii="Times New Roman" w:hAnsi="Times New Roman" w:cs="Times New Roman"/>
-              </w:rPr>
-              <w:t>-</w:t>
-            </w:r>
-          </w:p>
-          <w:p>
-            <w:pPr>
-              <w:spacing w:after="0" w:line="240" w:lineRule="auto"/>
-              <w:ind w:left="330"/>
-              <w:rPr>
-                <w:rFonts w:ascii="Times New Roman" w:hAnsi="Times New Roman" w:cs="Times New Roman"/>
-              </w:rPr>
-            </w:pPr>
-            <w:r>
-              <w:rPr>
-                <w:rFonts w:ascii="Times New Roman" w:hAnsi="Times New Roman" w:cs="Times New Roman"/>
-              </w:rPr>
-              <w:t xml:space="preserve">    </w:t>
-            </w:r>
-            <w:proofErr w:type="gramStart"/>
-            <w:r>
-              <w:rPr>
-                <w:rFonts w:ascii="Times New Roman" w:hAnsi="Times New Roman" w:cs="Times New Roman"/>
-              </w:rPr>
-              <w:t>parents(</w:t>
-            </w:r>
-            <w:proofErr w:type="gramEnd"/>
-            <w:r>
-              <w:rPr>
-                <w:rFonts w:ascii="Times New Roman" w:hAnsi="Times New Roman" w:cs="Times New Roman"/>
-              </w:rPr>
-              <w:t>P, _, C</w:t>
-            </w:r>
-            <w:proofErr w:type="gramStart"/>
-            <w:r>
-              <w:rPr>
-                <w:rFonts w:ascii="Times New Roman" w:hAnsi="Times New Roman" w:cs="Times New Roman"/>
-              </w:rPr>
-              <w:t>) ;</w:t>
-            </w:r>
-            <w:proofErr w:type="gramEnd"/>
-            <w:r>
-              <w:rPr>
-                <w:rFonts w:ascii="Times New Roman" w:hAnsi="Times New Roman" w:cs="Times New Roman"/>
-              </w:rPr>
-              <w:t xml:space="preserve"> </w:t>
-            </w:r>
-            <w:proofErr w:type="gramStart"/>
-            <w:r>
-              <w:rPr>
-                <w:rFonts w:ascii="Times New Roman" w:hAnsi="Times New Roman" w:cs="Times New Roman"/>
-              </w:rPr>
-              <w:t>parents(</w:t>
-            </w:r>
-            <w:proofErr w:type="gramEnd"/>
-            <w:r>
-              <w:rPr>
-                <w:rFonts w:ascii="Times New Roman" w:hAnsi="Times New Roman" w:cs="Times New Roman"/>
-              </w:rPr>
-              <w:t>_, P, C).</w:t>
-            </w:r>
-          </w:p>
-          <w:p>
-            <w:pPr>
-              <w:spacing w:after="0" w:line="240" w:lineRule="auto"/>
-              <w:ind w:left="330"/>
-              <w:rPr>
-                <w:rFonts w:ascii="Times New Roman" w:hAnsi="Times New Roman" w:cs="Times New Roman"/>
-              </w:rPr>
-            </w:pPr>
-            <w:r>
-              <w:rPr>
-                <w:rFonts w:ascii="Times New Roman" w:hAnsi="Times New Roman" w:cs="Times New Roman"/>
-              </w:rPr>
-              <w:t xml:space="preserve">    </w:t>
-            </w:r>
-          </w:p>
-          <w:p>
-            <w:pPr>
-              <w:spacing w:after="0" w:line="240" w:lineRule="auto"/>
-              <w:ind w:left="330"/>
-              <w:rPr>
-                <w:rFonts w:ascii="Times New Roman" w:hAnsi="Times New Roman" w:cs="Times New Roman"/>
-              </w:rPr>
-            </w:pPr>
-            <w:r>
-              <w:rPr>
-                <w:rFonts w:ascii="Times New Roman" w:hAnsi="Times New Roman" w:cs="Times New Roman"/>
-              </w:rPr>
-              <w:t xml:space="preserve">% </w:t>
-            </w:r>
-            <w:proofErr w:type="spellStart"/>
-            <w:r>
-              <w:rPr>
-                <w:rFonts w:ascii="Times New Roman" w:hAnsi="Times New Roman" w:cs="Times New Roman"/>
-              </w:rPr>
-              <w:t>человек</w:t>
-            </w:r>
-            <w:proofErr w:type="spellEnd"/>
-            <w:r>
-              <w:rPr>
-                <w:rFonts w:ascii="Times New Roman" w:hAnsi="Times New Roman" w:cs="Times New Roman"/>
-              </w:rPr>
-              <w:t xml:space="preserve"> - </w:t>
-            </w:r>
-            <w:proofErr w:type="spellStart"/>
-            <w:r>
-              <w:rPr>
-                <w:rFonts w:ascii="Times New Roman" w:hAnsi="Times New Roman" w:cs="Times New Roman"/>
-              </w:rPr>
-              <w:t>мужчина</w:t>
-            </w:r>
-            <w:proofErr w:type="spellEnd"/>
-            <w:r>
-              <w:rPr>
-                <w:rFonts w:ascii="Times New Roman" w:hAnsi="Times New Roman" w:cs="Times New Roman"/>
-              </w:rPr>
-              <w:t>?</w:t>
-            </w:r>
-          </w:p>
-          <w:p>
-            <w:pPr>
-              <w:spacing w:after="0" w:line="240" w:lineRule="auto"/>
-              <w:ind w:left="330"/>
-              <w:rPr>
-                <w:rFonts w:ascii="Times New Roman" w:hAnsi="Times New Roman" w:cs="Times New Roman"/>
-              </w:rPr>
-            </w:pPr>
-            <w:proofErr w:type="gramStart"/>
-            <w:r>
-              <w:rPr>
-                <w:rFonts w:ascii="Times New Roman" w:hAnsi="Times New Roman" w:cs="Times New Roman"/>
-              </w:rPr>
-              <w:t>male(</w:t>
-            </w:r>
-            <w:proofErr w:type="gramEnd"/>
-            <w:r>
-              <w:rPr>
-                <w:rFonts w:ascii="Times New Roman" w:hAnsi="Times New Roman" w:cs="Times New Roman"/>
-              </w:rPr>
-              <w:t>Person</w:t>
-            </w:r>
-            <w:proofErr w:type="gramStart"/>
-            <w:r>
-              <w:rPr>
-                <w:rFonts w:ascii="Times New Roman" w:hAnsi="Times New Roman" w:cs="Times New Roman"/>
-              </w:rPr>
-              <w:t>) :</w:t>
-            </w:r>
-            <w:proofErr w:type="gramEnd"/>
-            <w:r>
-              <w:rPr>
-                <w:rFonts w:ascii="Times New Roman" w:hAnsi="Times New Roman" w:cs="Times New Roman"/>
-              </w:rPr>
-              <w:t>-</w:t>
-            </w:r>
-          </w:p>
-          <w:p>
-            <w:pPr>
-              <w:spacing w:after="0" w:line="240" w:lineRule="auto"/>
-              <w:ind w:left="330"/>
-              <w:rPr>
-                <w:rFonts w:ascii="Times New Roman" w:hAnsi="Times New Roman" w:cs="Times New Roman"/>
-              </w:rPr>
-            </w:pPr>
-            <w:r>
-              <w:rPr>
-                <w:rFonts w:ascii="Times New Roman" w:hAnsi="Times New Roman" w:cs="Times New Roman"/>
-              </w:rPr>
-              <w:t xml:space="preserve">    </w:t>
-            </w:r>
-            <w:proofErr w:type="gramStart"/>
-            <w:r>
-              <w:rPr>
-                <w:rFonts w:ascii="Times New Roman" w:hAnsi="Times New Roman" w:cs="Times New Roman"/>
-              </w:rPr>
-              <w:t>born(</w:t>
-            </w:r>
-            <w:proofErr w:type="gramEnd"/>
-            <w:r>
-              <w:rPr>
-                <w:rFonts w:ascii="Times New Roman" w:hAnsi="Times New Roman" w:cs="Times New Roman"/>
-              </w:rPr>
-              <w:t>Person, _, m).</w:t>
-            </w:r>
-          </w:p>
-          <w:p>
-            <w:pPr>
-              <w:spacing w:after="0" w:line="240" w:lineRule="auto"/>
-              <w:ind w:left="330"/>
-              <w:rPr>
-                <w:rFonts w:ascii="Times New Roman" w:hAnsi="Times New Roman" w:cs="Times New Roman"/>
-              </w:rPr>
-            </w:pPr>
-          </w:p>
-          <w:p>
-            <w:pPr>
-              <w:spacing w:after="0" w:line="240" w:lineRule="auto"/>
-              <w:ind w:left="330"/>
-              <w:rPr>
-                <w:rFonts w:ascii="Times New Roman" w:hAnsi="Times New Roman" w:cs="Times New Roman"/>
-              </w:rPr>
-            </w:pPr>
-            <w:r>
-              <w:rPr>
-                <w:rFonts w:ascii="Times New Roman" w:hAnsi="Times New Roman" w:cs="Times New Roman"/>
-              </w:rPr>
-              <w:t xml:space="preserve">% </w:t>
-            </w:r>
-            <w:proofErr w:type="spellStart"/>
-            <w:r>
-              <w:rPr>
-                <w:rFonts w:ascii="Times New Roman" w:hAnsi="Times New Roman" w:cs="Times New Roman"/>
-              </w:rPr>
-              <w:t>человек</w:t>
-            </w:r>
-            <w:proofErr w:type="spellEnd"/>
-            <w:r>
-              <w:rPr>
-                <w:rFonts w:ascii="Times New Roman" w:hAnsi="Times New Roman" w:cs="Times New Roman"/>
-              </w:rPr>
-              <w:t xml:space="preserve"> - </w:t>
-            </w:r>
-            <w:proofErr w:type="spellStart"/>
-            <w:r>
-              <w:rPr>
-                <w:rFonts w:ascii="Times New Roman" w:hAnsi="Times New Roman" w:cs="Times New Roman"/>
-              </w:rPr>
-              <w:t>женщина</w:t>
-            </w:r>
-            <w:proofErr w:type="spellEnd"/>
-            <w:r>
-              <w:rPr>
-                <w:rFonts w:ascii="Times New Roman" w:hAnsi="Times New Roman" w:cs="Times New Roman"/>
-              </w:rPr>
-              <w:t>?</w:t>
-            </w:r>
-          </w:p>
-          <w:p>
-            <w:pPr>
-              <w:spacing w:after="0" w:line="240" w:lineRule="auto"/>
-              <w:ind w:left="330"/>
-              <w:rPr>
-                <w:rFonts w:ascii="Times New Roman" w:hAnsi="Times New Roman" w:cs="Times New Roman"/>
-              </w:rPr>
-            </w:pPr>
-            <w:proofErr w:type="gramStart"/>
-            <w:r>
-              <w:rPr>
-                <w:rFonts w:ascii="Times New Roman" w:hAnsi="Times New Roman" w:cs="Times New Roman"/>
-              </w:rPr>
-              <w:t>female(</w:t>
-            </w:r>
-            <w:proofErr w:type="gramEnd"/>
-            <w:r>
-              <w:rPr>
-                <w:rFonts w:ascii="Times New Roman" w:hAnsi="Times New Roman" w:cs="Times New Roman"/>
-              </w:rPr>
-              <w:t>Person</w:t>
-            </w:r>
-            <w:proofErr w:type="gramStart"/>
-            <w:r>
-              <w:rPr>
-                <w:rFonts w:ascii="Times New Roman" w:hAnsi="Times New Roman" w:cs="Times New Roman"/>
-              </w:rPr>
-              <w:t>) :</w:t>
-            </w:r>
-            <w:proofErr w:type="gramEnd"/>
-            <w:r>
-              <w:rPr>
-                <w:rFonts w:ascii="Times New Roman" w:hAnsi="Times New Roman" w:cs="Times New Roman"/>
-              </w:rPr>
-              <w:t>-</w:t>
-            </w:r>
-          </w:p>
-          <w:p>
-            <w:pPr>
-              <w:spacing w:after="0" w:line="240" w:lineRule="auto"/>
-              <w:ind w:left="330"/>
-              <w:rPr>
-                <w:rFonts w:ascii="Times New Roman" w:hAnsi="Times New Roman" w:cs="Times New Roman"/>
-              </w:rPr>
-            </w:pPr>
-            <w:r>
-              <w:rPr>
-                <w:rFonts w:ascii="Times New Roman" w:hAnsi="Times New Roman" w:cs="Times New Roman"/>
+            <w:r>
+              <w:rPr>
+                <w:rFonts w:ascii="Times New Roman" w:hAnsi="Times New Roman" w:cs="Times New Roman"/>
+              </w:rPr>
+              <w:t>F</w:t>
+            </w:r>
+            <w:r>
+              <w:rPr>
+                <w:rFonts w:ascii="Times New Roman" w:hAnsi="Times New Roman" w:cs="Times New Roman"/>
+                <w:lang w:val="ru-RU"/>
+              </w:rPr>
+              <w:t xml:space="preserve">, </w:t>
+            </w:r>
+            <w:r>
+              <w:rPr>
+                <w:rFonts w:ascii="Times New Roman" w:hAnsi="Times New Roman" w:cs="Times New Roman"/>
+              </w:rPr>
+              <w:t>Child</w:t>
+            </w:r>
+            <w:r>
+              <w:rPr>
+                <w:rFonts w:ascii="Times New Roman" w:hAnsi="Times New Roman" w:cs="Times New Roman"/>
+                <w:lang w:val="ru-RU"/>
+              </w:rPr>
+              <w:t>) :-</w:t>
+            </w:r>
+          </w:p>
+          <w:p>
+            <w:pPr>
+              <w:spacing w:after="0" w:line="240" w:lineRule="auto"/>
+              <w:ind w:left="330"/>
+              <w:rPr>
+                <w:rFonts w:ascii="Times New Roman" w:hAnsi="Times New Roman" w:cs="Times New Roman"/>
+              </w:rPr>
+            </w:pPr>
+            <w:r>
+              <w:rPr>
+                <w:rFonts w:ascii="Times New Roman" w:hAnsi="Times New Roman" w:cs="Times New Roman"/>
+                <w:lang w:val="ru-RU"/>
               </w:rPr>
               <w:tab/>
             </w:r>
-            <w:proofErr w:type="gramStart"/>
-            <w:r>
-              <w:rPr>
-                <w:rFonts w:ascii="Times New Roman" w:hAnsi="Times New Roman" w:cs="Times New Roman"/>
-              </w:rPr>
-              <w:t>born(</w:t>
-            </w:r>
-            <w:proofErr w:type="gramEnd"/>
-            <w:r>
-              <w:rPr>
-                <w:rFonts w:ascii="Times New Roman" w:hAnsi="Times New Roman" w:cs="Times New Roman"/>
-              </w:rPr>
-              <w:t>Person, _, f).</w:t>
-            </w:r>
-          </w:p>
-          <w:p>
-            <w:pPr>
-              <w:spacing w:after="0" w:line="240" w:lineRule="auto"/>
-              <w:ind w:left="330"/>
-              <w:rPr>
-                <w:rFonts w:ascii="Times New Roman" w:hAnsi="Times New Roman" w:cs="Times New Roman"/>
-              </w:rPr>
-            </w:pPr>
-          </w:p>
-          <w:p>
-            <w:pPr>
-              <w:spacing w:after="0" w:line="240" w:lineRule="auto"/>
-              <w:ind w:left="330"/>
-              <w:rPr>
-                <w:rFonts w:ascii="Times New Roman" w:hAnsi="Times New Roman" w:cs="Times New Roman"/>
-                <w:lang w:val="ru-RU"/>
-              </w:rPr>
-            </w:pPr>
-            <w:r>
-              <w:rPr>
-                <w:rFonts w:ascii="Times New Roman" w:hAnsi="Times New Roman" w:cs="Times New Roman"/>
-                <w:lang w:val="ru-RU"/>
-              </w:rPr>
-              <w:t>% нахождение отца ребенка</w:t>
-            </w:r>
-          </w:p>
-          <w:p>
-            <w:pPr>
-              <w:spacing w:after="0" w:line="240" w:lineRule="auto"/>
-              <w:ind w:left="330"/>
-              <w:rPr>
-                <w:rFonts w:ascii="Times New Roman" w:hAnsi="Times New Roman" w:cs="Times New Roman"/>
-                <w:lang w:val="ru-RU"/>
-              </w:rPr>
-            </w:pPr>
-            <w:proofErr w:type="gramStart"/>
-            <w:r>
-              <w:rPr>
-                <w:rFonts w:ascii="Times New Roman" w:hAnsi="Times New Roman" w:cs="Times New Roman"/>
-              </w:rPr>
-              <w:t>father</w:t>
-            </w:r>
-            <w:r>
-              <w:rPr>
-                <w:rFonts w:ascii="Times New Roman" w:hAnsi="Times New Roman" w:cs="Times New Roman"/>
-                <w:lang w:val="ru-RU"/>
-              </w:rPr>
-              <w:t>(</w:t>
-            </w:r>
-            <w:proofErr w:type="gramEnd"/>
-            <w:r>
-              <w:rPr>
-                <w:rFonts w:ascii="Times New Roman" w:hAnsi="Times New Roman" w:cs="Times New Roman"/>
-              </w:rPr>
-              <w:t>F</w:t>
-            </w:r>
-            <w:r>
-              <w:rPr>
-                <w:rFonts w:ascii="Times New Roman" w:hAnsi="Times New Roman" w:cs="Times New Roman"/>
-                <w:lang w:val="ru-RU"/>
-              </w:rPr>
-              <w:t xml:space="preserve">, </w:t>
-            </w:r>
-            <w:r>
-              <w:rPr>
-                <w:rFonts w:ascii="Times New Roman" w:hAnsi="Times New Roman" w:cs="Times New Roman"/>
-              </w:rPr>
-              <w:t>Child</w:t>
-            </w:r>
-            <w:proofErr w:type="gramStart"/>
-            <w:r>
-              <w:rPr>
-                <w:rFonts w:ascii="Times New Roman" w:hAnsi="Times New Roman" w:cs="Times New Roman"/>
-                <w:lang w:val="ru-RU"/>
-              </w:rPr>
-              <w:t>) :</w:t>
-            </w:r>
-            <w:proofErr w:type="gramEnd"/>
-            <w:r>
-              <w:rPr>
-                <w:rFonts w:ascii="Times New Roman" w:hAnsi="Times New Roman" w:cs="Times New Roman"/>
-                <w:lang w:val="ru-RU"/>
-              </w:rPr>
-              <w:t>-</w:t>
-            </w:r>
-          </w:p>
-          <w:p>
-            <w:pPr>
-              <w:spacing w:after="0" w:line="240" w:lineRule="auto"/>
-              <w:ind w:left="330"/>
-              <w:rPr>
-                <w:rFonts w:ascii="Times New Roman" w:hAnsi="Times New Roman" w:cs="Times New Roman"/>
-              </w:rPr>
-            </w:pPr>
-            <w:r>
-              <w:rPr>
-                <w:rFonts w:ascii="Times New Roman" w:hAnsi="Times New Roman" w:cs="Times New Roman"/>
-                <w:lang w:val="ru-RU"/>
-              </w:rPr>
-              <w:tab/>
-            </w:r>
-            <w:proofErr w:type="spellStart"/>
-            <w:r>
-              <w:rPr>
-                <w:rFonts w:ascii="Times New Roman" w:hAnsi="Times New Roman" w:cs="Times New Roman"/>
-              </w:rPr>
-              <w:t>parent_</w:t>
-            </w:r>
-            <w:proofErr w:type="gramStart"/>
-            <w:r>
-              <w:rPr>
-                <w:rFonts w:ascii="Times New Roman" w:hAnsi="Times New Roman" w:cs="Times New Roman"/>
-              </w:rPr>
-              <w:t>of</w:t>
-            </w:r>
-            <w:proofErr w:type="spellEnd"/>
-            <w:r>
-              <w:rPr>
-                <w:rFonts w:ascii="Times New Roman" w:hAnsi="Times New Roman" w:cs="Times New Roman"/>
-              </w:rPr>
-              <w:t>(</w:t>
-            </w:r>
-            <w:proofErr w:type="gramEnd"/>
-            <w:r>
-              <w:rPr>
-                <w:rFonts w:ascii="Times New Roman" w:hAnsi="Times New Roman" w:cs="Times New Roman"/>
-              </w:rPr>
-              <w:t>F, Child),</w:t>
+            <w:r>
+              <w:rPr>
+                <w:rFonts w:ascii="Times New Roman" w:hAnsi="Times New Roman" w:cs="Times New Roman"/>
+              </w:rPr>
+              <w:t>parent_of(F, Child),</w:t>
             </w:r>
           </w:p>
           <w:p>
@@ -4172,7 +3680,6 @@
                 <w:lang w:val="ru-RU"/>
               </w:rPr>
             </w:pPr>
-            <w:proofErr w:type="gramStart"/>
             <w:r>
               <w:rPr>
                 <w:rFonts w:ascii="Times New Roman" w:hAnsi="Times New Roman" w:cs="Times New Roman"/>
@@ -4186,7 +3693,6 @@
               </w:rPr>
               <w:t>(</w:t>
             </w:r>
-            <w:proofErr w:type="gramEnd"/>
             <w:r>
               <w:rPr>
                 <w:rFonts w:ascii="Times New Roman" w:hAnsi="Times New Roman" w:cs="Times New Roman"/>
@@ -4206,65 +3712,34 @@
               </w:rPr>
               <w:t>Child</w:t>
             </w:r>
-            <w:proofErr w:type="gramStart"/>
             <w:r>
               <w:rPr>
                 <w:rFonts w:ascii="Times New Roman" w:hAnsi="Times New Roman" w:cs="Times New Roman"/>
                 <w:lang w:val="ru-RU"/>
               </w:rPr>
-              <w:t>) :</w:t>
-            </w:r>
-            <w:proofErr w:type="gramEnd"/>
+              <w:t>) :-</w:t>
+            </w:r>
+          </w:p>
+          <w:p>
+            <w:pPr>
+              <w:spacing w:after="0" w:line="240" w:lineRule="auto"/>
+              <w:ind w:left="330"/>
+              <w:rPr>
+                <w:rFonts w:ascii="Times New Roman" w:hAnsi="Times New Roman" w:cs="Times New Roman"/>
+              </w:rPr>
+            </w:pPr>
             <w:r>
               <w:rPr>
                 <w:rFonts w:ascii="Times New Roman" w:hAnsi="Times New Roman" w:cs="Times New Roman"/>
                 <w:lang w:val="ru-RU"/>
               </w:rPr>
-              <w:t>-</w:t>
-            </w:r>
-          </w:p>
-          <w:p>
-            <w:pPr>
-              <w:spacing w:after="0" w:line="240" w:lineRule="auto"/>
-              <w:ind w:left="330"/>
-              <w:rPr>
-                <w:rFonts w:ascii="Times New Roman" w:hAnsi="Times New Roman" w:cs="Times New Roman"/>
-              </w:rPr>
-            </w:pPr>
-            <w:r>
-              <w:rPr>
-                <w:rFonts w:ascii="Times New Roman" w:hAnsi="Times New Roman" w:cs="Times New Roman"/>
-                <w:lang w:val="ru-RU"/>
-              </w:rPr>
               <w:tab/>
             </w:r>
-            <w:proofErr w:type="spellStart"/>
-            <w:r>
-              <w:rPr>
-                <w:rFonts w:ascii="Times New Roman" w:hAnsi="Times New Roman" w:cs="Times New Roman"/>
-              </w:rPr>
-              <w:t>parent_</w:t>
-            </w:r>
-            <w:proofErr w:type="gramStart"/>
-            <w:r>
-              <w:rPr>
-                <w:rFonts w:ascii="Times New Roman" w:hAnsi="Times New Roman" w:cs="Times New Roman"/>
-              </w:rPr>
-              <w:t>of</w:t>
-            </w:r>
-            <w:proofErr w:type="spellEnd"/>
-            <w:r>
-              <w:rPr>
-                <w:rFonts w:ascii="Times New Roman" w:hAnsi="Times New Roman" w:cs="Times New Roman"/>
-              </w:rPr>
-              <w:t>(</w:t>
-            </w:r>
-            <w:proofErr w:type="gramEnd"/>
-            <w:r>
-              <w:rPr>
-                <w:rFonts w:ascii="Times New Roman" w:hAnsi="Times New Roman" w:cs="Times New Roman"/>
-              </w:rPr>
-              <w:t>M, Child),</w:t>
+            <w:r>
+              <w:rPr>
+                <w:rFonts w:ascii="Times New Roman" w:hAnsi="Times New Roman" w:cs="Times New Roman"/>
+              </w:rPr>
+              <w:t>parent_of(M, Child),</w:t>
             </w:r>
           </w:p>
           <w:p>
@@ -4335,47 +3810,11 @@
                 <w:rFonts w:ascii="Times New Roman" w:hAnsi="Times New Roman" w:cs="Times New Roman"/>
               </w:rPr>
             </w:pPr>
-            <w:proofErr w:type="spellStart"/>
-            <w:r>
-              <w:rPr>
-                <w:rFonts w:ascii="Times New Roman" w:hAnsi="Times New Roman" w:cs="Times New Roman"/>
-              </w:rPr>
-              <w:t>full_</w:t>
-            </w:r>
-            <w:proofErr w:type="gramStart"/>
-            <w:r>
-              <w:rPr>
-                <w:rFonts w:ascii="Times New Roman" w:hAnsi="Times New Roman" w:cs="Times New Roman"/>
-              </w:rPr>
-              <w:t>sibling</w:t>
-            </w:r>
-            <w:proofErr w:type="spellEnd"/>
-            <w:r>
-              <w:rPr>
-                <w:rFonts w:ascii="Times New Roman" w:hAnsi="Times New Roman" w:cs="Times New Roman"/>
-              </w:rPr>
-              <w:t>(</w:t>
-            </w:r>
-            <w:proofErr w:type="gramEnd"/>
-            <w:r>
-              <w:rPr>
-                <w:rFonts w:ascii="Times New Roman" w:hAnsi="Times New Roman" w:cs="Times New Roman"/>
-              </w:rPr>
-              <w:t>X, Y</w:t>
-            </w:r>
-            <w:proofErr w:type="gramStart"/>
-            <w:r>
-              <w:rPr>
-                <w:rFonts w:ascii="Times New Roman" w:hAnsi="Times New Roman" w:cs="Times New Roman"/>
-              </w:rPr>
-              <w:t>) :</w:t>
-            </w:r>
-            <w:proofErr w:type="gramEnd"/>
-            <w:r>
-              <w:rPr>
-                <w:rFonts w:ascii="Times New Roman" w:hAnsi="Times New Roman" w:cs="Times New Roman"/>
-              </w:rPr>
-              <w:t>-</w:t>
+            <w:r>
+              <w:rPr>
+                <w:rFonts w:ascii="Times New Roman" w:hAnsi="Times New Roman" w:cs="Times New Roman"/>
+              </w:rPr>
+              <w:t>full_sibling(X, Y) :-</w:t>
             </w:r>
           </w:p>
           <w:p>
@@ -4406,35 +3845,150 @@
               <w:rPr>
                 <w:rFonts w:ascii="Times New Roman" w:hAnsi="Times New Roman" w:cs="Times New Roman"/>
               </w:rPr>
+              <w:t xml:space="preserve">    mother(M, X), mother(M, Y),</w:t>
+            </w:r>
+          </w:p>
+          <w:p>
+            <w:pPr>
+              <w:spacing w:after="0" w:line="240" w:lineRule="auto"/>
+              <w:ind w:left="330"/>
+              <w:rPr>
+                <w:rFonts w:ascii="Times New Roman" w:hAnsi="Times New Roman" w:cs="Times New Roman"/>
+              </w:rPr>
+            </w:pPr>
+            <w:r>
+              <w:rPr>
+                <w:rFonts w:ascii="Times New Roman" w:hAnsi="Times New Roman" w:cs="Times New Roman"/>
+              </w:rPr>
+              <w:t xml:space="preserve">    father(F, X), father(F, Y).</w:t>
+            </w:r>
+          </w:p>
+          <w:p>
+            <w:pPr>
+              <w:spacing w:after="0" w:line="240" w:lineRule="auto"/>
+              <w:ind w:left="330"/>
+              <w:rPr>
+                <w:rFonts w:ascii="Times New Roman" w:hAnsi="Times New Roman" w:cs="Times New Roman"/>
+              </w:rPr>
+            </w:pPr>
+          </w:p>
+          <w:p>
+            <w:pPr>
+              <w:spacing w:after="0" w:line="240" w:lineRule="auto"/>
+              <w:ind w:left="330"/>
+              <w:rPr>
+                <w:rFonts w:ascii="Times New Roman" w:hAnsi="Times New Roman" w:cs="Times New Roman"/>
+                <w:lang w:val="ru-RU"/>
+              </w:rPr>
+            </w:pPr>
+            <w:r>
+              <w:rPr>
+                <w:rFonts w:ascii="Times New Roman" w:hAnsi="Times New Roman" w:cs="Times New Roman"/>
+                <w:lang w:val="ru-RU"/>
+              </w:rPr>
+              <w:t>% один общий родитель</w:t>
+            </w:r>
+          </w:p>
+          <w:p>
+            <w:pPr>
+              <w:spacing w:after="0" w:line="240" w:lineRule="auto"/>
+              <w:ind w:left="330"/>
+              <w:rPr>
+                <w:rFonts w:ascii="Times New Roman" w:hAnsi="Times New Roman" w:cs="Times New Roman"/>
+                <w:lang w:val="ru-RU"/>
+              </w:rPr>
+            </w:pPr>
+            <w:r>
+              <w:rPr>
+                <w:rFonts w:ascii="Times New Roman" w:hAnsi="Times New Roman" w:cs="Times New Roman"/>
+              </w:rPr>
+              <w:t>half</w:t>
+            </w:r>
+            <w:r>
+              <w:rPr>
+                <w:rFonts w:ascii="Times New Roman" w:hAnsi="Times New Roman" w:cs="Times New Roman"/>
+                <w:lang w:val="ru-RU"/>
+              </w:rPr>
+              <w:t>_</w:t>
+            </w:r>
+            <w:r>
+              <w:rPr>
+                <w:rFonts w:ascii="Times New Roman" w:hAnsi="Times New Roman" w:cs="Times New Roman"/>
+              </w:rPr>
+              <w:t>sibling</w:t>
+            </w:r>
+            <w:r>
+              <w:rPr>
+                <w:rFonts w:ascii="Times New Roman" w:hAnsi="Times New Roman" w:cs="Times New Roman"/>
+                <w:lang w:val="ru-RU"/>
+              </w:rPr>
+              <w:t>(</w:t>
+            </w:r>
+            <w:r>
+              <w:rPr>
+                <w:rFonts w:ascii="Times New Roman" w:hAnsi="Times New Roman" w:cs="Times New Roman"/>
+              </w:rPr>
+              <w:t>X</w:t>
+            </w:r>
+            <w:r>
+              <w:rPr>
+                <w:rFonts w:ascii="Times New Roman" w:hAnsi="Times New Roman" w:cs="Times New Roman"/>
+                <w:lang w:val="ru-RU"/>
+              </w:rPr>
+              <w:t xml:space="preserve">, </w:t>
+            </w:r>
+            <w:r>
+              <w:rPr>
+                <w:rFonts w:ascii="Times New Roman" w:hAnsi="Times New Roman" w:cs="Times New Roman"/>
+              </w:rPr>
+              <w:t>Y</w:t>
+            </w:r>
+            <w:r>
+              <w:rPr>
+                <w:rFonts w:ascii="Times New Roman" w:hAnsi="Times New Roman" w:cs="Times New Roman"/>
+                <w:lang w:val="ru-RU"/>
+              </w:rPr>
+              <w:t>) :-</w:t>
+            </w:r>
+          </w:p>
+          <w:p>
+            <w:pPr>
+              <w:spacing w:after="0" w:line="240" w:lineRule="auto"/>
+              <w:ind w:left="330"/>
+              <w:rPr>
+                <w:rFonts w:ascii="Times New Roman" w:hAnsi="Times New Roman" w:cs="Times New Roman"/>
+              </w:rPr>
+            </w:pPr>
+            <w:r>
+              <w:rPr>
+                <w:rFonts w:ascii="Times New Roman" w:hAnsi="Times New Roman" w:cs="Times New Roman"/>
+                <w:lang w:val="ru-RU"/>
+              </w:rPr>
               <w:t xml:space="preserve">    </w:t>
             </w:r>
-            <w:proofErr w:type="gramStart"/>
-            <w:r>
-              <w:rPr>
-                <w:rFonts w:ascii="Times New Roman" w:hAnsi="Times New Roman" w:cs="Times New Roman"/>
-              </w:rPr>
-              <w:t>mother(</w:t>
-            </w:r>
-            <w:proofErr w:type="gramEnd"/>
-            <w:r>
-              <w:rPr>
-                <w:rFonts w:ascii="Times New Roman" w:hAnsi="Times New Roman" w:cs="Times New Roman"/>
-              </w:rPr>
-              <w:t xml:space="preserve">M, X), </w:t>
-            </w:r>
-            <w:proofErr w:type="gramStart"/>
-            <w:r>
-              <w:rPr>
-                <w:rFonts w:ascii="Times New Roman" w:hAnsi="Times New Roman" w:cs="Times New Roman"/>
-              </w:rPr>
-              <w:t>mother(</w:t>
-            </w:r>
-            <w:proofErr w:type="gramEnd"/>
-            <w:r>
-              <w:rPr>
-                <w:rFonts w:ascii="Times New Roman" w:hAnsi="Times New Roman" w:cs="Times New Roman"/>
-              </w:rPr>
-              <w:t>M, Y),</w:t>
+            <w:r>
+              <w:rPr>
+                <w:rFonts w:ascii="Times New Roman" w:hAnsi="Times New Roman" w:cs="Times New Roman"/>
+              </w:rPr>
+              <w:t>X</w:t>
+            </w:r>
+            <w:r>
+              <w:rPr>
+                <w:rFonts w:ascii="Times New Roman" w:hAnsi="Times New Roman" w:cs="Times New Roman"/>
+              </w:rPr>
+              <w:t xml:space="preserve"> \= </w:t>
+            </w:r>
+            <w:r>
+              <w:rPr>
+                <w:rFonts w:ascii="Times New Roman" w:hAnsi="Times New Roman" w:cs="Times New Roman"/>
+              </w:rPr>
+              <w:t>Y</w:t>
+            </w:r>
+            <w:r>
+              <w:rPr>
+                <w:rFonts w:ascii="Times New Roman" w:hAnsi="Times New Roman" w:cs="Times New Roman"/>
+              </w:rPr>
+              <w:t>,</w:t>
             </w:r>
           </w:p>
           <w:p>
@@ -4451,43 +4005,57 @@
               </w:rPr>
               <w:t xml:space="preserve">    </w:t>
             </w:r>
-            <w:proofErr w:type="gramStart"/>
-            <w:r>
-              <w:rPr>
-                <w:rFonts w:ascii="Times New Roman" w:hAnsi="Times New Roman" w:cs="Times New Roman"/>
-              </w:rPr>
-              <w:t>father(</w:t>
-            </w:r>
-            <w:proofErr w:type="gramEnd"/>
-            <w:r>
-              <w:rPr>
-                <w:rFonts w:ascii="Times New Roman" w:hAnsi="Times New Roman" w:cs="Times New Roman"/>
-              </w:rPr>
-              <w:t xml:space="preserve">F, X), </w:t>
-            </w:r>
-            <w:proofErr w:type="gramStart"/>
-            <w:r>
-              <w:rPr>
-                <w:rFonts w:ascii="Times New Roman" w:hAnsi="Times New Roman" w:cs="Times New Roman"/>
-              </w:rPr>
-              <w:t>father(</w:t>
-            </w:r>
-            <w:proofErr w:type="gramEnd"/>
-            <w:r>
-              <w:rPr>
-                <w:rFonts w:ascii="Times New Roman" w:hAnsi="Times New Roman" w:cs="Times New Roman"/>
-              </w:rPr>
-              <w:t>F, Y).</w:t>
-            </w:r>
-          </w:p>
-          <w:p>
-            <w:pPr>
-              <w:spacing w:after="0" w:line="240" w:lineRule="auto"/>
-              <w:ind w:left="330"/>
-              <w:rPr>
-                <w:rFonts w:ascii="Times New Roman" w:hAnsi="Times New Roman" w:cs="Times New Roman"/>
-              </w:rPr>
-            </w:pPr>
+            <w:r>
+              <w:rPr>
+                <w:rFonts w:ascii="Times New Roman" w:hAnsi="Times New Roman" w:cs="Times New Roman"/>
+              </w:rPr>
+              <w:t>(</w:t>
+            </w:r>
+          </w:p>
+          <w:p>
+            <w:pPr>
+              <w:spacing w:after="0" w:line="240" w:lineRule="auto"/>
+              <w:ind w:left="330"/>
+              <w:rPr>
+                <w:rFonts w:ascii="Times New Roman" w:hAnsi="Times New Roman" w:cs="Times New Roman"/>
+              </w:rPr>
+            </w:pPr>
+            <w:r>
+              <w:rPr>
+                <w:rFonts w:ascii="Times New Roman" w:hAnsi="Times New Roman" w:cs="Times New Roman"/>
+              </w:rPr>
+              <w:t xml:space="preserve">        (mother(M, X), mother(M, Y), \+ full_sibling(X, Y))</w:t>
+            </w:r>
+          </w:p>
+          <w:p>
+            <w:pPr>
+              <w:spacing w:after="0" w:line="240" w:lineRule="auto"/>
+              <w:ind w:left="330"/>
+              <w:rPr>
+                <w:rFonts w:ascii="Times New Roman" w:hAnsi="Times New Roman" w:cs="Times New Roman"/>
+              </w:rPr>
+            </w:pPr>
+            <w:r>
+              <w:rPr>
+                <w:rFonts w:ascii="Times New Roman" w:hAnsi="Times New Roman" w:cs="Times New Roman"/>
+              </w:rPr>
+              <w:t xml:space="preserve">        ;</w:t>
+            </w:r>
+          </w:p>
+          <w:p>
+            <w:pPr>
+              <w:spacing w:after="0" w:line="240" w:lineRule="auto"/>
+              <w:ind w:left="330"/>
+              <w:rPr>
+                <w:rFonts w:ascii="Times New Roman" w:hAnsi="Times New Roman" w:cs="Times New Roman"/>
+              </w:rPr>
+            </w:pPr>
+            <w:r>
+              <w:rPr>
+                <w:rFonts w:ascii="Times New Roman" w:hAnsi="Times New Roman" w:cs="Times New Roman"/>
+              </w:rPr>
+              <w:t xml:space="preserve">        (father(F, X), father(F, Y), \+ full_sibling(X, Y))</w:t>
+            </w:r>
           </w:p>
           <w:p>
             <w:pPr>
@@ -4501,9 +4069,15 @@
             <w:r>
               <w:rPr>
                 <w:rFonts w:ascii="Times New Roman" w:hAnsi="Times New Roman" w:cs="Times New Roman"/>
+              </w:rPr>
+              <w:t xml:space="preserve">    </w:t>
+            </w:r>
+            <w:r>
+              <w:rPr>
+                <w:rFonts w:ascii="Times New Roman" w:hAnsi="Times New Roman" w:cs="Times New Roman"/>
                 <w:lang w:val="ru-RU"/>
               </w:rPr>
-              <w:t>% один общий родитель</w:t>
+              <w:t>).</w:t>
             </w:r>
           </w:p>
           <w:p>
@@ -4515,25 +4089,161 @@
                 <w:lang w:val="ru-RU"/>
               </w:rPr>
             </w:pPr>
-            <w:r>
-              <w:rPr>
-                <w:rFonts w:ascii="Times New Roman" w:hAnsi="Times New Roman" w:cs="Times New Roman"/>
-              </w:rPr>
-              <w:t>half</w:t>
-            </w:r>
-            <w:r>
+          </w:p>
+          <w:p>
+            <w:pPr>
+              <w:spacing w:after="0" w:line="240" w:lineRule="auto"/>
+              <w:ind w:left="330"/>
               <w:rPr>
                 <w:rFonts w:ascii="Times New Roman" w:hAnsi="Times New Roman" w:cs="Times New Roman"/>
                 <w:lang w:val="ru-RU"/>
               </w:rPr>
+            </w:pPr>
+            <w:r>
+              <w:rPr>
+                <w:rFonts w:ascii="Times New Roman" w:hAnsi="Times New Roman" w:cs="Times New Roman"/>
+                <w:lang w:val="ru-RU"/>
+              </w:rPr>
+              <w:t>% хотя бы 1 общий родитель</w:t>
+            </w:r>
+          </w:p>
+          <w:p>
+            <w:pPr>
+              <w:spacing w:after="0" w:line="240" w:lineRule="auto"/>
+              <w:ind w:left="330"/>
+              <w:rPr>
+                <w:rFonts w:ascii="Times New Roman" w:hAnsi="Times New Roman" w:cs="Times New Roman"/>
+                <w:lang w:val="ru-RU"/>
+              </w:rPr>
+            </w:pPr>
+            <w:r>
+              <w:rPr>
+                <w:rFonts w:ascii="Times New Roman" w:hAnsi="Times New Roman" w:cs="Times New Roman"/>
+              </w:rPr>
+              <w:t>sibling</w:t>
+            </w:r>
+            <w:r>
+              <w:rPr>
+                <w:rFonts w:ascii="Times New Roman" w:hAnsi="Times New Roman" w:cs="Times New Roman"/>
+                <w:lang w:val="ru-RU"/>
+              </w:rPr>
+              <w:t>(</w:t>
+            </w:r>
+            <w:r>
+              <w:rPr>
+                <w:rFonts w:ascii="Times New Roman" w:hAnsi="Times New Roman" w:cs="Times New Roman"/>
+              </w:rPr>
+              <w:t>X</w:t>
+            </w:r>
+            <w:r>
+              <w:rPr>
+                <w:rFonts w:ascii="Times New Roman" w:hAnsi="Times New Roman" w:cs="Times New Roman"/>
+                <w:lang w:val="ru-RU"/>
+              </w:rPr>
+              <w:t xml:space="preserve">, </w:t>
+            </w:r>
+            <w:r>
+              <w:rPr>
+                <w:rFonts w:ascii="Times New Roman" w:hAnsi="Times New Roman" w:cs="Times New Roman"/>
+              </w:rPr>
+              <w:t>Y</w:t>
+            </w:r>
+            <w:r>
+              <w:rPr>
+                <w:rFonts w:ascii="Times New Roman" w:hAnsi="Times New Roman" w:cs="Times New Roman"/>
+                <w:lang w:val="ru-RU"/>
+              </w:rPr>
+              <w:t>) :-</w:t>
+            </w:r>
+          </w:p>
+          <w:p>
+            <w:pPr>
+              <w:spacing w:after="0" w:line="240" w:lineRule="auto"/>
+              <w:ind w:left="330"/>
+              <w:rPr>
+                <w:rFonts w:ascii="Times New Roman" w:hAnsi="Times New Roman" w:cs="Times New Roman"/>
+              </w:rPr>
+            </w:pPr>
+            <w:r>
+              <w:rPr>
+                <w:rFonts w:ascii="Times New Roman" w:hAnsi="Times New Roman" w:cs="Times New Roman"/>
+                <w:lang w:val="ru-RU"/>
+              </w:rPr>
+              <w:t xml:space="preserve">    </w:t>
+            </w:r>
+            <w:r>
+              <w:rPr>
+                <w:rFonts w:ascii="Times New Roman" w:hAnsi="Times New Roman" w:cs="Times New Roman"/>
+              </w:rPr>
+              <w:t>X</w:t>
+            </w:r>
+            <w:r>
+              <w:rPr>
+                <w:rFonts w:ascii="Times New Roman" w:hAnsi="Times New Roman" w:cs="Times New Roman"/>
+              </w:rPr>
+              <w:t xml:space="preserve"> \= </w:t>
+            </w:r>
+            <w:r>
+              <w:rPr>
+                <w:rFonts w:ascii="Times New Roman" w:hAnsi="Times New Roman" w:cs="Times New Roman"/>
+              </w:rPr>
+              <w:t>Y</w:t>
+            </w:r>
+            <w:r>
+              <w:rPr>
+                <w:rFonts w:ascii="Times New Roman" w:hAnsi="Times New Roman" w:cs="Times New Roman"/>
+              </w:rPr>
+              <w:t>,</w:t>
+            </w:r>
+          </w:p>
+          <w:p>
+            <w:pPr>
+              <w:spacing w:after="0" w:line="240" w:lineRule="auto"/>
+              <w:ind w:left="330"/>
+              <w:rPr>
+                <w:rFonts w:ascii="Times New Roman" w:hAnsi="Times New Roman" w:cs="Times New Roman"/>
+              </w:rPr>
+            </w:pPr>
+            <w:r>
+              <w:rPr>
+                <w:rFonts w:ascii="Times New Roman" w:hAnsi="Times New Roman" w:cs="Times New Roman"/>
+              </w:rPr>
+              <w:t xml:space="preserve">    </w:t>
+            </w:r>
+            <w:r>
+              <w:rPr>
+                <w:rFonts w:ascii="Times New Roman" w:hAnsi="Times New Roman" w:cs="Times New Roman"/>
+              </w:rPr>
+              <w:t>parent_of(P, X),</w:t>
+            </w:r>
+          </w:p>
+          <w:p>
+            <w:pPr>
+              <w:spacing w:after="0" w:line="240" w:lineRule="auto"/>
+              <w:ind w:left="330"/>
+              <w:rPr>
+                <w:rFonts w:ascii="Times New Roman" w:hAnsi="Times New Roman" w:cs="Times New Roman"/>
+                <w:lang w:val="ru-RU"/>
+              </w:rPr>
+            </w:pPr>
+            <w:r>
+              <w:rPr>
+                <w:rFonts w:ascii="Times New Roman" w:hAnsi="Times New Roman" w:cs="Times New Roman"/>
+              </w:rPr>
+              <w:t xml:space="preserve">    parent</w:t>
+            </w:r>
+            <w:r>
+              <w:rPr>
+                <w:rFonts w:ascii="Times New Roman" w:hAnsi="Times New Roman" w:cs="Times New Roman"/>
+                <w:lang w:val="ru-RU"/>
+              </w:rPr>
               <w:t>_</w:t>
             </w:r>
-            <w:proofErr w:type="gramStart"/>
-            <w:r>
-              <w:rPr>
-                <w:rFonts w:ascii="Times New Roman" w:hAnsi="Times New Roman" w:cs="Times New Roman"/>
-              </w:rPr>
-              <w:t>sibling</w:t>
+            <w:r>
+              <w:rPr>
+                <w:rFonts w:ascii="Times New Roman" w:hAnsi="Times New Roman" w:cs="Times New Roman"/>
+              </w:rPr>
+              <w:t>of</w:t>
             </w:r>
             <w:r>
               <w:rPr>
@@ -4542,491 +4252,6 @@
               </w:rPr>
               <w:t>(</w:t>
             </w:r>
-            <w:proofErr w:type="gramEnd"/>
-            <w:r>
-              <w:rPr>
-                <w:rFonts w:ascii="Times New Roman" w:hAnsi="Times New Roman" w:cs="Times New Roman"/>
-              </w:rPr>
-              <w:t>X</w:t>
-            </w:r>
-            <w:r>
-              <w:rPr>
-                <w:rFonts w:ascii="Times New Roman" w:hAnsi="Times New Roman" w:cs="Times New Roman"/>
-                <w:lang w:val="ru-RU"/>
-              </w:rPr>
-              <w:t xml:space="preserve">, </w:t>
-            </w:r>
-            <w:r>
-              <w:rPr>
-                <w:rFonts w:ascii="Times New Roman" w:hAnsi="Times New Roman" w:cs="Times New Roman"/>
-              </w:rPr>
-              <w:t>Y</w:t>
-            </w:r>
-            <w:proofErr w:type="gramStart"/>
-            <w:r>
-              <w:rPr>
-                <w:rFonts w:ascii="Times New Roman" w:hAnsi="Times New Roman" w:cs="Times New Roman"/>
-                <w:lang w:val="ru-RU"/>
-              </w:rPr>
-              <w:t>) :</w:t>
-            </w:r>
-            <w:proofErr w:type="gramEnd"/>
-            <w:r>
-              <w:rPr>
-                <w:rFonts w:ascii="Times New Roman" w:hAnsi="Times New Roman" w:cs="Times New Roman"/>
-                <w:lang w:val="ru-RU"/>
-              </w:rPr>
-              <w:t>-</w:t>
-            </w:r>
-          </w:p>
-          <w:p>
-            <w:pPr>
-              <w:spacing w:after="0" w:line="240" w:lineRule="auto"/>
-              <w:ind w:left="330"/>
-              <w:rPr>
-                <w:rFonts w:ascii="Times New Roman" w:hAnsi="Times New Roman" w:cs="Times New Roman"/>
-              </w:rPr>
-            </w:pPr>
-            <w:r>
-              <w:rPr>
-                <w:rFonts w:ascii="Times New Roman" w:hAnsi="Times New Roman" w:cs="Times New Roman"/>
-                <w:lang w:val="ru-RU"/>
-              </w:rPr>
-              <w:t xml:space="preserve">    </w:t>
-            </w:r>
-            <w:r>
-              <w:rPr>
-                <w:rFonts w:ascii="Times New Roman" w:hAnsi="Times New Roman" w:cs="Times New Roman"/>
-              </w:rPr>
-              <w:t>X</w:t>
-            </w:r>
-            <w:r>
-              <w:rPr>
-                <w:rFonts w:ascii="Times New Roman" w:hAnsi="Times New Roman" w:cs="Times New Roman"/>
-              </w:rPr>
-              <w:t xml:space="preserve"> \= </w:t>
-            </w:r>
-            <w:r>
-              <w:rPr>
-                <w:rFonts w:ascii="Times New Roman" w:hAnsi="Times New Roman" w:cs="Times New Roman"/>
-              </w:rPr>
-              <w:t>Y</w:t>
-            </w:r>
-            <w:r>
-              <w:rPr>
-                <w:rFonts w:ascii="Times New Roman" w:hAnsi="Times New Roman" w:cs="Times New Roman"/>
-              </w:rPr>
-              <w:t>,</w:t>
-            </w:r>
-          </w:p>
-          <w:p>
-            <w:pPr>
-              <w:spacing w:after="0" w:line="240" w:lineRule="auto"/>
-              <w:ind w:left="330"/>
-              <w:rPr>
-                <w:rFonts w:ascii="Times New Roman" w:hAnsi="Times New Roman" w:cs="Times New Roman"/>
-              </w:rPr>
-            </w:pPr>
-            <w:r>
-              <w:rPr>
-                <w:rFonts w:ascii="Times New Roman" w:hAnsi="Times New Roman" w:cs="Times New Roman"/>
-              </w:rPr>
-              <w:t xml:space="preserve">    </w:t>
-            </w:r>
-            <w:r>
-              <w:rPr>
-                <w:rFonts w:ascii="Times New Roman" w:hAnsi="Times New Roman" w:cs="Times New Roman"/>
-              </w:rPr>
-              <w:t>(</w:t>
-            </w:r>
-          </w:p>
-          <w:p>
-            <w:pPr>
-              <w:spacing w:after="0" w:line="240" w:lineRule="auto"/>
-              <w:ind w:left="330"/>
-              <w:rPr>
-                <w:rFonts w:ascii="Times New Roman" w:hAnsi="Times New Roman" w:cs="Times New Roman"/>
-              </w:rPr>
-            </w:pPr>
-            <w:r>
-              <w:rPr>
-                <w:rFonts w:ascii="Times New Roman" w:hAnsi="Times New Roman" w:cs="Times New Roman"/>
-              </w:rPr>
-              <w:t xml:space="preserve">        (</w:t>
-            </w:r>
-            <w:proofErr w:type="gramStart"/>
-            <w:r>
-              <w:rPr>
-                <w:rFonts w:ascii="Times New Roman" w:hAnsi="Times New Roman" w:cs="Times New Roman"/>
-              </w:rPr>
-              <w:t>mother(</w:t>
-            </w:r>
-            <w:proofErr w:type="gramEnd"/>
-            <w:r>
-              <w:rPr>
-                <w:rFonts w:ascii="Times New Roman" w:hAnsi="Times New Roman" w:cs="Times New Roman"/>
-              </w:rPr>
-              <w:t xml:space="preserve">M, X), </w:t>
-            </w:r>
-            <w:proofErr w:type="gramStart"/>
-            <w:r>
-              <w:rPr>
-                <w:rFonts w:ascii="Times New Roman" w:hAnsi="Times New Roman" w:cs="Times New Roman"/>
-              </w:rPr>
-              <w:t>mother(</w:t>
-            </w:r>
-            <w:proofErr w:type="gramEnd"/>
-            <w:r>
-              <w:rPr>
-                <w:rFonts w:ascii="Times New Roman" w:hAnsi="Times New Roman" w:cs="Times New Roman"/>
-              </w:rPr>
-              <w:t xml:space="preserve">M, Y), \+ </w:t>
-            </w:r>
-            <w:proofErr w:type="spellStart"/>
-            <w:r>
-              <w:rPr>
-                <w:rFonts w:ascii="Times New Roman" w:hAnsi="Times New Roman" w:cs="Times New Roman"/>
-              </w:rPr>
-              <w:t>full_</w:t>
-            </w:r>
-            <w:proofErr w:type="gramStart"/>
-            <w:r>
-              <w:rPr>
-                <w:rFonts w:ascii="Times New Roman" w:hAnsi="Times New Roman" w:cs="Times New Roman"/>
-              </w:rPr>
-              <w:t>sibling</w:t>
-            </w:r>
-            <w:proofErr w:type="spellEnd"/>
-            <w:r>
-              <w:rPr>
-                <w:rFonts w:ascii="Times New Roman" w:hAnsi="Times New Roman" w:cs="Times New Roman"/>
-              </w:rPr>
-              <w:t>(</w:t>
-            </w:r>
-            <w:proofErr w:type="gramEnd"/>
-            <w:r>
-              <w:rPr>
-                <w:rFonts w:ascii="Times New Roman" w:hAnsi="Times New Roman" w:cs="Times New Roman"/>
-              </w:rPr>
-              <w:t>X, Y))</w:t>
-            </w:r>
-          </w:p>
-          <w:p>
-            <w:pPr>
-              <w:spacing w:after="0" w:line="240" w:lineRule="auto"/>
-              <w:ind w:left="330"/>
-              <w:rPr>
-                <w:rFonts w:ascii="Times New Roman" w:hAnsi="Times New Roman" w:cs="Times New Roman"/>
-              </w:rPr>
-            </w:pPr>
-            <w:r>
-              <w:rPr>
-                <w:rFonts w:ascii="Times New Roman" w:hAnsi="Times New Roman" w:cs="Times New Roman"/>
-              </w:rPr>
-              <w:t xml:space="preserve">        ;</w:t>
-            </w:r>
-          </w:p>
-          <w:p>
-            <w:pPr>
-              <w:spacing w:after="0" w:line="240" w:lineRule="auto"/>
-              <w:ind w:left="330"/>
-              <w:rPr>
-                <w:rFonts w:ascii="Times New Roman" w:hAnsi="Times New Roman" w:cs="Times New Roman"/>
-              </w:rPr>
-            </w:pPr>
-            <w:r>
-              <w:rPr>
-                <w:rFonts w:ascii="Times New Roman" w:hAnsi="Times New Roman" w:cs="Times New Roman"/>
-              </w:rPr>
-              <w:t xml:space="preserve">        (</w:t>
-            </w:r>
-            <w:proofErr w:type="gramStart"/>
-            <w:r>
-              <w:rPr>
-                <w:rFonts w:ascii="Times New Roman" w:hAnsi="Times New Roman" w:cs="Times New Roman"/>
-              </w:rPr>
-              <w:t>father(</w:t>
-            </w:r>
-            <w:proofErr w:type="gramEnd"/>
-            <w:r>
-              <w:rPr>
-                <w:rFonts w:ascii="Times New Roman" w:hAnsi="Times New Roman" w:cs="Times New Roman"/>
-              </w:rPr>
-              <w:t xml:space="preserve">F, X), </w:t>
-            </w:r>
-            <w:proofErr w:type="gramStart"/>
-            <w:r>
-              <w:rPr>
-                <w:rFonts w:ascii="Times New Roman" w:hAnsi="Times New Roman" w:cs="Times New Roman"/>
-              </w:rPr>
-              <w:t>father(</w:t>
-            </w:r>
-            <w:proofErr w:type="gramEnd"/>
-            <w:r>
-              <w:rPr>
-                <w:rFonts w:ascii="Times New Roman" w:hAnsi="Times New Roman" w:cs="Times New Roman"/>
-              </w:rPr>
-              <w:t xml:space="preserve">F, Y), \+ </w:t>
-            </w:r>
-            <w:proofErr w:type="spellStart"/>
-            <w:r>
-              <w:rPr>
-                <w:rFonts w:ascii="Times New Roman" w:hAnsi="Times New Roman" w:cs="Times New Roman"/>
-              </w:rPr>
-              <w:t>full_</w:t>
-            </w:r>
-            <w:proofErr w:type="gramStart"/>
-            <w:r>
-              <w:rPr>
-                <w:rFonts w:ascii="Times New Roman" w:hAnsi="Times New Roman" w:cs="Times New Roman"/>
-              </w:rPr>
-              <w:t>sibling</w:t>
-            </w:r>
-            <w:proofErr w:type="spellEnd"/>
-            <w:r>
-              <w:rPr>
-                <w:rFonts w:ascii="Times New Roman" w:hAnsi="Times New Roman" w:cs="Times New Roman"/>
-              </w:rPr>
-              <w:t>(</w:t>
-            </w:r>
-            <w:proofErr w:type="gramEnd"/>
-            <w:r>
-              <w:rPr>
-                <w:rFonts w:ascii="Times New Roman" w:hAnsi="Times New Roman" w:cs="Times New Roman"/>
-              </w:rPr>
-              <w:t>X, Y))</w:t>
-            </w:r>
-          </w:p>
-          <w:p>
-            <w:pPr>
-              <w:spacing w:after="0" w:line="240" w:lineRule="auto"/>
-              <w:ind w:left="330"/>
-              <w:rPr>
-                <w:rFonts w:ascii="Times New Roman" w:hAnsi="Times New Roman" w:cs="Times New Roman"/>
-                <w:lang w:val="ru-RU"/>
-              </w:rPr>
-            </w:pPr>
-            <w:r>
-              <w:rPr>
-                <w:rFonts w:ascii="Times New Roman" w:hAnsi="Times New Roman" w:cs="Times New Roman"/>
-              </w:rPr>
-              <w:t xml:space="preserve">    </w:t>
-            </w:r>
-            <w:r>
-              <w:rPr>
-                <w:rFonts w:ascii="Times New Roman" w:hAnsi="Times New Roman" w:cs="Times New Roman"/>
-                <w:lang w:val="ru-RU"/>
-              </w:rPr>
-              <w:t>).</w:t>
-            </w:r>
-          </w:p>
-          <w:p>
-            <w:pPr>
-              <w:spacing w:after="0" w:line="240" w:lineRule="auto"/>
-              <w:ind w:left="330"/>
-              <w:rPr>
-                <w:rFonts w:ascii="Times New Roman" w:hAnsi="Times New Roman" w:cs="Times New Roman"/>
-                <w:lang w:val="ru-RU"/>
-              </w:rPr>
-            </w:pPr>
-          </w:p>
-          <w:p>
-            <w:pPr>
-              <w:spacing w:after="0" w:line="240" w:lineRule="auto"/>
-              <w:ind w:left="330"/>
-              <w:rPr>
-                <w:rFonts w:ascii="Times New Roman" w:hAnsi="Times New Roman" w:cs="Times New Roman"/>
-                <w:lang w:val="ru-RU"/>
-              </w:rPr>
-            </w:pPr>
-            <w:r>
-              <w:rPr>
-                <w:rFonts w:ascii="Times New Roman" w:hAnsi="Times New Roman" w:cs="Times New Roman"/>
-                <w:lang w:val="ru-RU"/>
-              </w:rPr>
-              <w:t>% хотя бы 1 общий родитель</w:t>
-            </w:r>
-          </w:p>
-          <w:p>
-            <w:pPr>
-              <w:spacing w:after="0" w:line="240" w:lineRule="auto"/>
-              <w:ind w:left="330"/>
-              <w:rPr>
-                <w:rFonts w:ascii="Times New Roman" w:hAnsi="Times New Roman" w:cs="Times New Roman"/>
-                <w:lang w:val="ru-RU"/>
-              </w:rPr>
-            </w:pPr>
-            <w:proofErr w:type="gramStart"/>
-            <w:r>
-              <w:rPr>
-                <w:rFonts w:ascii="Times New Roman" w:hAnsi="Times New Roman" w:cs="Times New Roman"/>
-              </w:rPr>
-              <w:t>sibling</w:t>
-            </w:r>
-            <w:r>
-              <w:rPr>
-                <w:rFonts w:ascii="Times New Roman" w:hAnsi="Times New Roman" w:cs="Times New Roman"/>
-                <w:lang w:val="ru-RU"/>
-              </w:rPr>
-              <w:t>(</w:t>
-            </w:r>
-            <w:proofErr w:type="gramEnd"/>
-            <w:r>
-              <w:rPr>
-                <w:rFonts w:ascii="Times New Roman" w:hAnsi="Times New Roman" w:cs="Times New Roman"/>
-              </w:rPr>
-              <w:t>X</w:t>
-            </w:r>
-            <w:r>
-              <w:rPr>
-                <w:rFonts w:ascii="Times New Roman" w:hAnsi="Times New Roman" w:cs="Times New Roman"/>
-                <w:lang w:val="ru-RU"/>
-              </w:rPr>
-              <w:t xml:space="preserve">, </w:t>
-            </w:r>
-            <w:r>
-              <w:rPr>
-                <w:rFonts w:ascii="Times New Roman" w:hAnsi="Times New Roman" w:cs="Times New Roman"/>
-              </w:rPr>
-              <w:t>Y</w:t>
-            </w:r>
-            <w:proofErr w:type="gramStart"/>
-            <w:r>
-              <w:rPr>
-                <w:rFonts w:ascii="Times New Roman" w:hAnsi="Times New Roman" w:cs="Times New Roman"/>
-                <w:lang w:val="ru-RU"/>
-              </w:rPr>
-              <w:t>) :</w:t>
-            </w:r>
-            <w:proofErr w:type="gramEnd"/>
-            <w:r>
-              <w:rPr>
-                <w:rFonts w:ascii="Times New Roman" w:hAnsi="Times New Roman" w:cs="Times New Roman"/>
-                <w:lang w:val="ru-RU"/>
-              </w:rPr>
-              <w:t>-</w:t>
-            </w:r>
-          </w:p>
-          <w:p>
-            <w:pPr>
-              <w:spacing w:after="0" w:line="240" w:lineRule="auto"/>
-              <w:ind w:left="330"/>
-              <w:rPr>
-                <w:rFonts w:ascii="Times New Roman" w:hAnsi="Times New Roman" w:cs="Times New Roman"/>
-              </w:rPr>
-            </w:pPr>
-            <w:r>
-              <w:rPr>
-                <w:rFonts w:ascii="Times New Roman" w:hAnsi="Times New Roman" w:cs="Times New Roman"/>
-                <w:lang w:val="ru-RU"/>
-              </w:rPr>
-              <w:t xml:space="preserve">    </w:t>
-            </w:r>
-            <w:r>
-              <w:rPr>
-                <w:rFonts w:ascii="Times New Roman" w:hAnsi="Times New Roman" w:cs="Times New Roman"/>
-              </w:rPr>
-              <w:t>X</w:t>
-            </w:r>
-            <w:r>
-              <w:rPr>
-                <w:rFonts w:ascii="Times New Roman" w:hAnsi="Times New Roman" w:cs="Times New Roman"/>
-              </w:rPr>
-              <w:t xml:space="preserve"> \= </w:t>
-            </w:r>
-            <w:r>
-              <w:rPr>
-                <w:rFonts w:ascii="Times New Roman" w:hAnsi="Times New Roman" w:cs="Times New Roman"/>
-              </w:rPr>
-              <w:t>Y</w:t>
-            </w:r>
-            <w:r>
-              <w:rPr>
-                <w:rFonts w:ascii="Times New Roman" w:hAnsi="Times New Roman" w:cs="Times New Roman"/>
-              </w:rPr>
-              <w:t>,</w:t>
-            </w:r>
-          </w:p>
-          <w:p>
-            <w:pPr>
-              <w:spacing w:after="0" w:line="240" w:lineRule="auto"/>
-              <w:ind w:left="330"/>
-              <w:rPr>
-                <w:rFonts w:ascii="Times New Roman" w:hAnsi="Times New Roman" w:cs="Times New Roman"/>
-              </w:rPr>
-            </w:pPr>
-            <w:r>
-              <w:rPr>
-                <w:rFonts w:ascii="Times New Roman" w:hAnsi="Times New Roman" w:cs="Times New Roman"/>
-              </w:rPr>
-              <w:t xml:space="preserve">    </w:t>
-            </w:r>
-            <w:proofErr w:type="spellStart"/>
-            <w:r>
-              <w:rPr>
-                <w:rFonts w:ascii="Times New Roman" w:hAnsi="Times New Roman" w:cs="Times New Roman"/>
-              </w:rPr>
-              <w:t>parent_</w:t>
-            </w:r>
-            <w:proofErr w:type="gramStart"/>
-            <w:r>
-              <w:rPr>
-                <w:rFonts w:ascii="Times New Roman" w:hAnsi="Times New Roman" w:cs="Times New Roman"/>
-              </w:rPr>
-              <w:t>of</w:t>
-            </w:r>
-            <w:proofErr w:type="spellEnd"/>
-            <w:r>
-              <w:rPr>
-                <w:rFonts w:ascii="Times New Roman" w:hAnsi="Times New Roman" w:cs="Times New Roman"/>
-              </w:rPr>
-              <w:t>(</w:t>
-            </w:r>
-            <w:proofErr w:type="gramEnd"/>
-            <w:r>
-              <w:rPr>
-                <w:rFonts w:ascii="Times New Roman" w:hAnsi="Times New Roman" w:cs="Times New Roman"/>
-              </w:rPr>
-              <w:t>P, X),</w:t>
-            </w:r>
-          </w:p>
-          <w:p>
-            <w:pPr>
-              <w:spacing w:after="0" w:line="240" w:lineRule="auto"/>
-              <w:ind w:left="330"/>
-              <w:rPr>
-                <w:rFonts w:ascii="Times New Roman" w:hAnsi="Times New Roman" w:cs="Times New Roman"/>
-                <w:lang w:val="ru-RU"/>
-              </w:rPr>
-            </w:pPr>
-            <w:r>
-              <w:rPr>
-                <w:rFonts w:ascii="Times New Roman" w:hAnsi="Times New Roman" w:cs="Times New Roman"/>
-              </w:rPr>
-              <w:t xml:space="preserve">    parent</w:t>
-            </w:r>
-            <w:r>
-              <w:rPr>
-                <w:rFonts w:ascii="Times New Roman" w:hAnsi="Times New Roman" w:cs="Times New Roman"/>
-                <w:lang w:val="ru-RU"/>
-              </w:rPr>
-              <w:t>_</w:t>
-            </w:r>
-            <w:proofErr w:type="gramStart"/>
-            <w:r>
-              <w:rPr>
-                <w:rFonts w:ascii="Times New Roman" w:hAnsi="Times New Roman" w:cs="Times New Roman"/>
-              </w:rPr>
-              <w:t>of</w:t>
-            </w:r>
-            <w:r>
-              <w:rPr>
-                <w:rFonts w:ascii="Times New Roman" w:hAnsi="Times New Roman" w:cs="Times New Roman"/>
-                <w:lang w:val="ru-RU"/>
-              </w:rPr>
-              <w:t>(</w:t>
-            </w:r>
-            <w:proofErr w:type="gramEnd"/>
             <w:r>
               <w:rPr>
                 <w:rFonts w:ascii="Times New Roman" w:hAnsi="Times New Roman" w:cs="Times New Roman"/>
@@ -5111,7 +4336,6 @@
                 <w:rFonts w:ascii="Times New Roman" w:hAnsi="Times New Roman" w:cs="Times New Roman"/>
               </w:rPr>
             </w:pPr>
-            <w:proofErr w:type="gramStart"/>
             <w:r>
               <w:rPr>
                 <w:rFonts w:ascii="Times New Roman" w:hAnsi="Times New Roman" w:cs="Times New Roman"/>
@@ -5124,7 +4348,6 @@
               </w:rPr>
               <w:t>(</w:t>
             </w:r>
-            <w:proofErr w:type="gramEnd"/>
             <w:r>
               <w:rPr>
                 <w:rFonts w:ascii="Times New Roman" w:hAnsi="Times New Roman" w:cs="Times New Roman"/>
@@ -5143,14 +4366,12 @@
               </w:rPr>
               <w:t>Y</w:t>
             </w:r>
-            <w:proofErr w:type="gramStart"/>
             <w:r>
               <w:rPr>
                 <w:rFonts w:ascii="Times New Roman" w:hAnsi="Times New Roman" w:cs="Times New Roman"/>
               </w:rPr>
               <w:t>):-</w:t>
             </w:r>
-            <w:proofErr w:type="gramEnd"/>
           </w:p>
           <w:p>
             <w:pPr>
@@ -5202,12 +4423,6 @@
                 <w:rFonts w:ascii="Times New Roman" w:hAnsi="Times New Roman" w:cs="Times New Roman"/>
               </w:rPr>
               <w:tab/>
-            </w:r>
-            <w:proofErr w:type="spellStart"/>
-            <w:r>
-              <w:rPr>
-                <w:rFonts w:ascii="Times New Roman" w:hAnsi="Times New Roman" w:cs="Times New Roman"/>
-              </w:rPr>
               <w:t>full</w:t>
             </w:r>
             <w:r>
@@ -5216,21 +4431,18 @@
               </w:rPr>
               <w:t>_</w:t>
             </w:r>
-            <w:proofErr w:type="gramStart"/>
             <w:r>
               <w:rPr>
                 <w:rFonts w:ascii="Times New Roman" w:hAnsi="Times New Roman" w:cs="Times New Roman"/>
               </w:rPr>
               <w:t>sibling</w:t>
             </w:r>
-            <w:proofErr w:type="spellEnd"/>
             <w:r>
               <w:rPr>
                 <w:rFonts w:ascii="Times New Roman" w:hAnsi="Times New Roman" w:cs="Times New Roman"/>
               </w:rPr>
               <w:t>(</w:t>
             </w:r>
-            <w:proofErr w:type="gramEnd"/>
             <w:r>
               <w:rPr>
                 <w:rFonts w:ascii="Times New Roman" w:hAnsi="Times New Roman" w:cs="Times New Roman"/>
@@ -5291,7 +4503,6 @@
                 <w:lang w:val="ru-RU"/>
               </w:rPr>
             </w:pPr>
-            <w:proofErr w:type="gramStart"/>
             <w:r>
               <w:rPr>
                 <w:rFonts w:ascii="Times New Roman" w:hAnsi="Times New Roman" w:cs="Times New Roman"/>
@@ -5305,7 +4516,6 @@
               </w:rPr>
               <w:t>(</w:t>
             </w:r>
-            <w:proofErr w:type="gramEnd"/>
             <w:r>
               <w:rPr>
                 <w:rFonts w:ascii="Times New Roman" w:hAnsi="Times New Roman" w:cs="Times New Roman"/>
@@ -5325,7 +4535,6 @@
               </w:rPr>
               <w:t>Y</w:t>
             </w:r>
-            <w:proofErr w:type="gramStart"/>
             <w:r>
               <w:rPr>
                 <w:rFonts w:ascii="Times New Roman" w:hAnsi="Times New Roman" w:cs="Times New Roman"/>
@@ -5333,7 +4542,6 @@
               </w:rPr>
               <w:t>):-</w:t>
             </w:r>
-            <w:proofErr w:type="gramEnd"/>
           </w:p>
           <w:p>
             <w:pPr>
@@ -5405,7 +4613,6 @@
               </w:rPr>
               <w:tab/>
             </w:r>
-            <w:proofErr w:type="spellStart"/>
             <w:r>
               <w:rPr>
                 <w:rFonts w:ascii="Times New Roman" w:hAnsi="Times New Roman" w:cs="Times New Roman"/>
@@ -5418,21 +4625,18 @@
               </w:rPr>
               <w:t>_</w:t>
             </w:r>
-            <w:proofErr w:type="gramStart"/>
             <w:r>
               <w:rPr>
                 <w:rFonts w:ascii="Times New Roman" w:hAnsi="Times New Roman" w:cs="Times New Roman"/>
               </w:rPr>
               <w:t>sibling</w:t>
             </w:r>
-            <w:proofErr w:type="spellEnd"/>
             <w:r>
               <w:rPr>
                 <w:rFonts w:ascii="Times New Roman" w:hAnsi="Times New Roman" w:cs="Times New Roman"/>
               </w:rPr>
               <w:t>(</w:t>
             </w:r>
-            <w:proofErr w:type="gramEnd"/>
             <w:r>
               <w:rPr>
                 <w:rFonts w:ascii="Times New Roman" w:hAnsi="Times New Roman" w:cs="Times New Roman"/>
@@ -5542,42 +4746,281 @@
                 <w:rFonts w:ascii="Times New Roman" w:hAnsi="Times New Roman" w:cs="Times New Roman"/>
               </w:rPr>
             </w:pPr>
-            <w:proofErr w:type="spellStart"/>
-            <w:r>
-              <w:rPr>
-                <w:rFonts w:ascii="Times New Roman" w:hAnsi="Times New Roman" w:cs="Times New Roman"/>
-              </w:rPr>
-              <w:t>is_</w:t>
-            </w:r>
-            <w:proofErr w:type="gramStart"/>
-            <w:r>
-              <w:rPr>
-                <w:rFonts w:ascii="Times New Roman" w:hAnsi="Times New Roman" w:cs="Times New Roman"/>
-              </w:rPr>
-              <w:t>married</w:t>
-            </w:r>
-            <w:proofErr w:type="spellEnd"/>
-            <w:r>
-              <w:rPr>
-                <w:rFonts w:ascii="Times New Roman" w:hAnsi="Times New Roman" w:cs="Times New Roman"/>
+            <w:r>
+              <w:rPr>
+                <w:rFonts w:ascii="Times New Roman" w:hAnsi="Times New Roman" w:cs="Times New Roman"/>
+              </w:rPr>
+              <w:t>is_married(Wife, Husband):-</w:t>
+            </w:r>
+          </w:p>
+          <w:p>
+            <w:pPr>
+              <w:spacing w:after="0" w:line="240" w:lineRule="auto"/>
+              <w:ind w:left="330"/>
+              <w:rPr>
+                <w:rFonts w:ascii="Times New Roman" w:hAnsi="Times New Roman" w:cs="Times New Roman"/>
+              </w:rPr>
+            </w:pPr>
+            <w:r>
+              <w:rPr>
+                <w:rFonts w:ascii="Times New Roman" w:hAnsi="Times New Roman" w:cs="Times New Roman"/>
+              </w:rPr>
+              <w:tab/>
+              <w:t>married(Wife, Husband, _) ; married(Husband, Wife, _),</w:t>
+            </w:r>
+          </w:p>
+          <w:p>
+            <w:pPr>
+              <w:spacing w:after="0" w:line="240" w:lineRule="auto"/>
+              <w:ind w:left="330"/>
+              <w:rPr>
+                <w:rFonts w:ascii="Times New Roman" w:hAnsi="Times New Roman" w:cs="Times New Roman"/>
+              </w:rPr>
+            </w:pPr>
+            <w:r>
+              <w:rPr>
+                <w:rFonts w:ascii="Times New Roman" w:hAnsi="Times New Roman" w:cs="Times New Roman"/>
+              </w:rPr>
+              <w:tab/>
+              <w:t>\+ divorced(Wife, Husband, _) ; \+ divorced(Husband, Wife, _).</w:t>
+            </w:r>
+          </w:p>
+          <w:p>
+            <w:pPr>
+              <w:spacing w:after="0" w:line="240" w:lineRule="auto"/>
+              <w:ind w:left="330"/>
+              <w:rPr>
+                <w:rFonts w:ascii="Times New Roman" w:hAnsi="Times New Roman" w:cs="Times New Roman"/>
+              </w:rPr>
+            </w:pPr>
+          </w:p>
+          <w:p>
+            <w:pPr>
+              <w:spacing w:after="0" w:line="240" w:lineRule="auto"/>
+              <w:ind w:left="330"/>
+              <w:rPr>
+                <w:rFonts w:ascii="Times New Roman" w:hAnsi="Times New Roman" w:cs="Times New Roman"/>
+              </w:rPr>
+            </w:pPr>
+            <w:r>
+              <w:rPr>
+                <w:rFonts w:ascii="Times New Roman" w:hAnsi="Times New Roman" w:cs="Times New Roman"/>
+              </w:rPr>
+              <w:t>% найти мужа</w:t>
+            </w:r>
+          </w:p>
+          <w:p>
+            <w:pPr>
+              <w:spacing w:after="0" w:line="240" w:lineRule="auto"/>
+              <w:ind w:left="330"/>
+              <w:rPr>
+                <w:rFonts w:ascii="Times New Roman" w:hAnsi="Times New Roman" w:cs="Times New Roman"/>
+              </w:rPr>
+            </w:pPr>
+            <w:r>
+              <w:rPr>
+                <w:rFonts w:ascii="Times New Roman" w:hAnsi="Times New Roman" w:cs="Times New Roman"/>
+              </w:rPr>
+              <w:t>husband(Wife, Husband):-</w:t>
+            </w:r>
+          </w:p>
+          <w:p>
+            <w:pPr>
+              <w:spacing w:after="0" w:line="240" w:lineRule="auto"/>
+              <w:ind w:left="330"/>
+              <w:rPr>
+                <w:rFonts w:ascii="Times New Roman" w:hAnsi="Times New Roman" w:cs="Times New Roman"/>
+              </w:rPr>
+            </w:pPr>
+            <w:r>
+              <w:rPr>
+                <w:rFonts w:ascii="Times New Roman" w:hAnsi="Times New Roman" w:cs="Times New Roman"/>
+              </w:rPr>
+              <w:tab/>
+              <w:t>female(Wife),</w:t>
+            </w:r>
+          </w:p>
+          <w:p>
+            <w:pPr>
+              <w:spacing w:after="0" w:line="240" w:lineRule="auto"/>
+              <w:ind w:left="330"/>
+              <w:rPr>
+                <w:rFonts w:ascii="Times New Roman" w:hAnsi="Times New Roman" w:cs="Times New Roman"/>
+              </w:rPr>
+            </w:pPr>
+            <w:r>
+              <w:rPr>
+                <w:rFonts w:ascii="Times New Roman" w:hAnsi="Times New Roman" w:cs="Times New Roman"/>
+              </w:rPr>
+              <w:tab/>
+              <w:t>is_married(Wife, Husband),</w:t>
+            </w:r>
+          </w:p>
+          <w:p>
+            <w:pPr>
+              <w:spacing w:after="0" w:line="240" w:lineRule="auto"/>
+              <w:ind w:left="330"/>
+              <w:rPr>
+                <w:rFonts w:ascii="Times New Roman" w:hAnsi="Times New Roman" w:cs="Times New Roman"/>
+              </w:rPr>
+            </w:pPr>
+            <w:r>
+              <w:rPr>
+                <w:rFonts w:ascii="Times New Roman" w:hAnsi="Times New Roman" w:cs="Times New Roman"/>
+              </w:rPr>
+              <w:tab/>
+              <w:t>male(Husband).</w:t>
+            </w:r>
+          </w:p>
+          <w:p>
+            <w:pPr>
+              <w:spacing w:after="0" w:line="240" w:lineRule="auto"/>
+              <w:ind w:left="330"/>
+              <w:rPr>
+                <w:rFonts w:ascii="Times New Roman" w:hAnsi="Times New Roman" w:cs="Times New Roman"/>
+              </w:rPr>
+            </w:pPr>
+          </w:p>
+          <w:p>
+            <w:pPr>
+              <w:spacing w:after="0" w:line="240" w:lineRule="auto"/>
+              <w:ind w:left="330"/>
+              <w:rPr>
+                <w:rFonts w:ascii="Times New Roman" w:hAnsi="Times New Roman" w:cs="Times New Roman"/>
+              </w:rPr>
+            </w:pPr>
+            <w:r>
+              <w:rPr>
+                <w:rFonts w:ascii="Times New Roman" w:hAnsi="Times New Roman" w:cs="Times New Roman"/>
+              </w:rPr>
+              <w:t>% найти жену</w:t>
+            </w:r>
+          </w:p>
+          <w:p>
+            <w:pPr>
+              <w:spacing w:after="0" w:line="240" w:lineRule="auto"/>
+              <w:ind w:left="330"/>
+              <w:rPr>
+                <w:rFonts w:ascii="Times New Roman" w:hAnsi="Times New Roman" w:cs="Times New Roman"/>
+              </w:rPr>
+            </w:pPr>
+            <w:r>
+              <w:rPr>
+                <w:rFonts w:ascii="Times New Roman" w:hAnsi="Times New Roman" w:cs="Times New Roman"/>
+              </w:rPr>
+              <w:t>wife(Husband, Wife):-</w:t>
+            </w:r>
+          </w:p>
+          <w:p>
+            <w:pPr>
+              <w:spacing w:after="0" w:line="240" w:lineRule="auto"/>
+              <w:ind w:left="330"/>
+              <w:rPr>
+                <w:rFonts w:ascii="Times New Roman" w:hAnsi="Times New Roman" w:cs="Times New Roman"/>
+              </w:rPr>
+            </w:pPr>
+            <w:r>
+              <w:rPr>
+                <w:rFonts w:ascii="Times New Roman" w:hAnsi="Times New Roman" w:cs="Times New Roman"/>
+              </w:rPr>
+              <w:tab/>
+              <w:t>male(Husband),</w:t>
+            </w:r>
+          </w:p>
+          <w:p>
+            <w:pPr>
+              <w:spacing w:after="0" w:line="240" w:lineRule="auto"/>
+              <w:ind w:left="330"/>
+              <w:rPr>
+                <w:rFonts w:ascii="Times New Roman" w:hAnsi="Times New Roman" w:cs="Times New Roman"/>
+              </w:rPr>
+            </w:pPr>
+            <w:r>
+              <w:rPr>
+                <w:rFonts w:ascii="Times New Roman" w:hAnsi="Times New Roman" w:cs="Times New Roman"/>
+              </w:rPr>
+              <w:tab/>
+              <w:t>is_married(Husband, Wife),</w:t>
+            </w:r>
+          </w:p>
+          <w:p>
+            <w:pPr>
+              <w:spacing w:after="0" w:line="240" w:lineRule="auto"/>
+              <w:ind w:left="330"/>
+              <w:rPr>
+                <w:rFonts w:ascii="Times New Roman" w:hAnsi="Times New Roman" w:cs="Times New Roman"/>
+                <w:lang w:val="ru-RU"/>
+              </w:rPr>
+            </w:pPr>
+            <w:r>
+              <w:rPr>
+                <w:rFonts w:ascii="Times New Roman" w:hAnsi="Times New Roman" w:cs="Times New Roman"/>
+              </w:rPr>
+              <w:tab/>
+              <w:t>female</w:t>
+            </w:r>
+            <w:r>
+              <w:rPr>
+                <w:rFonts w:ascii="Times New Roman" w:hAnsi="Times New Roman" w:cs="Times New Roman"/>
+                <w:lang w:val="ru-RU"/>
               </w:rPr>
               <w:t>(</w:t>
             </w:r>
-            <w:proofErr w:type="gramEnd"/>
-            <w:r>
-              <w:rPr>
-                <w:rFonts w:ascii="Times New Roman" w:hAnsi="Times New Roman" w:cs="Times New Roman"/>
-              </w:rPr>
-              <w:t>Wife, Husband</w:t>
-            </w:r>
-            <w:proofErr w:type="gramStart"/>
-            <w:r>
-              <w:rPr>
-                <w:rFonts w:ascii="Times New Roman" w:hAnsi="Times New Roman" w:cs="Times New Roman"/>
-              </w:rPr>
-              <w:t>):-</w:t>
-            </w:r>
-            <w:proofErr w:type="gramEnd"/>
+            <w:r>
+              <w:rPr>
+                <w:rFonts w:ascii="Times New Roman" w:hAnsi="Times New Roman" w:cs="Times New Roman"/>
+              </w:rPr>
+              <w:t>Wife</w:t>
+            </w:r>
+            <w:r>
+              <w:rPr>
+                <w:rFonts w:ascii="Times New Roman" w:hAnsi="Times New Roman" w:cs="Times New Roman"/>
+                <w:lang w:val="ru-RU"/>
+              </w:rPr>
+              <w:t>).</w:t>
+            </w:r>
+          </w:p>
+          <w:p>
+            <w:pPr>
+              <w:spacing w:after="0" w:line="240" w:lineRule="auto"/>
+              <w:ind w:left="330"/>
+              <w:rPr>
+                <w:rFonts w:ascii="Times New Roman" w:hAnsi="Times New Roman" w:cs="Times New Roman"/>
+                <w:lang w:val="ru-RU"/>
+              </w:rPr>
+            </w:pPr>
+          </w:p>
+          <w:p>
+            <w:pPr>
+              <w:spacing w:after="0" w:line="240" w:lineRule="auto"/>
+              <w:ind w:left="330"/>
+              <w:rPr>
+                <w:rFonts w:ascii="Times New Roman" w:hAnsi="Times New Roman" w:cs="Times New Roman"/>
+                <w:lang w:val="ru-RU"/>
+              </w:rPr>
+            </w:pPr>
+            <w:r>
+              <w:rPr>
+                <w:rFonts w:ascii="Times New Roman" w:hAnsi="Times New Roman" w:cs="Times New Roman"/>
+                <w:lang w:val="ru-RU"/>
+              </w:rPr>
+              <w:t>% двоюродные братья и сестры</w:t>
+            </w:r>
+          </w:p>
+          <w:p>
+            <w:pPr>
+              <w:spacing w:after="0" w:line="240" w:lineRule="auto"/>
+              <w:ind w:left="330"/>
+              <w:rPr>
+                <w:rFonts w:ascii="Times New Roman" w:hAnsi="Times New Roman" w:cs="Times New Roman"/>
+              </w:rPr>
+            </w:pPr>
+            <w:r>
+              <w:rPr>
+                <w:rFonts w:ascii="Times New Roman" w:hAnsi="Times New Roman" w:cs="Times New Roman"/>
+              </w:rPr>
+              <w:t>cousins(X, Y):-</w:t>
+            </w:r>
           </w:p>
           <w:p>
             <w:pPr>
@@ -5592,48 +5035,7 @@
                 <w:rFonts w:ascii="Times New Roman" w:hAnsi="Times New Roman" w:cs="Times New Roman"/>
               </w:rPr>
               <w:tab/>
-            </w:r>
-            <w:proofErr w:type="gramStart"/>
-            <w:r>
-              <w:rPr>
-                <w:rFonts w:ascii="Times New Roman" w:hAnsi="Times New Roman" w:cs="Times New Roman"/>
-              </w:rPr>
-              <w:t>married(</w:t>
-            </w:r>
-            <w:proofErr w:type="gramEnd"/>
-            <w:r>
-              <w:rPr>
-                <w:rFonts w:ascii="Times New Roman" w:hAnsi="Times New Roman" w:cs="Times New Roman"/>
-              </w:rPr>
-              <w:t>Wife, Husband, _</w:t>
-            </w:r>
-            <w:proofErr w:type="gramStart"/>
-            <w:r>
-              <w:rPr>
-                <w:rFonts w:ascii="Times New Roman" w:hAnsi="Times New Roman" w:cs="Times New Roman"/>
-              </w:rPr>
-              <w:t>) ;</w:t>
-            </w:r>
-            <w:proofErr w:type="gramEnd"/>
-            <w:r>
-              <w:rPr>
-                <w:rFonts w:ascii="Times New Roman" w:hAnsi="Times New Roman" w:cs="Times New Roman"/>
-              </w:rPr>
-              <w:t xml:space="preserve"> </w:t>
-            </w:r>
-            <w:proofErr w:type="gramStart"/>
-            <w:r>
-              <w:rPr>
-                <w:rFonts w:ascii="Times New Roman" w:hAnsi="Times New Roman" w:cs="Times New Roman"/>
-              </w:rPr>
-              <w:t>married(</w:t>
-            </w:r>
-            <w:proofErr w:type="gramEnd"/>
-            <w:r>
-              <w:rPr>
-                <w:rFonts w:ascii="Times New Roman" w:hAnsi="Times New Roman" w:cs="Times New Roman"/>
-              </w:rPr>
-              <w:t>Husband, Wife, _),</w:t>
+              <w:t>\+ sibling(X, Y),</w:t>
             </w:r>
           </w:p>
           <w:p>
@@ -5649,127 +5051,8 @@
                 <w:rFonts w:ascii="Times New Roman" w:hAnsi="Times New Roman" w:cs="Times New Roman"/>
               </w:rPr>
               <w:tab/>
-              <w:t xml:space="preserve">\+ </w:t>
-            </w:r>
-            <w:proofErr w:type="gramStart"/>
-            <w:r>
-              <w:rPr>
-                <w:rFonts w:ascii="Times New Roman" w:hAnsi="Times New Roman" w:cs="Times New Roman"/>
-              </w:rPr>
-              <w:t>divorced(</w:t>
-            </w:r>
-            <w:proofErr w:type="gramEnd"/>
-            <w:r>
-              <w:rPr>
-                <w:rFonts w:ascii="Times New Roman" w:hAnsi="Times New Roman" w:cs="Times New Roman"/>
-              </w:rPr>
-              <w:t>Wife, Husband, _</w:t>
-            </w:r>
-            <w:proofErr w:type="gramStart"/>
-            <w:r>
-              <w:rPr>
-                <w:rFonts w:ascii="Times New Roman" w:hAnsi="Times New Roman" w:cs="Times New Roman"/>
-              </w:rPr>
-              <w:t>) ;</w:t>
-            </w:r>
-            <w:proofErr w:type="gramEnd"/>
-            <w:r>
-              <w:rPr>
-                <w:rFonts w:ascii="Times New Roman" w:hAnsi="Times New Roman" w:cs="Times New Roman"/>
-              </w:rPr>
-              <w:t xml:space="preserve"> \+ </w:t>
-            </w:r>
-            <w:proofErr w:type="gramStart"/>
-            <w:r>
-              <w:rPr>
-                <w:rFonts w:ascii="Times New Roman" w:hAnsi="Times New Roman" w:cs="Times New Roman"/>
-              </w:rPr>
-              <w:t>divorced(</w:t>
-            </w:r>
-            <w:proofErr w:type="gramEnd"/>
-            <w:r>
-              <w:rPr>
-                <w:rFonts w:ascii="Times New Roman" w:hAnsi="Times New Roman" w:cs="Times New Roman"/>
-              </w:rPr>
-              <w:t>Husband, Wife, _).</w:t>
-            </w:r>
-          </w:p>
-          <w:p>
-            <w:pPr>
-              <w:spacing w:after="0" w:line="240" w:lineRule="auto"/>
-              <w:ind w:left="330"/>
-              <w:rPr>
-                <w:rFonts w:ascii="Times New Roman" w:hAnsi="Times New Roman" w:cs="Times New Roman"/>
-              </w:rPr>
-            </w:pPr>
-          </w:p>
-          <w:p>
-            <w:pPr>
-              <w:spacing w:after="0" w:line="240" w:lineRule="auto"/>
-              <w:ind w:left="330"/>
-              <w:rPr>
-                <w:rFonts w:ascii="Times New Roman" w:hAnsi="Times New Roman" w:cs="Times New Roman"/>
-              </w:rPr>
-            </w:pPr>
-            <w:r>
-              <w:rPr>
-                <w:rFonts w:ascii="Times New Roman" w:hAnsi="Times New Roman" w:cs="Times New Roman"/>
-              </w:rPr>
-              <w:t xml:space="preserve">% </w:t>
-            </w:r>
-            <w:proofErr w:type="spellStart"/>
-            <w:r>
-              <w:rPr>
-                <w:rFonts w:ascii="Times New Roman" w:hAnsi="Times New Roman" w:cs="Times New Roman"/>
-              </w:rPr>
-              <w:t>найти</w:t>
-            </w:r>
-            <w:proofErr w:type="spellEnd"/>
-            <w:r>
-              <w:rPr>
-                <w:rFonts w:ascii="Times New Roman" w:hAnsi="Times New Roman" w:cs="Times New Roman"/>
-              </w:rPr>
-              <w:t xml:space="preserve"> </w:t>
-            </w:r>
-            <w:proofErr w:type="spellStart"/>
-            <w:r>
-              <w:rPr>
-                <w:rFonts w:ascii="Times New Roman" w:hAnsi="Times New Roman" w:cs="Times New Roman"/>
-              </w:rPr>
-              <w:t>мужа</w:t>
-            </w:r>
-            <w:proofErr w:type="spellEnd"/>
-          </w:p>
-          <w:p>
-            <w:pPr>
-              <w:spacing w:after="0" w:line="240" w:lineRule="auto"/>
-              <w:ind w:left="330"/>
-              <w:rPr>
-                <w:rFonts w:ascii="Times New Roman" w:hAnsi="Times New Roman" w:cs="Times New Roman"/>
-              </w:rPr>
-            </w:pPr>
-            <w:proofErr w:type="gramStart"/>
-            <w:r>
-              <w:rPr>
-                <w:rFonts w:ascii="Times New Roman" w:hAnsi="Times New Roman" w:cs="Times New Roman"/>
-              </w:rPr>
-              <w:t>husband(</w:t>
-            </w:r>
-            <w:proofErr w:type="gramEnd"/>
-            <w:r>
-              <w:rPr>
-                <w:rFonts w:ascii="Times New Roman" w:hAnsi="Times New Roman" w:cs="Times New Roman"/>
-              </w:rPr>
-              <w:t>Wife, Husband</w:t>
-            </w:r>
-            <w:proofErr w:type="gramStart"/>
-            <w:r>
-              <w:rPr>
-                <w:rFonts w:ascii="Times New Roman" w:hAnsi="Times New Roman" w:cs="Times New Roman"/>
-              </w:rPr>
-              <w:t>):-</w:t>
-            </w:r>
-            <w:proofErr w:type="gramEnd"/>
+              <w:t>parent_of(P1, X),</w:t>
+            </w:r>
           </w:p>
           <w:p>
             <w:pPr>
@@ -5784,20 +5067,7 @@
                 <w:rFonts w:ascii="Times New Roman" w:hAnsi="Times New Roman" w:cs="Times New Roman"/>
               </w:rPr>
               <w:tab/>
-            </w:r>
-            <w:proofErr w:type="gramStart"/>
-            <w:r>
-              <w:rPr>
-                <w:rFonts w:ascii="Times New Roman" w:hAnsi="Times New Roman" w:cs="Times New Roman"/>
-              </w:rPr>
-              <w:t>female(</w:t>
-            </w:r>
-            <w:proofErr w:type="gramEnd"/>
-            <w:r>
-              <w:rPr>
-                <w:rFonts w:ascii="Times New Roman" w:hAnsi="Times New Roman" w:cs="Times New Roman"/>
-              </w:rPr>
-              <w:t>Wife),</w:t>
+              <w:t>parent_of(P2, Y),</w:t>
             </w:r>
           </w:p>
           <w:p>
@@ -5813,565 +5083,47 @@
                 <w:rFonts w:ascii="Times New Roman" w:hAnsi="Times New Roman" w:cs="Times New Roman"/>
               </w:rPr>
               <w:tab/>
-            </w:r>
-            <w:proofErr w:type="spellStart"/>
-            <w:r>
-              <w:rPr>
-                <w:rFonts w:ascii="Times New Roman" w:hAnsi="Times New Roman" w:cs="Times New Roman"/>
-              </w:rPr>
-              <w:t>is_</w:t>
-            </w:r>
-            <w:proofErr w:type="gramStart"/>
-            <w:r>
-              <w:rPr>
-                <w:rFonts w:ascii="Times New Roman" w:hAnsi="Times New Roman" w:cs="Times New Roman"/>
-              </w:rPr>
-              <w:t>married</w:t>
-            </w:r>
-            <w:proofErr w:type="spellEnd"/>
-            <w:r>
-              <w:rPr>
-                <w:rFonts w:ascii="Times New Roman" w:hAnsi="Times New Roman" w:cs="Times New Roman"/>
-              </w:rPr>
-              <w:t>(</w:t>
-            </w:r>
-            <w:proofErr w:type="gramEnd"/>
-            <w:r>
-              <w:rPr>
-                <w:rFonts w:ascii="Times New Roman" w:hAnsi="Times New Roman" w:cs="Times New Roman"/>
-              </w:rPr>
-              <w:t>Wife, Husband),</w:t>
-            </w:r>
-          </w:p>
-          <w:p>
-            <w:pPr>
-              <w:spacing w:after="0" w:line="240" w:lineRule="auto"/>
-              <w:ind w:left="330"/>
-              <w:rPr>
-                <w:rFonts w:ascii="Times New Roman" w:hAnsi="Times New Roman" w:cs="Times New Roman"/>
-              </w:rPr>
-            </w:pPr>
-            <w:r>
-              <w:rPr>
-                <w:rFonts w:ascii="Times New Roman" w:hAnsi="Times New Roman" w:cs="Times New Roman"/>
-              </w:rPr>
-              <w:tab/>
-            </w:r>
-            <w:proofErr w:type="gramStart"/>
-            <w:r>
-              <w:rPr>
-                <w:rFonts w:ascii="Times New Roman" w:hAnsi="Times New Roman" w:cs="Times New Roman"/>
-              </w:rPr>
-              <w:t>male(</w:t>
-            </w:r>
-            <w:proofErr w:type="gramEnd"/>
-            <w:r>
-              <w:rPr>
-                <w:rFonts w:ascii="Times New Roman" w:hAnsi="Times New Roman" w:cs="Times New Roman"/>
-              </w:rPr>
-              <w:t>Husband).</w:t>
-            </w:r>
-          </w:p>
-          <w:p>
-            <w:pPr>
-              <w:spacing w:after="0" w:line="240" w:lineRule="auto"/>
-              <w:ind w:left="330"/>
-              <w:rPr>
-                <w:rFonts w:ascii="Times New Roman" w:hAnsi="Times New Roman" w:cs="Times New Roman"/>
-              </w:rPr>
-            </w:pPr>
-          </w:p>
-          <w:p>
-            <w:pPr>
-              <w:spacing w:after="0" w:line="240" w:lineRule="auto"/>
-              <w:ind w:left="330"/>
-              <w:rPr>
-                <w:rFonts w:ascii="Times New Roman" w:hAnsi="Times New Roman" w:cs="Times New Roman"/>
-              </w:rPr>
-            </w:pPr>
-            <w:r>
-              <w:rPr>
-                <w:rFonts w:ascii="Times New Roman" w:hAnsi="Times New Roman" w:cs="Times New Roman"/>
-              </w:rPr>
-              <w:t xml:space="preserve">% </w:t>
-            </w:r>
-            <w:proofErr w:type="spellStart"/>
-            <w:r>
-              <w:rPr>
-                <w:rFonts w:ascii="Times New Roman" w:hAnsi="Times New Roman" w:cs="Times New Roman"/>
-              </w:rPr>
-              <w:t>найти</w:t>
-            </w:r>
-            <w:proofErr w:type="spellEnd"/>
-            <w:r>
-              <w:rPr>
-                <w:rFonts w:ascii="Times New Roman" w:hAnsi="Times New Roman" w:cs="Times New Roman"/>
-              </w:rPr>
-              <w:t xml:space="preserve"> </w:t>
-            </w:r>
-            <w:proofErr w:type="spellStart"/>
-            <w:r>
-              <w:rPr>
-                <w:rFonts w:ascii="Times New Roman" w:hAnsi="Times New Roman" w:cs="Times New Roman"/>
-              </w:rPr>
-              <w:t>жену</w:t>
-            </w:r>
-            <w:proofErr w:type="spellEnd"/>
-          </w:p>
-          <w:p>
-            <w:pPr>
-              <w:spacing w:after="0" w:line="240" w:lineRule="auto"/>
-              <w:ind w:left="330"/>
-              <w:rPr>
-                <w:rFonts w:ascii="Times New Roman" w:hAnsi="Times New Roman" w:cs="Times New Roman"/>
-              </w:rPr>
-            </w:pPr>
-            <w:proofErr w:type="gramStart"/>
-            <w:r>
-              <w:rPr>
-                <w:rFonts w:ascii="Times New Roman" w:hAnsi="Times New Roman" w:cs="Times New Roman"/>
-              </w:rPr>
-              <w:t>wife(</w:t>
-            </w:r>
-            <w:proofErr w:type="gramEnd"/>
-            <w:r>
-              <w:rPr>
-                <w:rFonts w:ascii="Times New Roman" w:hAnsi="Times New Roman" w:cs="Times New Roman"/>
-              </w:rPr>
-              <w:t>Husband, Wife</w:t>
-            </w:r>
-            <w:proofErr w:type="gramStart"/>
-            <w:r>
-              <w:rPr>
-                <w:rFonts w:ascii="Times New Roman" w:hAnsi="Times New Roman" w:cs="Times New Roman"/>
-              </w:rPr>
-              <w:t>):-</w:t>
-            </w:r>
-            <w:proofErr w:type="gramEnd"/>
-          </w:p>
-          <w:p>
-            <w:pPr>
-              <w:spacing w:after="0" w:line="240" w:lineRule="auto"/>
-              <w:ind w:left="330"/>
-              <w:rPr>
-                <w:rFonts w:ascii="Times New Roman" w:hAnsi="Times New Roman" w:cs="Times New Roman"/>
-              </w:rPr>
-            </w:pPr>
-            <w:r>
-              <w:rPr>
-                <w:rFonts w:ascii="Times New Roman" w:hAnsi="Times New Roman" w:cs="Times New Roman"/>
-              </w:rPr>
-              <w:tab/>
-            </w:r>
-            <w:proofErr w:type="gramStart"/>
-            <w:r>
-              <w:rPr>
-                <w:rFonts w:ascii="Times New Roman" w:hAnsi="Times New Roman" w:cs="Times New Roman"/>
-              </w:rPr>
-              <w:t>male(</w:t>
-            </w:r>
-            <w:proofErr w:type="gramEnd"/>
-            <w:r>
-              <w:rPr>
-                <w:rFonts w:ascii="Times New Roman" w:hAnsi="Times New Roman" w:cs="Times New Roman"/>
-              </w:rPr>
-              <w:t>Husband),</w:t>
-            </w:r>
-          </w:p>
-          <w:p>
-            <w:pPr>
-              <w:spacing w:after="0" w:line="240" w:lineRule="auto"/>
-              <w:ind w:left="330"/>
-              <w:rPr>
-                <w:rFonts w:ascii="Times New Roman" w:hAnsi="Times New Roman" w:cs="Times New Roman"/>
-              </w:rPr>
-            </w:pPr>
-            <w:r>
-              <w:rPr>
-                <w:rFonts w:ascii="Times New Roman" w:hAnsi="Times New Roman" w:cs="Times New Roman"/>
-              </w:rPr>
-              <w:tab/>
-            </w:r>
-            <w:proofErr w:type="spellStart"/>
-            <w:r>
-              <w:rPr>
-                <w:rFonts w:ascii="Times New Roman" w:hAnsi="Times New Roman" w:cs="Times New Roman"/>
-              </w:rPr>
-              <w:t>is_</w:t>
-            </w:r>
-            <w:proofErr w:type="gramStart"/>
-            <w:r>
-              <w:rPr>
-                <w:rFonts w:ascii="Times New Roman" w:hAnsi="Times New Roman" w:cs="Times New Roman"/>
-              </w:rPr>
-              <w:t>married</w:t>
-            </w:r>
-            <w:proofErr w:type="spellEnd"/>
-            <w:r>
-              <w:rPr>
-                <w:rFonts w:ascii="Times New Roman" w:hAnsi="Times New Roman" w:cs="Times New Roman"/>
-              </w:rPr>
-              <w:t>(</w:t>
-            </w:r>
-            <w:proofErr w:type="gramEnd"/>
-            <w:r>
-              <w:rPr>
-                <w:rFonts w:ascii="Times New Roman" w:hAnsi="Times New Roman" w:cs="Times New Roman"/>
-              </w:rPr>
-              <w:t>Husband, Wife),</w:t>
-            </w:r>
-          </w:p>
-          <w:p>
-            <w:pPr>
-              <w:spacing w:after="0" w:line="240" w:lineRule="auto"/>
-              <w:ind w:left="330"/>
-              <w:rPr>
-                <w:rFonts w:ascii="Times New Roman" w:hAnsi="Times New Roman" w:cs="Times New Roman"/>
-                <w:lang w:val="ru-RU"/>
-              </w:rPr>
-            </w:pPr>
-            <w:r>
-              <w:rPr>
-                <w:rFonts w:ascii="Times New Roman" w:hAnsi="Times New Roman" w:cs="Times New Roman"/>
-              </w:rPr>
-              <w:tab/>
-            </w:r>
-            <w:proofErr w:type="gramStart"/>
-            <w:r>
-              <w:rPr>
-                <w:rFonts w:ascii="Times New Roman" w:hAnsi="Times New Roman" w:cs="Times New Roman"/>
-              </w:rPr>
-              <w:t>female</w:t>
-            </w:r>
-            <w:r>
-              <w:rPr>
-                <w:rFonts w:ascii="Times New Roman" w:hAnsi="Times New Roman" w:cs="Times New Roman"/>
-                <w:lang w:val="ru-RU"/>
-              </w:rPr>
-              <w:t>(</w:t>
-            </w:r>
-            <w:proofErr w:type="gramEnd"/>
-            <w:r>
-              <w:rPr>
-                <w:rFonts w:ascii="Times New Roman" w:hAnsi="Times New Roman" w:cs="Times New Roman"/>
-              </w:rPr>
-              <w:t>Wife</w:t>
-            </w:r>
-            <w:r>
-              <w:rPr>
-                <w:rFonts w:ascii="Times New Roman" w:hAnsi="Times New Roman" w:cs="Times New Roman"/>
-                <w:lang w:val="ru-RU"/>
-              </w:rPr>
-              <w:t>).</w:t>
-            </w:r>
-          </w:p>
-          <w:p>
-            <w:pPr>
-              <w:spacing w:after="0" w:line="240" w:lineRule="auto"/>
-              <w:ind w:left="330"/>
-              <w:rPr>
-                <w:rFonts w:ascii="Times New Roman" w:hAnsi="Times New Roman" w:cs="Times New Roman"/>
-                <w:lang w:val="ru-RU"/>
-              </w:rPr>
-            </w:pPr>
-          </w:p>
-          <w:p>
-            <w:pPr>
-              <w:spacing w:after="0" w:line="240" w:lineRule="auto"/>
-              <w:ind w:left="330"/>
-              <w:rPr>
-                <w:rFonts w:ascii="Times New Roman" w:hAnsi="Times New Roman" w:cs="Times New Roman"/>
-                <w:lang w:val="ru-RU"/>
-              </w:rPr>
-            </w:pPr>
-            <w:r>
-              <w:rPr>
-                <w:rFonts w:ascii="Times New Roman" w:hAnsi="Times New Roman" w:cs="Times New Roman"/>
-                <w:lang w:val="ru-RU"/>
-              </w:rPr>
-              <w:t>% двоюродные братья и сестры</w:t>
-            </w:r>
-          </w:p>
-          <w:p>
-            <w:pPr>
-              <w:spacing w:after="0" w:line="240" w:lineRule="auto"/>
-              <w:ind w:left="330"/>
-              <w:rPr>
-                <w:rFonts w:ascii="Times New Roman" w:hAnsi="Times New Roman" w:cs="Times New Roman"/>
-              </w:rPr>
-            </w:pPr>
-            <w:proofErr w:type="gramStart"/>
-            <w:r>
-              <w:rPr>
-                <w:rFonts w:ascii="Times New Roman" w:hAnsi="Times New Roman" w:cs="Times New Roman"/>
-              </w:rPr>
-              <w:t>cousins(</w:t>
-            </w:r>
-            <w:proofErr w:type="gramEnd"/>
-            <w:r>
-              <w:rPr>
-                <w:rFonts w:ascii="Times New Roman" w:hAnsi="Times New Roman" w:cs="Times New Roman"/>
-              </w:rPr>
-              <w:t>X, Y</w:t>
-            </w:r>
-            <w:proofErr w:type="gramStart"/>
-            <w:r>
-              <w:rPr>
-                <w:rFonts w:ascii="Times New Roman" w:hAnsi="Times New Roman" w:cs="Times New Roman"/>
-              </w:rPr>
-              <w:t>):-</w:t>
-            </w:r>
-            <w:proofErr w:type="gramEnd"/>
-          </w:p>
-          <w:p>
-            <w:pPr>
-              <w:spacing w:after="0" w:line="240" w:lineRule="auto"/>
-              <w:ind w:left="330"/>
-              <w:rPr>
-                <w:rFonts w:ascii="Times New Roman" w:hAnsi="Times New Roman" w:cs="Times New Roman"/>
-              </w:rPr>
-            </w:pPr>
-            <w:r>
-              <w:rPr>
-                <w:rFonts w:ascii="Times New Roman" w:hAnsi="Times New Roman" w:cs="Times New Roman"/>
-              </w:rPr>
-              <w:tab/>
-              <w:t xml:space="preserve">\+ </w:t>
-            </w:r>
-            <w:proofErr w:type="gramStart"/>
-            <w:r>
-              <w:rPr>
-                <w:rFonts w:ascii="Times New Roman" w:hAnsi="Times New Roman" w:cs="Times New Roman"/>
-              </w:rPr>
-              <w:t>sibling(</w:t>
-            </w:r>
-            <w:proofErr w:type="gramEnd"/>
-            <w:r>
-              <w:rPr>
-                <w:rFonts w:ascii="Times New Roman" w:hAnsi="Times New Roman" w:cs="Times New Roman"/>
-              </w:rPr>
-              <w:t>X, Y),</w:t>
-            </w:r>
-          </w:p>
-          <w:p>
-            <w:pPr>
-              <w:spacing w:after="0" w:line="240" w:lineRule="auto"/>
-              <w:ind w:left="330"/>
-              <w:rPr>
-                <w:rFonts w:ascii="Times New Roman" w:hAnsi="Times New Roman" w:cs="Times New Roman"/>
-              </w:rPr>
-            </w:pPr>
-            <w:r>
-              <w:rPr>
-                <w:rFonts w:ascii="Times New Roman" w:hAnsi="Times New Roman" w:cs="Times New Roman"/>
-              </w:rPr>
-              <w:tab/>
-            </w:r>
-            <w:proofErr w:type="spellStart"/>
-            <w:r>
-              <w:rPr>
-                <w:rFonts w:ascii="Times New Roman" w:hAnsi="Times New Roman" w:cs="Times New Roman"/>
-              </w:rPr>
-              <w:t>parent_</w:t>
-            </w:r>
-            <w:proofErr w:type="gramStart"/>
-            <w:r>
-              <w:rPr>
-                <w:rFonts w:ascii="Times New Roman" w:hAnsi="Times New Roman" w:cs="Times New Roman"/>
-              </w:rPr>
-              <w:t>of</w:t>
-            </w:r>
-            <w:proofErr w:type="spellEnd"/>
-            <w:r>
-              <w:rPr>
-                <w:rFonts w:ascii="Times New Roman" w:hAnsi="Times New Roman" w:cs="Times New Roman"/>
-              </w:rPr>
-              <w:t>(</w:t>
-            </w:r>
-            <w:proofErr w:type="gramEnd"/>
-            <w:r>
-              <w:rPr>
-                <w:rFonts w:ascii="Times New Roman" w:hAnsi="Times New Roman" w:cs="Times New Roman"/>
-              </w:rPr>
-              <w:t>P1, X),</w:t>
-            </w:r>
-          </w:p>
-          <w:p>
-            <w:pPr>
-              <w:spacing w:after="0" w:line="240" w:lineRule="auto"/>
-              <w:ind w:left="330"/>
-              <w:rPr>
-                <w:rFonts w:ascii="Times New Roman" w:hAnsi="Times New Roman" w:cs="Times New Roman"/>
-              </w:rPr>
-            </w:pPr>
-            <w:r>
-              <w:rPr>
-                <w:rFonts w:ascii="Times New Roman" w:hAnsi="Times New Roman" w:cs="Times New Roman"/>
-              </w:rPr>
-              <w:tab/>
-            </w:r>
-            <w:proofErr w:type="spellStart"/>
-            <w:r>
-              <w:rPr>
-                <w:rFonts w:ascii="Times New Roman" w:hAnsi="Times New Roman" w:cs="Times New Roman"/>
-              </w:rPr>
-              <w:t>parent_</w:t>
-            </w:r>
-            <w:proofErr w:type="gramStart"/>
-            <w:r>
-              <w:rPr>
-                <w:rFonts w:ascii="Times New Roman" w:hAnsi="Times New Roman" w:cs="Times New Roman"/>
-              </w:rPr>
-              <w:t>of</w:t>
-            </w:r>
-            <w:proofErr w:type="spellEnd"/>
-            <w:r>
-              <w:rPr>
-                <w:rFonts w:ascii="Times New Roman" w:hAnsi="Times New Roman" w:cs="Times New Roman"/>
-              </w:rPr>
-              <w:t>(</w:t>
-            </w:r>
-            <w:proofErr w:type="gramEnd"/>
-            <w:r>
-              <w:rPr>
-                <w:rFonts w:ascii="Times New Roman" w:hAnsi="Times New Roman" w:cs="Times New Roman"/>
-              </w:rPr>
-              <w:t>P2, Y),</w:t>
-            </w:r>
-          </w:p>
-          <w:p>
-            <w:pPr>
-              <w:spacing w:after="0" w:line="240" w:lineRule="auto"/>
-              <w:ind w:left="330"/>
-              <w:rPr>
-                <w:rFonts w:ascii="Times New Roman" w:hAnsi="Times New Roman" w:cs="Times New Roman"/>
-              </w:rPr>
-            </w:pPr>
-            <w:r>
-              <w:rPr>
-                <w:rFonts w:ascii="Times New Roman" w:hAnsi="Times New Roman" w:cs="Times New Roman"/>
-              </w:rPr>
-              <w:tab/>
-            </w:r>
-            <w:proofErr w:type="spellStart"/>
-            <w:r>
-              <w:rPr>
-                <w:rFonts w:ascii="Times New Roman" w:hAnsi="Times New Roman" w:cs="Times New Roman"/>
-              </w:rPr>
-              <w:t>full_</w:t>
-            </w:r>
-            <w:proofErr w:type="gramStart"/>
-            <w:r>
-              <w:rPr>
-                <w:rFonts w:ascii="Times New Roman" w:hAnsi="Times New Roman" w:cs="Times New Roman"/>
-              </w:rPr>
-              <w:t>sibling</w:t>
-            </w:r>
-            <w:proofErr w:type="spellEnd"/>
-            <w:r>
-              <w:rPr>
-                <w:rFonts w:ascii="Times New Roman" w:hAnsi="Times New Roman" w:cs="Times New Roman"/>
-              </w:rPr>
-              <w:t>(</w:t>
-            </w:r>
-            <w:proofErr w:type="gramEnd"/>
-            <w:r>
-              <w:rPr>
-                <w:rFonts w:ascii="Times New Roman" w:hAnsi="Times New Roman" w:cs="Times New Roman"/>
-              </w:rPr>
-              <w:t>P1, P2).</w:t>
-            </w:r>
-          </w:p>
-          <w:p>
-            <w:pPr>
-              <w:spacing w:after="0" w:line="240" w:lineRule="auto"/>
-              <w:ind w:left="330"/>
-              <w:rPr>
-                <w:rFonts w:ascii="Times New Roman" w:hAnsi="Times New Roman" w:cs="Times New Roman"/>
-              </w:rPr>
-            </w:pPr>
-          </w:p>
-          <w:p>
-            <w:pPr>
-              <w:spacing w:after="0" w:line="240" w:lineRule="auto"/>
-              <w:ind w:left="330"/>
-              <w:rPr>
-                <w:rFonts w:ascii="Times New Roman" w:hAnsi="Times New Roman" w:cs="Times New Roman"/>
-              </w:rPr>
-            </w:pPr>
-            <w:r>
-              <w:rPr>
-                <w:rFonts w:ascii="Times New Roman" w:hAnsi="Times New Roman" w:cs="Times New Roman"/>
-              </w:rPr>
-              <w:t xml:space="preserve">% </w:t>
-            </w:r>
-            <w:proofErr w:type="spellStart"/>
-            <w:r>
-              <w:rPr>
-                <w:rFonts w:ascii="Times New Roman" w:hAnsi="Times New Roman" w:cs="Times New Roman"/>
-              </w:rPr>
-              <w:t>двоюродные</w:t>
-            </w:r>
-            <w:proofErr w:type="spellEnd"/>
-            <w:r>
-              <w:rPr>
-                <w:rFonts w:ascii="Times New Roman" w:hAnsi="Times New Roman" w:cs="Times New Roman"/>
-              </w:rPr>
-              <w:t xml:space="preserve"> </w:t>
-            </w:r>
-            <w:proofErr w:type="spellStart"/>
-            <w:r>
-              <w:rPr>
-                <w:rFonts w:ascii="Times New Roman" w:hAnsi="Times New Roman" w:cs="Times New Roman"/>
-              </w:rPr>
-              <w:t>сестры</w:t>
-            </w:r>
-            <w:proofErr w:type="spellEnd"/>
-          </w:p>
-          <w:p>
-            <w:pPr>
-              <w:spacing w:after="0" w:line="240" w:lineRule="auto"/>
-              <w:ind w:left="330"/>
-              <w:rPr>
-                <w:rFonts w:ascii="Times New Roman" w:hAnsi="Times New Roman" w:cs="Times New Roman"/>
-              </w:rPr>
-            </w:pPr>
-            <w:proofErr w:type="spellStart"/>
-            <w:r>
-              <w:rPr>
-                <w:rFonts w:ascii="Times New Roman" w:hAnsi="Times New Roman" w:cs="Times New Roman"/>
-              </w:rPr>
-              <w:t>cousins_</w:t>
-            </w:r>
-            <w:proofErr w:type="gramStart"/>
-            <w:r>
-              <w:rPr>
-                <w:rFonts w:ascii="Times New Roman" w:hAnsi="Times New Roman" w:cs="Times New Roman"/>
-              </w:rPr>
-              <w:t>sisters</w:t>
-            </w:r>
-            <w:proofErr w:type="spellEnd"/>
-            <w:r>
-              <w:rPr>
-                <w:rFonts w:ascii="Times New Roman" w:hAnsi="Times New Roman" w:cs="Times New Roman"/>
-              </w:rPr>
-              <w:t>(</w:t>
-            </w:r>
-            <w:proofErr w:type="gramEnd"/>
-            <w:r>
-              <w:rPr>
-                <w:rFonts w:ascii="Times New Roman" w:hAnsi="Times New Roman" w:cs="Times New Roman"/>
-              </w:rPr>
-              <w:t>X, Y</w:t>
-            </w:r>
-            <w:proofErr w:type="gramStart"/>
-            <w:r>
-              <w:rPr>
-                <w:rFonts w:ascii="Times New Roman" w:hAnsi="Times New Roman" w:cs="Times New Roman"/>
-              </w:rPr>
-              <w:t>):-</w:t>
-            </w:r>
-            <w:proofErr w:type="gramEnd"/>
+              <w:t>full_sibling(P1, P2).</w:t>
+            </w:r>
+          </w:p>
+          <w:p>
+            <w:pPr>
+              <w:spacing w:after="0" w:line="240" w:lineRule="auto"/>
+              <w:ind w:left="330"/>
+              <w:rPr>
+                <w:rFonts w:ascii="Times New Roman" w:hAnsi="Times New Roman" w:cs="Times New Roman"/>
+              </w:rPr>
+            </w:pPr>
+          </w:p>
+          <w:p>
+            <w:pPr>
+              <w:spacing w:after="0" w:line="240" w:lineRule="auto"/>
+              <w:ind w:left="330"/>
+              <w:rPr>
+                <w:rFonts w:ascii="Times New Roman" w:hAnsi="Times New Roman" w:cs="Times New Roman"/>
+              </w:rPr>
+            </w:pPr>
+            <w:r>
+              <w:rPr>
+                <w:rFonts w:ascii="Times New Roman" w:hAnsi="Times New Roman" w:cs="Times New Roman"/>
+              </w:rPr>
+              <w:t>% двоюродные сестры</w:t>
+            </w:r>
+          </w:p>
+          <w:p>
+            <w:pPr>
+              <w:spacing w:after="0" w:line="240" w:lineRule="auto"/>
+              <w:ind w:left="330"/>
+              <w:rPr>
+                <w:rFonts w:ascii="Times New Roman" w:hAnsi="Times New Roman" w:cs="Times New Roman"/>
+              </w:rPr>
+            </w:pPr>
+            <w:r>
+              <w:rPr>
+                <w:rFonts w:ascii="Times New Roman" w:hAnsi="Times New Roman" w:cs="Times New Roman"/>
+              </w:rPr>
+              <w:t>cousins_sisters(X, Y):-</w:t>
+            </w:r>
           </w:p>
           <w:p>
             <w:pPr>
@@ -6418,112 +5170,47 @@
                 <w:rFonts w:ascii="Times New Roman" w:hAnsi="Times New Roman" w:cs="Times New Roman"/>
               </w:rPr>
               <w:tab/>
-            </w:r>
-            <w:proofErr w:type="gramStart"/>
-            <w:r>
-              <w:rPr>
-                <w:rFonts w:ascii="Times New Roman" w:hAnsi="Times New Roman" w:cs="Times New Roman"/>
-              </w:rPr>
-              <w:t>cousins(</w:t>
-            </w:r>
-            <w:proofErr w:type="gramEnd"/>
-            <w:r>
-              <w:rPr>
-                <w:rFonts w:ascii="Times New Roman" w:hAnsi="Times New Roman" w:cs="Times New Roman"/>
-              </w:rPr>
-              <w:t>X, Y).</w:t>
-            </w:r>
-          </w:p>
-          <w:p>
-            <w:pPr>
-              <w:spacing w:after="0" w:line="240" w:lineRule="auto"/>
-              <w:ind w:left="330"/>
-              <w:rPr>
-                <w:rFonts w:ascii="Times New Roman" w:hAnsi="Times New Roman" w:cs="Times New Roman"/>
-              </w:rPr>
-            </w:pPr>
-          </w:p>
-          <w:p>
-            <w:pPr>
-              <w:spacing w:after="0" w:line="240" w:lineRule="auto"/>
-              <w:ind w:left="330"/>
-              <w:rPr>
-                <w:rFonts w:ascii="Times New Roman" w:hAnsi="Times New Roman" w:cs="Times New Roman"/>
-              </w:rPr>
-            </w:pPr>
-            <w:r>
-              <w:rPr>
-                <w:rFonts w:ascii="Times New Roman" w:hAnsi="Times New Roman" w:cs="Times New Roman"/>
-              </w:rPr>
-              <w:t xml:space="preserve">% </w:t>
-            </w:r>
-            <w:proofErr w:type="spellStart"/>
-            <w:r>
-              <w:rPr>
-                <w:rFonts w:ascii="Times New Roman" w:hAnsi="Times New Roman" w:cs="Times New Roman"/>
-              </w:rPr>
-              <w:t>двоюродные</w:t>
-            </w:r>
-            <w:proofErr w:type="spellEnd"/>
-            <w:r>
-              <w:rPr>
-                <w:rFonts w:ascii="Times New Roman" w:hAnsi="Times New Roman" w:cs="Times New Roman"/>
-              </w:rPr>
-              <w:t xml:space="preserve"> </w:t>
-            </w:r>
-            <w:proofErr w:type="spellStart"/>
-            <w:r>
-              <w:rPr>
-                <w:rFonts w:ascii="Times New Roman" w:hAnsi="Times New Roman" w:cs="Times New Roman"/>
-              </w:rPr>
-              <w:t>братья</w:t>
-            </w:r>
-            <w:proofErr w:type="spellEnd"/>
-          </w:p>
-          <w:p>
-            <w:pPr>
-              <w:spacing w:after="0" w:line="240" w:lineRule="auto"/>
-              <w:ind w:left="330"/>
-              <w:rPr>
-                <w:rFonts w:ascii="Times New Roman" w:hAnsi="Times New Roman" w:cs="Times New Roman"/>
-              </w:rPr>
-            </w:pPr>
-            <w:proofErr w:type="spellStart"/>
-            <w:r>
-              <w:rPr>
-                <w:rFonts w:ascii="Times New Roman" w:hAnsi="Times New Roman" w:cs="Times New Roman"/>
-              </w:rPr>
-              <w:t>cousins_</w:t>
-            </w:r>
-            <w:proofErr w:type="gramStart"/>
-            <w:r>
-              <w:rPr>
-                <w:rFonts w:ascii="Times New Roman" w:hAnsi="Times New Roman" w:cs="Times New Roman"/>
-              </w:rPr>
-              <w:t>brothers</w:t>
-            </w:r>
-            <w:proofErr w:type="spellEnd"/>
-            <w:r>
-              <w:rPr>
-                <w:rFonts w:ascii="Times New Roman" w:hAnsi="Times New Roman" w:cs="Times New Roman"/>
-              </w:rPr>
-              <w:t>(</w:t>
-            </w:r>
-            <w:proofErr w:type="gramEnd"/>
-            <w:r>
-              <w:rPr>
-                <w:rFonts w:ascii="Times New Roman" w:hAnsi="Times New Roman" w:cs="Times New Roman"/>
-              </w:rPr>
-              <w:t>X, Y</w:t>
-            </w:r>
-            <w:proofErr w:type="gramStart"/>
-            <w:r>
-              <w:rPr>
-                <w:rFonts w:ascii="Times New Roman" w:hAnsi="Times New Roman" w:cs="Times New Roman"/>
-              </w:rPr>
-              <w:t>):-</w:t>
-            </w:r>
-            <w:proofErr w:type="gramEnd"/>
+              <w:t>cousins(X, Y).</w:t>
+            </w:r>
+          </w:p>
+          <w:p>
+            <w:pPr>
+              <w:spacing w:after="0" w:line="240" w:lineRule="auto"/>
+              <w:ind w:left="330"/>
+              <w:rPr>
+                <w:rFonts w:ascii="Times New Roman" w:hAnsi="Times New Roman" w:cs="Times New Roman"/>
+              </w:rPr>
+            </w:pPr>
+          </w:p>
+          <w:p>
+            <w:pPr>
+              <w:spacing w:after="0" w:line="240" w:lineRule="auto"/>
+              <w:ind w:left="330"/>
+              <w:rPr>
+                <w:rFonts w:ascii="Times New Roman" w:hAnsi="Times New Roman" w:cs="Times New Roman"/>
+              </w:rPr>
+            </w:pPr>
+            <w:r>
+              <w:rPr>
+                <w:rFonts w:ascii="Times New Roman" w:hAnsi="Times New Roman" w:cs="Times New Roman"/>
+              </w:rPr>
+              <w:t>% двоюродные братья</w:t>
+            </w:r>
+          </w:p>
+          <w:p>
+            <w:pPr>
+              <w:spacing w:after="0" w:line="240" w:lineRule="auto"/>
+              <w:ind w:left="330"/>
+              <w:rPr>
+                <w:rFonts w:ascii="Times New Roman" w:hAnsi="Times New Roman" w:cs="Times New Roman"/>
+              </w:rPr>
+            </w:pPr>
+            <w:r>
+              <w:rPr>
+                <w:rFonts w:ascii="Times New Roman" w:hAnsi="Times New Roman" w:cs="Times New Roman"/>
+              </w:rPr>
+              <w:t>cousins_brothers(X, Y):-</w:t>
+            </w:r>
           </w:p>
           <w:p>
             <w:pPr>
@@ -6570,103 +5257,46 @@
                 <w:rFonts w:ascii="Times New Roman" w:hAnsi="Times New Roman" w:cs="Times New Roman"/>
               </w:rPr>
               <w:tab/>
-            </w:r>
-            <w:proofErr w:type="gramStart"/>
-            <w:r>
-              <w:rPr>
-                <w:rFonts w:ascii="Times New Roman" w:hAnsi="Times New Roman" w:cs="Times New Roman"/>
-              </w:rPr>
-              <w:t>cousins(</w:t>
-            </w:r>
-            <w:proofErr w:type="gramEnd"/>
-            <w:r>
-              <w:rPr>
-                <w:rFonts w:ascii="Times New Roman" w:hAnsi="Times New Roman" w:cs="Times New Roman"/>
-              </w:rPr>
-              <w:t>X, Y).</w:t>
-            </w:r>
-          </w:p>
-          <w:p>
-            <w:pPr>
-              <w:spacing w:after="0" w:line="240" w:lineRule="auto"/>
-              <w:ind w:left="330"/>
-              <w:rPr>
-                <w:rFonts w:ascii="Times New Roman" w:hAnsi="Times New Roman" w:cs="Times New Roman"/>
-              </w:rPr>
-            </w:pPr>
-          </w:p>
-          <w:p>
-            <w:pPr>
-              <w:spacing w:after="0" w:line="240" w:lineRule="auto"/>
-              <w:ind w:left="330"/>
-              <w:rPr>
-                <w:rFonts w:ascii="Times New Roman" w:hAnsi="Times New Roman" w:cs="Times New Roman"/>
-              </w:rPr>
-            </w:pPr>
-            <w:r>
-              <w:rPr>
-                <w:rFonts w:ascii="Times New Roman" w:hAnsi="Times New Roman" w:cs="Times New Roman"/>
-              </w:rPr>
-              <w:t xml:space="preserve">% </w:t>
-            </w:r>
-            <w:proofErr w:type="spellStart"/>
-            <w:r>
-              <w:rPr>
-                <w:rFonts w:ascii="Times New Roman" w:hAnsi="Times New Roman" w:cs="Times New Roman"/>
-              </w:rPr>
-              <w:t>бабушки</w:t>
-            </w:r>
-            <w:proofErr w:type="spellEnd"/>
-            <w:r>
-              <w:rPr>
-                <w:rFonts w:ascii="Times New Roman" w:hAnsi="Times New Roman" w:cs="Times New Roman"/>
-              </w:rPr>
-              <w:t xml:space="preserve"> </w:t>
-            </w:r>
-            <w:proofErr w:type="spellStart"/>
-            <w:r>
-              <w:rPr>
-                <w:rFonts w:ascii="Times New Roman" w:hAnsi="Times New Roman" w:cs="Times New Roman"/>
-              </w:rPr>
-              <w:t>дедушки</w:t>
-            </w:r>
-            <w:proofErr w:type="spellEnd"/>
-          </w:p>
-          <w:p>
-            <w:pPr>
-              <w:spacing w:after="0" w:line="240" w:lineRule="auto"/>
-              <w:ind w:left="330"/>
-              <w:rPr>
-                <w:rFonts w:ascii="Times New Roman" w:hAnsi="Times New Roman" w:cs="Times New Roman"/>
-              </w:rPr>
-            </w:pPr>
-            <w:proofErr w:type="gramStart"/>
-            <w:r>
-              <w:rPr>
-                <w:rFonts w:ascii="Times New Roman" w:hAnsi="Times New Roman" w:cs="Times New Roman"/>
-              </w:rPr>
-              <w:t>grandparent(</w:t>
-            </w:r>
-            <w:proofErr w:type="gramEnd"/>
-            <w:r>
-              <w:rPr>
-                <w:rFonts w:ascii="Times New Roman" w:hAnsi="Times New Roman" w:cs="Times New Roman"/>
-              </w:rPr>
-              <w:t>Child, Grandparent</w:t>
-            </w:r>
-            <w:proofErr w:type="gramStart"/>
-            <w:r>
-              <w:rPr>
-                <w:rFonts w:ascii="Times New Roman" w:hAnsi="Times New Roman" w:cs="Times New Roman"/>
-              </w:rPr>
-              <w:t>) :</w:t>
-            </w:r>
-            <w:proofErr w:type="gramEnd"/>
-            <w:r>
-              <w:rPr>
-                <w:rFonts w:ascii="Times New Roman" w:hAnsi="Times New Roman" w:cs="Times New Roman"/>
-              </w:rPr>
-              <w:t>-</w:t>
+              <w:t>cousins(X, Y).</w:t>
+            </w:r>
+          </w:p>
+          <w:p>
+            <w:pPr>
+              <w:spacing w:after="0" w:line="240" w:lineRule="auto"/>
+              <w:ind w:left="330"/>
+              <w:rPr>
+                <w:rFonts w:ascii="Times New Roman" w:hAnsi="Times New Roman" w:cs="Times New Roman"/>
+              </w:rPr>
+            </w:pPr>
+          </w:p>
+          <w:p>
+            <w:pPr>
+              <w:spacing w:after="0" w:line="240" w:lineRule="auto"/>
+              <w:ind w:left="330"/>
+              <w:rPr>
+                <w:rFonts w:ascii="Times New Roman" w:hAnsi="Times New Roman" w:cs="Times New Roman"/>
+              </w:rPr>
+            </w:pPr>
+            <w:r>
+              <w:rPr>
+                <w:rFonts w:ascii="Times New Roman" w:hAnsi="Times New Roman" w:cs="Times New Roman"/>
+              </w:rPr>
+              <w:t>% бабушки дедушки</w:t>
+            </w:r>
+          </w:p>
+          <w:p>
+            <w:pPr>
+              <w:spacing w:after="0" w:line="240" w:lineRule="auto"/>
+              <w:ind w:left="330"/>
+              <w:rPr>
+                <w:rFonts w:ascii="Times New Roman" w:hAnsi="Times New Roman" w:cs="Times New Roman"/>
+              </w:rPr>
+            </w:pPr>
+            <w:r>
+              <w:rPr>
+                <w:rFonts w:ascii="Times New Roman" w:hAnsi="Times New Roman" w:cs="Times New Roman"/>
+              </w:rPr>
+              <w:t>grandparent(Child, Grandparent) :-</w:t>
             </w:r>
           </w:p>
           <w:p>
@@ -6682,34 +5312,237 @@
                 <w:rFonts w:ascii="Times New Roman" w:hAnsi="Times New Roman" w:cs="Times New Roman"/>
               </w:rPr>
               <w:tab/>
-            </w:r>
-            <w:proofErr w:type="spellStart"/>
-            <w:r>
-              <w:rPr>
-                <w:rFonts w:ascii="Times New Roman" w:hAnsi="Times New Roman" w:cs="Times New Roman"/>
-              </w:rPr>
-              <w:t>parent_</w:t>
-            </w:r>
-            <w:proofErr w:type="gramStart"/>
-            <w:r>
-              <w:rPr>
-                <w:rFonts w:ascii="Times New Roman" w:hAnsi="Times New Roman" w:cs="Times New Roman"/>
-              </w:rPr>
-              <w:t>of</w:t>
-            </w:r>
-            <w:proofErr w:type="spellEnd"/>
+              <w:t>parent_of(Parent, Child),</w:t>
+            </w:r>
+          </w:p>
+          <w:p>
+            <w:pPr>
+              <w:spacing w:after="0" w:line="240" w:lineRule="auto"/>
+              <w:ind w:left="330"/>
+              <w:rPr>
+                <w:rFonts w:ascii="Times New Roman" w:hAnsi="Times New Roman" w:cs="Times New Roman"/>
+              </w:rPr>
+            </w:pPr>
+            <w:r>
+              <w:rPr>
+                <w:rFonts w:ascii="Times New Roman" w:hAnsi="Times New Roman" w:cs="Times New Roman"/>
+              </w:rPr>
+              <w:tab/>
+              <w:t>parent_of(Grandparent, Parent).</w:t>
+            </w:r>
+          </w:p>
+          <w:p>
+            <w:pPr>
+              <w:spacing w:after="0" w:line="240" w:lineRule="auto"/>
+              <w:ind w:left="330"/>
+              <w:rPr>
+                <w:rFonts w:ascii="Times New Roman" w:hAnsi="Times New Roman" w:cs="Times New Roman"/>
+              </w:rPr>
+            </w:pPr>
+          </w:p>
+          <w:p>
+            <w:pPr>
+              <w:spacing w:after="0" w:line="240" w:lineRule="auto"/>
+              <w:ind w:left="330"/>
+              <w:rPr>
+                <w:rFonts w:ascii="Times New Roman" w:hAnsi="Times New Roman" w:cs="Times New Roman"/>
+              </w:rPr>
+            </w:pPr>
+            <w:r>
+              <w:rPr>
+                <w:rFonts w:ascii="Times New Roman" w:hAnsi="Times New Roman" w:cs="Times New Roman"/>
+              </w:rPr>
+              <w:lastRenderedPageBreak/>
+              <w:t>% бабушки</w:t>
+            </w:r>
+          </w:p>
+          <w:p>
+            <w:pPr>
+              <w:spacing w:after="0" w:line="240" w:lineRule="auto"/>
+              <w:ind w:left="330"/>
+              <w:rPr>
+                <w:rFonts w:ascii="Times New Roman" w:hAnsi="Times New Roman" w:cs="Times New Roman"/>
+              </w:rPr>
+            </w:pPr>
+            <w:r>
+              <w:rPr>
+                <w:rFonts w:ascii="Times New Roman" w:hAnsi="Times New Roman" w:cs="Times New Roman"/>
+              </w:rPr>
+              <w:t>grandmother(Child, Grandmother):-</w:t>
+            </w:r>
+          </w:p>
+          <w:p>
+            <w:pPr>
+              <w:spacing w:after="0" w:line="240" w:lineRule="auto"/>
+              <w:ind w:left="330"/>
+              <w:rPr>
+                <w:rFonts w:ascii="Times New Roman" w:hAnsi="Times New Roman" w:cs="Times New Roman"/>
+              </w:rPr>
+            </w:pPr>
+            <w:r>
+              <w:rPr>
+                <w:rFonts w:ascii="Times New Roman" w:hAnsi="Times New Roman" w:cs="Times New Roman"/>
+              </w:rPr>
+              <w:tab/>
+              <w:t>female(Grandmother),</w:t>
+            </w:r>
+          </w:p>
+          <w:p>
+            <w:pPr>
+              <w:spacing w:after="0" w:line="240" w:lineRule="auto"/>
+              <w:ind w:left="330"/>
+              <w:rPr>
+                <w:rFonts w:ascii="Times New Roman" w:hAnsi="Times New Roman" w:cs="Times New Roman"/>
+              </w:rPr>
+            </w:pPr>
+            <w:r>
+              <w:rPr>
+                <w:rFonts w:ascii="Times New Roman" w:hAnsi="Times New Roman" w:cs="Times New Roman"/>
+              </w:rPr>
+              <w:tab/>
+              <w:t>grandparent(Child, Grandmother).</w:t>
+            </w:r>
+          </w:p>
+          <w:p>
+            <w:pPr>
+              <w:spacing w:after="0" w:line="240" w:lineRule="auto"/>
+              <w:ind w:left="330"/>
+              <w:rPr>
+                <w:rFonts w:ascii="Times New Roman" w:hAnsi="Times New Roman" w:cs="Times New Roman"/>
+              </w:rPr>
+            </w:pPr>
+          </w:p>
+          <w:p>
+            <w:pPr>
+              <w:spacing w:after="0" w:line="240" w:lineRule="auto"/>
+              <w:ind w:left="330"/>
+              <w:rPr>
+                <w:rFonts w:ascii="Times New Roman" w:hAnsi="Times New Roman" w:cs="Times New Roman"/>
+              </w:rPr>
+            </w:pPr>
+            <w:r>
+              <w:rPr>
+                <w:rFonts w:ascii="Times New Roman" w:hAnsi="Times New Roman" w:cs="Times New Roman"/>
+              </w:rPr>
+              <w:t>% дедушки</w:t>
+            </w:r>
+          </w:p>
+          <w:p>
+            <w:pPr>
+              <w:spacing w:after="0" w:line="240" w:lineRule="auto"/>
+              <w:ind w:left="330"/>
+              <w:rPr>
+                <w:rFonts w:ascii="Times New Roman" w:hAnsi="Times New Roman" w:cs="Times New Roman"/>
+              </w:rPr>
+            </w:pPr>
+            <w:r>
+              <w:rPr>
+                <w:rFonts w:ascii="Times New Roman" w:hAnsi="Times New Roman" w:cs="Times New Roman"/>
+              </w:rPr>
+              <w:t>grandfather(Child, Grandfather):-</w:t>
+            </w:r>
+          </w:p>
+          <w:p>
+            <w:pPr>
+              <w:spacing w:after="0" w:line="240" w:lineRule="auto"/>
+              <w:ind w:left="330"/>
+              <w:rPr>
+                <w:rFonts w:ascii="Times New Roman" w:hAnsi="Times New Roman" w:cs="Times New Roman"/>
+              </w:rPr>
+            </w:pPr>
+            <w:r>
+              <w:rPr>
+                <w:rFonts w:ascii="Times New Roman" w:hAnsi="Times New Roman" w:cs="Times New Roman"/>
+              </w:rPr>
+              <w:tab/>
+              <w:t>male(Grandfather),</w:t>
+            </w:r>
+          </w:p>
+          <w:p>
+            <w:pPr>
+              <w:spacing w:after="0" w:line="240" w:lineRule="auto"/>
+              <w:ind w:left="330"/>
+              <w:rPr>
+                <w:rFonts w:ascii="Times New Roman" w:hAnsi="Times New Roman" w:cs="Times New Roman"/>
+              </w:rPr>
+            </w:pPr>
+            <w:r>
+              <w:rPr>
+                <w:rFonts w:ascii="Times New Roman" w:hAnsi="Times New Roman" w:cs="Times New Roman"/>
+              </w:rPr>
+              <w:tab/>
+              <w:t>grandparent</w:t>
+            </w:r>
             <w:r>
               <w:rPr>
                 <w:rFonts w:ascii="Times New Roman" w:hAnsi="Times New Roman" w:cs="Times New Roman"/>
               </w:rPr>
               <w:t>(</w:t>
             </w:r>
-            <w:proofErr w:type="gramEnd"/>
-            <w:r>
-              <w:rPr>
-                <w:rFonts w:ascii="Times New Roman" w:hAnsi="Times New Roman" w:cs="Times New Roman"/>
-              </w:rPr>
-              <w:t>Parent, Child),</w:t>
+            <w:r>
+              <w:rPr>
+                <w:rFonts w:ascii="Times New Roman" w:hAnsi="Times New Roman" w:cs="Times New Roman"/>
+              </w:rPr>
+              <w:t>Child</w:t>
+            </w:r>
+            <w:r>
+              <w:rPr>
+                <w:rFonts w:ascii="Times New Roman" w:hAnsi="Times New Roman" w:cs="Times New Roman"/>
+              </w:rPr>
+              <w:t xml:space="preserve">, </w:t>
+            </w:r>
+            <w:r>
+              <w:rPr>
+                <w:rFonts w:ascii="Times New Roman" w:hAnsi="Times New Roman" w:cs="Times New Roman"/>
+              </w:rPr>
+              <w:t>Grandfather</w:t>
+            </w:r>
+            <w:r>
+              <w:rPr>
+                <w:rFonts w:ascii="Times New Roman" w:hAnsi="Times New Roman" w:cs="Times New Roman"/>
+              </w:rPr>
+              <w:t>).</w:t>
+            </w:r>
+          </w:p>
+          <w:p>
+            <w:pPr>
+              <w:spacing w:after="0" w:line="240" w:lineRule="auto"/>
+              <w:ind w:left="330"/>
+              <w:rPr>
+                <w:rFonts w:ascii="Times New Roman" w:hAnsi="Times New Roman" w:cs="Times New Roman"/>
+              </w:rPr>
+            </w:pPr>
+          </w:p>
+          <w:p>
+            <w:pPr>
+              <w:spacing w:after="0" w:line="240" w:lineRule="auto"/>
+              <w:ind w:left="330"/>
+              <w:rPr>
+                <w:rFonts w:ascii="Times New Roman" w:hAnsi="Times New Roman" w:cs="Times New Roman"/>
+                <w:lang w:val="ru-RU"/>
+              </w:rPr>
+            </w:pPr>
+            <w:r>
+              <w:rPr>
+                <w:rFonts w:ascii="Times New Roman" w:hAnsi="Times New Roman" w:cs="Times New Roman"/>
+                <w:lang w:val="ru-RU"/>
+              </w:rPr>
+              <w:t>% универсальная проверка на брак (без разницы кто идет первый)</w:t>
+            </w:r>
+          </w:p>
+          <w:p>
+            <w:pPr>
+              <w:spacing w:after="0" w:line="240" w:lineRule="auto"/>
+              <w:ind w:left="330"/>
+              <w:rPr>
+                <w:rFonts w:ascii="Times New Roman" w:hAnsi="Times New Roman" w:cs="Times New Roman"/>
+              </w:rPr>
+            </w:pPr>
+            <w:r>
+              <w:rPr>
+                <w:rFonts w:ascii="Times New Roman" w:hAnsi="Times New Roman" w:cs="Times New Roman"/>
+              </w:rPr>
+              <w:t>married_univ(X, Y, Year):-</w:t>
             </w:r>
           </w:p>
           <w:p>
@@ -6725,127 +5558,130 @@
                 <w:rFonts w:ascii="Times New Roman" w:hAnsi="Times New Roman" w:cs="Times New Roman"/>
               </w:rPr>
               <w:tab/>
-            </w:r>
-            <w:proofErr w:type="spellStart"/>
-            <w:r>
-              <w:rPr>
-                <w:rFonts w:ascii="Times New Roman" w:hAnsi="Times New Roman" w:cs="Times New Roman"/>
-              </w:rPr>
-              <w:t>parent_</w:t>
-            </w:r>
-            <w:proofErr w:type="gramStart"/>
-            <w:r>
-              <w:rPr>
-                <w:rFonts w:ascii="Times New Roman" w:hAnsi="Times New Roman" w:cs="Times New Roman"/>
-              </w:rPr>
-              <w:t>of</w:t>
-            </w:r>
-            <w:proofErr w:type="spellEnd"/>
-            <w:r>
-              <w:rPr>
-                <w:rFonts w:ascii="Times New Roman" w:hAnsi="Times New Roman" w:cs="Times New Roman"/>
+              <w:t>married(X, Y, Year) ; married(Y, X, Year).</w:t>
+            </w:r>
+          </w:p>
+          <w:p>
+            <w:pPr>
+              <w:spacing w:after="0" w:line="240" w:lineRule="auto"/>
+              <w:ind w:left="330"/>
+              <w:rPr>
+                <w:rFonts w:ascii="Times New Roman" w:hAnsi="Times New Roman" w:cs="Times New Roman"/>
+              </w:rPr>
+            </w:pPr>
+          </w:p>
+          <w:p>
+            <w:pPr>
+              <w:spacing w:after="0" w:line="240" w:lineRule="auto"/>
+              <w:ind w:left="330"/>
+              <w:rPr>
+                <w:rFonts w:ascii="Times New Roman" w:hAnsi="Times New Roman" w:cs="Times New Roman"/>
+                <w:lang w:val="ru-RU"/>
+              </w:rPr>
+            </w:pPr>
+            <w:r>
+              <w:rPr>
+                <w:rFonts w:ascii="Times New Roman" w:hAnsi="Times New Roman" w:cs="Times New Roman"/>
+                <w:lang w:val="ru-RU"/>
+              </w:rPr>
+              <w:t>% женаты ли в такой год</w:t>
+            </w:r>
+          </w:p>
+          <w:p>
+            <w:pPr>
+              <w:spacing w:after="0" w:line="240" w:lineRule="auto"/>
+              <w:ind w:left="330"/>
+              <w:rPr>
+                <w:rFonts w:ascii="Times New Roman" w:hAnsi="Times New Roman" w:cs="Times New Roman"/>
+                <w:lang w:val="ru-RU"/>
+              </w:rPr>
+            </w:pPr>
+            <w:r>
+              <w:rPr>
+                <w:rFonts w:ascii="Times New Roman" w:hAnsi="Times New Roman" w:cs="Times New Roman"/>
+              </w:rPr>
+              <w:t>married</w:t>
+            </w:r>
+            <w:r>
+              <w:rPr>
+                <w:rFonts w:ascii="Times New Roman" w:hAnsi="Times New Roman" w:cs="Times New Roman"/>
+                <w:lang w:val="ru-RU"/>
+              </w:rPr>
+              <w:t>_</w:t>
+            </w:r>
+            <w:r>
+              <w:rPr>
+                <w:rFonts w:ascii="Times New Roman" w:hAnsi="Times New Roman" w:cs="Times New Roman"/>
+              </w:rPr>
+              <w:t>in</w:t>
+            </w:r>
+            <w:r>
+              <w:rPr>
+                <w:rFonts w:ascii="Times New Roman" w:hAnsi="Times New Roman" w:cs="Times New Roman"/>
+                <w:lang w:val="ru-RU"/>
               </w:rPr>
               <w:t>(</w:t>
             </w:r>
-            <w:proofErr w:type="gramEnd"/>
-            <w:r>
-              <w:rPr>
-                <w:rFonts w:ascii="Times New Roman" w:hAnsi="Times New Roman" w:cs="Times New Roman"/>
-              </w:rPr>
-              <w:t>Grandparent, Parent).</w:t>
-            </w:r>
-          </w:p>
-          <w:p>
-            <w:pPr>
-              <w:spacing w:after="0" w:line="240" w:lineRule="auto"/>
-              <w:ind w:left="330"/>
-              <w:rPr>
-                <w:rFonts w:ascii="Times New Roman" w:hAnsi="Times New Roman" w:cs="Times New Roman"/>
-              </w:rPr>
-            </w:pPr>
-          </w:p>
-          <w:p>
-            <w:pPr>
-              <w:spacing w:after="0" w:line="240" w:lineRule="auto"/>
-              <w:ind w:left="330"/>
-              <w:rPr>
-                <w:rFonts w:ascii="Times New Roman" w:hAnsi="Times New Roman" w:cs="Times New Roman"/>
-              </w:rPr>
-            </w:pPr>
-            <w:r>
-              <w:rPr>
-                <w:rFonts w:ascii="Times New Roman" w:hAnsi="Times New Roman" w:cs="Times New Roman"/>
-              </w:rPr>
-              <w:lastRenderedPageBreak/>
-              <w:t xml:space="preserve">% </w:t>
-            </w:r>
-            <w:proofErr w:type="spellStart"/>
-            <w:r>
-              <w:rPr>
-                <w:rFonts w:ascii="Times New Roman" w:hAnsi="Times New Roman" w:cs="Times New Roman"/>
-              </w:rPr>
-              <w:t>бабушки</w:t>
-            </w:r>
-            <w:proofErr w:type="spellEnd"/>
-          </w:p>
-          <w:p>
-            <w:pPr>
-              <w:spacing w:after="0" w:line="240" w:lineRule="auto"/>
-              <w:ind w:left="330"/>
-              <w:rPr>
-                <w:rFonts w:ascii="Times New Roman" w:hAnsi="Times New Roman" w:cs="Times New Roman"/>
-              </w:rPr>
-            </w:pPr>
-            <w:proofErr w:type="gramStart"/>
-            <w:r>
-              <w:rPr>
-                <w:rFonts w:ascii="Times New Roman" w:hAnsi="Times New Roman" w:cs="Times New Roman"/>
-              </w:rPr>
-              <w:t>grandmother(</w:t>
-            </w:r>
-            <w:proofErr w:type="gramEnd"/>
-            <w:r>
-              <w:rPr>
-                <w:rFonts w:ascii="Times New Roman" w:hAnsi="Times New Roman" w:cs="Times New Roman"/>
-              </w:rPr>
-              <w:t>Child, Grandmother</w:t>
-            </w:r>
-            <w:proofErr w:type="gramStart"/>
-            <w:r>
-              <w:rPr>
-                <w:rFonts w:ascii="Times New Roman" w:hAnsi="Times New Roman" w:cs="Times New Roman"/>
+            <w:r>
+              <w:rPr>
+                <w:rFonts w:ascii="Times New Roman" w:hAnsi="Times New Roman" w:cs="Times New Roman"/>
+              </w:rPr>
+              <w:t>X</w:t>
+            </w:r>
+            <w:r>
+              <w:rPr>
+                <w:rFonts w:ascii="Times New Roman" w:hAnsi="Times New Roman" w:cs="Times New Roman"/>
+                <w:lang w:val="ru-RU"/>
+              </w:rPr>
+              <w:t xml:space="preserve">, </w:t>
+            </w:r>
+            <w:r>
+              <w:rPr>
+                <w:rFonts w:ascii="Times New Roman" w:hAnsi="Times New Roman" w:cs="Times New Roman"/>
+              </w:rPr>
+              <w:t>Y</w:t>
+            </w:r>
+            <w:r>
+              <w:rPr>
+                <w:rFonts w:ascii="Times New Roman" w:hAnsi="Times New Roman" w:cs="Times New Roman"/>
+                <w:lang w:val="ru-RU"/>
+              </w:rPr>
+              <w:t xml:space="preserve">, </w:t>
+            </w:r>
+            <w:r>
+              <w:rPr>
+                <w:rFonts w:ascii="Times New Roman" w:hAnsi="Times New Roman" w:cs="Times New Roman"/>
+              </w:rPr>
+              <w:t>Year</w:t>
+            </w:r>
+            <w:r>
+              <w:rPr>
+                <w:rFonts w:ascii="Times New Roman" w:hAnsi="Times New Roman" w:cs="Times New Roman"/>
+                <w:lang w:val="ru-RU"/>
               </w:rPr>
               <w:t>):-</w:t>
             </w:r>
-            <w:proofErr w:type="gramEnd"/>
-          </w:p>
-          <w:p>
-            <w:pPr>
-              <w:spacing w:after="0" w:line="240" w:lineRule="auto"/>
-              <w:ind w:left="330"/>
-              <w:rPr>
-                <w:rFonts w:ascii="Times New Roman" w:hAnsi="Times New Roman" w:cs="Times New Roman"/>
-              </w:rPr>
-            </w:pPr>
-            <w:r>
-              <w:rPr>
-                <w:rFonts w:ascii="Times New Roman" w:hAnsi="Times New Roman" w:cs="Times New Roman"/>
+          </w:p>
+          <w:p>
+            <w:pPr>
+              <w:spacing w:after="0" w:line="240" w:lineRule="auto"/>
+              <w:ind w:left="330"/>
+              <w:rPr>
+                <w:rFonts w:ascii="Times New Roman" w:hAnsi="Times New Roman" w:cs="Times New Roman"/>
+              </w:rPr>
+            </w:pPr>
+            <w:r>
+              <w:rPr>
+                <w:rFonts w:ascii="Times New Roman" w:hAnsi="Times New Roman" w:cs="Times New Roman"/>
+                <w:lang w:val="ru-RU"/>
               </w:rPr>
               <w:tab/>
             </w:r>
-            <w:proofErr w:type="gramStart"/>
-            <w:r>
-              <w:rPr>
-                <w:rFonts w:ascii="Times New Roman" w:hAnsi="Times New Roman" w:cs="Times New Roman"/>
-              </w:rPr>
-              <w:t>female(</w:t>
-            </w:r>
-            <w:proofErr w:type="gramEnd"/>
-            <w:r>
-              <w:rPr>
-                <w:rFonts w:ascii="Times New Roman" w:hAnsi="Times New Roman" w:cs="Times New Roman"/>
-              </w:rPr>
-              <w:t>Grandmother),</w:t>
+            <w:r>
+              <w:rPr>
+                <w:rFonts w:ascii="Times New Roman" w:hAnsi="Times New Roman" w:cs="Times New Roman"/>
+              </w:rPr>
+              <w:t>married_univ(X, Y, MarryYear),</w:t>
             </w:r>
           </w:p>
           <w:p>
@@ -6861,84 +5697,8 @@
                 <w:rFonts w:ascii="Times New Roman" w:hAnsi="Times New Roman" w:cs="Times New Roman"/>
               </w:rPr>
               <w:tab/>
-            </w:r>
-            <w:proofErr w:type="gramStart"/>
-            <w:r>
-              <w:rPr>
-                <w:rFonts w:ascii="Times New Roman" w:hAnsi="Times New Roman" w:cs="Times New Roman"/>
-              </w:rPr>
-              <w:t>grandparent(</w:t>
-            </w:r>
-            <w:proofErr w:type="gramEnd"/>
-            <w:r>
-              <w:rPr>
-                <w:rFonts w:ascii="Times New Roman" w:hAnsi="Times New Roman" w:cs="Times New Roman"/>
-              </w:rPr>
-              <w:t>Child, Grandmother).</w:t>
-            </w:r>
-          </w:p>
-          <w:p>
-            <w:pPr>
-              <w:spacing w:after="0" w:line="240" w:lineRule="auto"/>
-              <w:ind w:left="330"/>
-              <w:rPr>
-                <w:rFonts w:ascii="Times New Roman" w:hAnsi="Times New Roman" w:cs="Times New Roman"/>
-              </w:rPr>
-            </w:pPr>
-          </w:p>
-          <w:p>
-            <w:pPr>
-              <w:spacing w:after="0" w:line="240" w:lineRule="auto"/>
-              <w:ind w:left="330"/>
-              <w:rPr>
-                <w:rFonts w:ascii="Times New Roman" w:hAnsi="Times New Roman" w:cs="Times New Roman"/>
-              </w:rPr>
-            </w:pPr>
-            <w:r>
-              <w:rPr>
-                <w:rFonts w:ascii="Times New Roman" w:hAnsi="Times New Roman" w:cs="Times New Roman"/>
-              </w:rPr>
-              <w:t xml:space="preserve">% </w:t>
-            </w:r>
-            <w:proofErr w:type="spellStart"/>
-            <w:r>
-              <w:rPr>
-                <w:rFonts w:ascii="Times New Roman" w:hAnsi="Times New Roman" w:cs="Times New Roman"/>
-              </w:rPr>
-              <w:t>дедушки</w:t>
-            </w:r>
-            <w:proofErr w:type="spellEnd"/>
-          </w:p>
-          <w:p>
-            <w:pPr>
-              <w:spacing w:after="0" w:line="240" w:lineRule="auto"/>
-              <w:ind w:left="330"/>
-              <w:rPr>
-                <w:rFonts w:ascii="Times New Roman" w:hAnsi="Times New Roman" w:cs="Times New Roman"/>
-              </w:rPr>
-            </w:pPr>
-            <w:proofErr w:type="gramStart"/>
-            <w:r>
-              <w:rPr>
-                <w:rFonts w:ascii="Times New Roman" w:hAnsi="Times New Roman" w:cs="Times New Roman"/>
-              </w:rPr>
-              <w:t>grandfather(</w:t>
-            </w:r>
-            <w:proofErr w:type="gramEnd"/>
-            <w:r>
-              <w:rPr>
-                <w:rFonts w:ascii="Times New Roman" w:hAnsi="Times New Roman" w:cs="Times New Roman"/>
-              </w:rPr>
-              <w:t>Child, Grandfather</w:t>
-            </w:r>
-            <w:proofErr w:type="gramStart"/>
-            <w:r>
-              <w:rPr>
-                <w:rFonts w:ascii="Times New Roman" w:hAnsi="Times New Roman" w:cs="Times New Roman"/>
-              </w:rPr>
-              <w:t>):-</w:t>
-            </w:r>
-            <w:proofErr w:type="gramEnd"/>
+              <w:t>Year &gt;= MarryYear,</w:t>
+            </w:r>
           </w:p>
           <w:p>
             <w:pPr>
@@ -6953,21 +5713,246 @@
                 <w:rFonts w:ascii="Times New Roman" w:hAnsi="Times New Roman" w:cs="Times New Roman"/>
               </w:rPr>
               <w:tab/>
-            </w:r>
-            <w:proofErr w:type="gramStart"/>
-            <w:r>
-              <w:rPr>
-                <w:rFonts w:ascii="Times New Roman" w:hAnsi="Times New Roman" w:cs="Times New Roman"/>
-              </w:rPr>
-              <w:t>male(</w:t>
-            </w:r>
-            <w:proofErr w:type="gramEnd"/>
-            <w:r>
-              <w:rPr>
-                <w:rFonts w:ascii="Times New Roman" w:hAnsi="Times New Roman" w:cs="Times New Roman"/>
-              </w:rPr>
-              <w:t>Grandfather),</w:t>
-            </w:r>
+              <w:t>(\+divorced(X, Y, _) ; (divorced(X, Y, DivYear), DivYear &gt; Year)).</w:t>
+            </w:r>
+          </w:p>
+          <w:p>
+            <w:pPr>
+              <w:spacing w:after="0" w:line="240" w:lineRule="auto"/>
+              <w:ind w:left="330"/>
+              <w:rPr>
+                <w:rFonts w:ascii="Times New Roman" w:hAnsi="Times New Roman" w:cs="Times New Roman"/>
+              </w:rPr>
+            </w:pPr>
+          </w:p>
+          <w:p>
+            <w:pPr>
+              <w:spacing w:after="0" w:line="240" w:lineRule="auto"/>
+              <w:ind w:left="330"/>
+              <w:rPr>
+                <w:rFonts w:ascii="Times New Roman" w:hAnsi="Times New Roman" w:cs="Times New Roman"/>
+              </w:rPr>
+            </w:pPr>
+            <w:r>
+              <w:rPr>
+                <w:rFonts w:ascii="Times New Roman" w:hAnsi="Times New Roman" w:cs="Times New Roman"/>
+              </w:rPr>
+              <w:t>% дети в такой то год</w:t>
+            </w:r>
+          </w:p>
+          <w:p>
+            <w:pPr>
+              <w:spacing w:after="0" w:line="240" w:lineRule="auto"/>
+              <w:ind w:left="330"/>
+              <w:rPr>
+                <w:rFonts w:ascii="Times New Roman" w:hAnsi="Times New Roman" w:cs="Times New Roman"/>
+              </w:rPr>
+            </w:pPr>
+            <w:r>
+              <w:rPr>
+                <w:rFonts w:ascii="Times New Roman" w:hAnsi="Times New Roman" w:cs="Times New Roman"/>
+              </w:rPr>
+              <w:t>childrens_in(Parent, Child, Year):-</w:t>
+            </w:r>
+          </w:p>
+          <w:p>
+            <w:pPr>
+              <w:spacing w:after="0" w:line="240" w:lineRule="auto"/>
+              <w:ind w:left="330"/>
+              <w:rPr>
+                <w:rFonts w:ascii="Times New Roman" w:hAnsi="Times New Roman" w:cs="Times New Roman"/>
+              </w:rPr>
+            </w:pPr>
+            <w:r>
+              <w:rPr>
+                <w:rFonts w:ascii="Times New Roman" w:hAnsi="Times New Roman" w:cs="Times New Roman"/>
+              </w:rPr>
+              <w:tab/>
+              <w:t>born(Child, BornYear, _),</w:t>
+            </w:r>
+          </w:p>
+          <w:p>
+            <w:pPr>
+              <w:spacing w:after="0" w:line="240" w:lineRule="auto"/>
+              <w:ind w:left="330"/>
+              <w:rPr>
+                <w:rFonts w:ascii="Times New Roman" w:hAnsi="Times New Roman" w:cs="Times New Roman"/>
+              </w:rPr>
+            </w:pPr>
+            <w:r>
+              <w:rPr>
+                <w:rFonts w:ascii="Times New Roman" w:hAnsi="Times New Roman" w:cs="Times New Roman"/>
+              </w:rPr>
+              <w:tab/>
+              <w:t>BornYear =&lt; Year,</w:t>
+            </w:r>
+          </w:p>
+          <w:p>
+            <w:pPr>
+              <w:spacing w:after="0" w:line="240" w:lineRule="auto"/>
+              <w:ind w:left="330"/>
+              <w:rPr>
+                <w:rFonts w:ascii="Times New Roman" w:hAnsi="Times New Roman" w:cs="Times New Roman"/>
+              </w:rPr>
+            </w:pPr>
+            <w:r>
+              <w:rPr>
+                <w:rFonts w:ascii="Times New Roman" w:hAnsi="Times New Roman" w:cs="Times New Roman"/>
+              </w:rPr>
+              <w:tab/>
+              <w:t>parent_of(Parent, Child).</w:t>
+            </w:r>
+          </w:p>
+          <w:p>
+            <w:pPr>
+              <w:spacing w:after="0" w:line="240" w:lineRule="auto"/>
+              <w:ind w:left="330"/>
+              <w:rPr>
+                <w:rFonts w:ascii="Times New Roman" w:hAnsi="Times New Roman" w:cs="Times New Roman"/>
+              </w:rPr>
+            </w:pPr>
+          </w:p>
+          <w:p>
+            <w:pPr>
+              <w:spacing w:after="0" w:line="240" w:lineRule="auto"/>
+              <w:ind w:left="330"/>
+              <w:rPr>
+                <w:rFonts w:ascii="Times New Roman" w:hAnsi="Times New Roman" w:cs="Times New Roman"/>
+              </w:rPr>
+            </w:pPr>
+            <w:r>
+              <w:rPr>
+                <w:rFonts w:ascii="Times New Roman" w:hAnsi="Times New Roman" w:cs="Times New Roman"/>
+              </w:rPr>
+              <w:t>% сыновья в такой то год</w:t>
+            </w:r>
+          </w:p>
+          <w:p>
+            <w:pPr>
+              <w:spacing w:after="0" w:line="240" w:lineRule="auto"/>
+              <w:ind w:left="330"/>
+              <w:rPr>
+                <w:rFonts w:ascii="Times New Roman" w:hAnsi="Times New Roman" w:cs="Times New Roman"/>
+              </w:rPr>
+            </w:pPr>
+            <w:r>
+              <w:rPr>
+                <w:rFonts w:ascii="Times New Roman" w:hAnsi="Times New Roman" w:cs="Times New Roman"/>
+              </w:rPr>
+              <w:t>sons_in(Parent, Boy, Year):-</w:t>
+            </w:r>
+          </w:p>
+          <w:p>
+            <w:pPr>
+              <w:spacing w:after="0" w:line="240" w:lineRule="auto"/>
+              <w:ind w:left="330"/>
+              <w:rPr>
+                <w:rFonts w:ascii="Times New Roman" w:hAnsi="Times New Roman" w:cs="Times New Roman"/>
+              </w:rPr>
+            </w:pPr>
+            <w:r>
+              <w:rPr>
+                <w:rFonts w:ascii="Times New Roman" w:hAnsi="Times New Roman" w:cs="Times New Roman"/>
+              </w:rPr>
+              <w:tab/>
+              <w:t>male(Boy),</w:t>
+            </w:r>
+          </w:p>
+          <w:p>
+            <w:pPr>
+              <w:spacing w:after="0" w:line="240" w:lineRule="auto"/>
+              <w:ind w:left="330"/>
+              <w:rPr>
+                <w:rFonts w:ascii="Times New Roman" w:hAnsi="Times New Roman" w:cs="Times New Roman"/>
+              </w:rPr>
+            </w:pPr>
+            <w:r>
+              <w:rPr>
+                <w:rFonts w:ascii="Times New Roman" w:hAnsi="Times New Roman" w:cs="Times New Roman"/>
+              </w:rPr>
+              <w:tab/>
+              <w:t>childrens_in(Parent, Boy, Year).</w:t>
+            </w:r>
+          </w:p>
+          <w:p>
+            <w:pPr>
+              <w:spacing w:after="0" w:line="240" w:lineRule="auto"/>
+              <w:ind w:left="330"/>
+              <w:rPr>
+                <w:rFonts w:ascii="Times New Roman" w:hAnsi="Times New Roman" w:cs="Times New Roman"/>
+              </w:rPr>
+            </w:pPr>
+          </w:p>
+          <w:p>
+            <w:pPr>
+              <w:spacing w:after="0" w:line="240" w:lineRule="auto"/>
+              <w:ind w:left="330"/>
+              <w:rPr>
+                <w:rFonts w:ascii="Times New Roman" w:hAnsi="Times New Roman" w:cs="Times New Roman"/>
+              </w:rPr>
+            </w:pPr>
+            <w:r>
+              <w:rPr>
+                <w:rFonts w:ascii="Times New Roman" w:hAnsi="Times New Roman" w:cs="Times New Roman"/>
+              </w:rPr>
+              <w:t>% дочери в такой то год</w:t>
+            </w:r>
+          </w:p>
+          <w:p>
+            <w:pPr>
+              <w:spacing w:after="0" w:line="240" w:lineRule="auto"/>
+              <w:ind w:left="330"/>
+              <w:rPr>
+                <w:rFonts w:ascii="Times New Roman" w:hAnsi="Times New Roman" w:cs="Times New Roman"/>
+              </w:rPr>
+            </w:pPr>
+            <w:r>
+              <w:rPr>
+                <w:rFonts w:ascii="Times New Roman" w:hAnsi="Times New Roman" w:cs="Times New Roman"/>
+              </w:rPr>
+              <w:t>daugthers_in(Parent, Girl, Year):-</w:t>
+            </w:r>
+          </w:p>
+          <w:p>
+            <w:pPr>
+              <w:spacing w:after="0" w:line="240" w:lineRule="auto"/>
+              <w:ind w:left="330"/>
+              <w:rPr>
+                <w:rFonts w:ascii="Times New Roman" w:hAnsi="Times New Roman" w:cs="Times New Roman"/>
+              </w:rPr>
+            </w:pPr>
+            <w:r>
+              <w:rPr>
+                <w:rFonts w:ascii="Times New Roman" w:hAnsi="Times New Roman" w:cs="Times New Roman"/>
+              </w:rPr>
+              <w:tab/>
+              <w:t>male(Girl),</w:t>
+            </w:r>
+          </w:p>
+          <w:p>
+            <w:pPr>
+              <w:spacing w:after="0" w:line="240" w:lineRule="auto"/>
+              <w:ind w:left="330"/>
+              <w:rPr>
+                <w:rFonts w:ascii="Times New Roman" w:hAnsi="Times New Roman" w:cs="Times New Roman"/>
+              </w:rPr>
+            </w:pPr>
+            <w:r>
+              <w:rPr>
+                <w:rFonts w:ascii="Times New Roman" w:hAnsi="Times New Roman" w:cs="Times New Roman"/>
+              </w:rPr>
+              <w:tab/>
+              <w:t>childrens_in(Parent, Girl, Year).</w:t>
+            </w:r>
+          </w:p>
+          <w:p>
+            <w:pPr>
+              <w:spacing w:after="0" w:line="240" w:lineRule="auto"/>
+              <w:ind w:left="330"/>
+              <w:rPr>
+                <w:rFonts w:ascii="Times New Roman" w:hAnsi="Times New Roman" w:cs="Times New Roman"/>
+              </w:rPr>
+            </w:pPr>
           </w:p>
           <w:p>
             <w:pPr>
@@ -6981,122 +5966,41 @@
             <w:r>
               <w:rPr>
                 <w:rFonts w:ascii="Times New Roman" w:hAnsi="Times New Roman" w:cs="Times New Roman"/>
+                <w:lang w:val="ru-RU"/>
+              </w:rPr>
+              <w:t>% сирота ли в такой то год</w:t>
+            </w:r>
+          </w:p>
+          <w:p>
+            <w:pPr>
+              <w:spacing w:after="0" w:line="240" w:lineRule="auto"/>
+              <w:ind w:left="330"/>
+              <w:rPr>
+                <w:rFonts w:ascii="Times New Roman" w:hAnsi="Times New Roman" w:cs="Times New Roman"/>
+              </w:rPr>
+            </w:pPr>
+            <w:r>
+              <w:rPr>
+                <w:rFonts w:ascii="Times New Roman" w:hAnsi="Times New Roman" w:cs="Times New Roman"/>
+              </w:rPr>
+              <w:t>orphan_in(Child, Year):-</w:t>
+            </w:r>
+          </w:p>
+          <w:p>
+            <w:pPr>
+              <w:spacing w:after="0" w:line="240" w:lineRule="auto"/>
+              <w:ind w:left="330"/>
+              <w:rPr>
+                <w:rFonts w:ascii="Times New Roman" w:hAnsi="Times New Roman" w:cs="Times New Roman"/>
+              </w:rPr>
+            </w:pPr>
+            <w:r>
+              <w:rPr>
+                <w:rFonts w:ascii="Times New Roman" w:hAnsi="Times New Roman" w:cs="Times New Roman"/>
               </w:rPr>
               <w:tab/>
-            </w:r>
-            <w:proofErr w:type="gramStart"/>
-            <w:r>
-              <w:rPr>
-                <w:rFonts w:ascii="Times New Roman" w:hAnsi="Times New Roman" w:cs="Times New Roman"/>
-              </w:rPr>
-              <w:t>grandparent</w:t>
-            </w:r>
-            <w:r>
-              <w:rPr>
-                <w:rFonts w:ascii="Times New Roman" w:hAnsi="Times New Roman" w:cs="Times New Roman"/>
-                <w:lang w:val="ru-RU"/>
-              </w:rPr>
-              <w:t>(</w:t>
-            </w:r>
-            <w:proofErr w:type="gramEnd"/>
-            <w:r>
-              <w:rPr>
-                <w:rFonts w:ascii="Times New Roman" w:hAnsi="Times New Roman" w:cs="Times New Roman"/>
-              </w:rPr>
-              <w:t>Child</w:t>
-            </w:r>
-            <w:r>
-              <w:rPr>
-                <w:rFonts w:ascii="Times New Roman" w:hAnsi="Times New Roman" w:cs="Times New Roman"/>
-                <w:lang w:val="ru-RU"/>
-              </w:rPr>
-              <w:t xml:space="preserve">, </w:t>
-            </w:r>
-            <w:r>
-              <w:rPr>
-                <w:rFonts w:ascii="Times New Roman" w:hAnsi="Times New Roman" w:cs="Times New Roman"/>
-              </w:rPr>
-              <w:t>Grandfather</w:t>
-            </w:r>
-            <w:r>
-              <w:rPr>
-                <w:rFonts w:ascii="Times New Roman" w:hAnsi="Times New Roman" w:cs="Times New Roman"/>
-                <w:lang w:val="ru-RU"/>
-              </w:rPr>
-              <w:t>).</w:t>
-            </w:r>
-          </w:p>
-          <w:p>
-            <w:pPr>
-              <w:spacing w:after="0" w:line="240" w:lineRule="auto"/>
-              <w:ind w:left="330"/>
-              <w:rPr>
-                <w:rFonts w:ascii="Times New Roman" w:hAnsi="Times New Roman" w:cs="Times New Roman"/>
-                <w:lang w:val="ru-RU"/>
-              </w:rPr>
-            </w:pPr>
-          </w:p>
-          <w:p>
-            <w:pPr>
-              <w:spacing w:after="0" w:line="240" w:lineRule="auto"/>
-              <w:ind w:left="330"/>
-              <w:rPr>
-                <w:rFonts w:ascii="Times New Roman" w:hAnsi="Times New Roman" w:cs="Times New Roman"/>
-                <w:lang w:val="ru-RU"/>
-              </w:rPr>
-            </w:pPr>
-            <w:r>
-              <w:rPr>
-                <w:rFonts w:ascii="Times New Roman" w:hAnsi="Times New Roman" w:cs="Times New Roman"/>
-                <w:lang w:val="ru-RU"/>
-              </w:rPr>
-              <w:t>% универсальная проверка на брак (без разницы кто идет первый)</w:t>
-            </w:r>
-          </w:p>
-          <w:p>
-            <w:pPr>
-              <w:spacing w:after="0" w:line="240" w:lineRule="auto"/>
-              <w:ind w:left="330"/>
-              <w:rPr>
-                <w:rFonts w:ascii="Times New Roman" w:hAnsi="Times New Roman" w:cs="Times New Roman"/>
-              </w:rPr>
-            </w:pPr>
-            <w:proofErr w:type="spellStart"/>
-            <w:r>
-              <w:rPr>
-                <w:rFonts w:ascii="Times New Roman" w:hAnsi="Times New Roman" w:cs="Times New Roman"/>
-              </w:rPr>
-              <w:t>married_</w:t>
-            </w:r>
-            <w:proofErr w:type="gramStart"/>
-            <w:r>
-              <w:rPr>
-                <w:rFonts w:ascii="Times New Roman" w:hAnsi="Times New Roman" w:cs="Times New Roman"/>
-              </w:rPr>
-              <w:t>univ</w:t>
-            </w:r>
-            <w:proofErr w:type="spellEnd"/>
-            <w:r>
-              <w:rPr>
-                <w:rFonts w:ascii="Times New Roman" w:hAnsi="Times New Roman" w:cs="Times New Roman"/>
-              </w:rPr>
-              <w:t>(</w:t>
-            </w:r>
-            <w:proofErr w:type="gramEnd"/>
-            <w:r>
-              <w:rPr>
-                <w:rFonts w:ascii="Times New Roman" w:hAnsi="Times New Roman" w:cs="Times New Roman"/>
-              </w:rPr>
-              <w:t>X, Y, Year</w:t>
-            </w:r>
-            <w:proofErr w:type="gramStart"/>
-            <w:r>
-              <w:rPr>
-                <w:rFonts w:ascii="Times New Roman" w:hAnsi="Times New Roman" w:cs="Times New Roman"/>
-              </w:rPr>
-              <w:t>):-</w:t>
-            </w:r>
-            <w:proofErr w:type="gramEnd"/>
+              <w:t>born(Child, BornYear, _),</w:t>
+            </w:r>
           </w:p>
           <w:p>
             <w:pPr>
@@ -7111,211 +6015,23 @@
                 <w:rFonts w:ascii="Times New Roman" w:hAnsi="Times New Roman" w:cs="Times New Roman"/>
               </w:rPr>
               <w:tab/>
-            </w:r>
-            <w:proofErr w:type="gramStart"/>
-            <w:r>
-              <w:rPr>
-                <w:rFonts w:ascii="Times New Roman" w:hAnsi="Times New Roman" w:cs="Times New Roman"/>
-              </w:rPr>
-              <w:t>married(</w:t>
-            </w:r>
-            <w:proofErr w:type="gramEnd"/>
-            <w:r>
-              <w:rPr>
-                <w:rFonts w:ascii="Times New Roman" w:hAnsi="Times New Roman" w:cs="Times New Roman"/>
-              </w:rPr>
-              <w:t>X, Y, Year</w:t>
-            </w:r>
-            <w:proofErr w:type="gramStart"/>
-            <w:r>
-              <w:rPr>
-                <w:rFonts w:ascii="Times New Roman" w:hAnsi="Times New Roman" w:cs="Times New Roman"/>
-              </w:rPr>
-              <w:t>) ;</w:t>
-            </w:r>
-            <w:proofErr w:type="gramEnd"/>
-            <w:r>
-              <w:rPr>
-                <w:rFonts w:ascii="Times New Roman" w:hAnsi="Times New Roman" w:cs="Times New Roman"/>
-              </w:rPr>
-              <w:t xml:space="preserve"> </w:t>
-            </w:r>
-            <w:proofErr w:type="gramStart"/>
-            <w:r>
-              <w:rPr>
-                <w:rFonts w:ascii="Times New Roman" w:hAnsi="Times New Roman" w:cs="Times New Roman"/>
-              </w:rPr>
-              <w:t>married(</w:t>
-            </w:r>
-            <w:proofErr w:type="gramEnd"/>
-            <w:r>
-              <w:rPr>
-                <w:rFonts w:ascii="Times New Roman" w:hAnsi="Times New Roman" w:cs="Times New Roman"/>
-              </w:rPr>
-              <w:t>Y, X, Year).</w:t>
-            </w:r>
-          </w:p>
-          <w:p>
-            <w:pPr>
-              <w:spacing w:after="0" w:line="240" w:lineRule="auto"/>
-              <w:ind w:left="330"/>
-              <w:rPr>
-                <w:rFonts w:ascii="Times New Roman" w:hAnsi="Times New Roman" w:cs="Times New Roman"/>
-              </w:rPr>
-            </w:pPr>
-          </w:p>
-          <w:p>
-            <w:pPr>
-              <w:spacing w:after="0" w:line="240" w:lineRule="auto"/>
-              <w:ind w:left="330"/>
-              <w:rPr>
-                <w:rFonts w:ascii="Times New Roman" w:hAnsi="Times New Roman" w:cs="Times New Roman"/>
-                <w:lang w:val="ru-RU"/>
-              </w:rPr>
-            </w:pPr>
-            <w:r>
-              <w:rPr>
-                <w:rFonts w:ascii="Times New Roman" w:hAnsi="Times New Roman" w:cs="Times New Roman"/>
-                <w:lang w:val="ru-RU"/>
-              </w:rPr>
-              <w:t>% женаты ли в такой год</w:t>
-            </w:r>
-          </w:p>
-          <w:p>
-            <w:pPr>
-              <w:spacing w:after="0" w:line="240" w:lineRule="auto"/>
-              <w:ind w:left="330"/>
-              <w:rPr>
-                <w:rFonts w:ascii="Times New Roman" w:hAnsi="Times New Roman" w:cs="Times New Roman"/>
-                <w:lang w:val="ru-RU"/>
-              </w:rPr>
-            </w:pPr>
-            <w:r>
-              <w:rPr>
-                <w:rFonts w:ascii="Times New Roman" w:hAnsi="Times New Roman" w:cs="Times New Roman"/>
-              </w:rPr>
-              <w:t>married</w:t>
-            </w:r>
-            <w:r>
-              <w:rPr>
-                <w:rFonts w:ascii="Times New Roman" w:hAnsi="Times New Roman" w:cs="Times New Roman"/>
-                <w:lang w:val="ru-RU"/>
-              </w:rPr>
-              <w:t>_</w:t>
-            </w:r>
-            <w:proofErr w:type="gramStart"/>
-            <w:r>
-              <w:rPr>
-                <w:rFonts w:ascii="Times New Roman" w:hAnsi="Times New Roman" w:cs="Times New Roman"/>
-              </w:rPr>
-              <w:t>in</w:t>
-            </w:r>
-            <w:r>
-              <w:rPr>
-                <w:rFonts w:ascii="Times New Roman" w:hAnsi="Times New Roman" w:cs="Times New Roman"/>
-                <w:lang w:val="ru-RU"/>
-              </w:rPr>
-              <w:t>(</w:t>
-            </w:r>
-            <w:proofErr w:type="gramEnd"/>
-            <w:r>
-              <w:rPr>
-                <w:rFonts w:ascii="Times New Roman" w:hAnsi="Times New Roman" w:cs="Times New Roman"/>
-              </w:rPr>
-              <w:t>X</w:t>
-            </w:r>
-            <w:r>
-              <w:rPr>
-                <w:rFonts w:ascii="Times New Roman" w:hAnsi="Times New Roman" w:cs="Times New Roman"/>
-                <w:lang w:val="ru-RU"/>
-              </w:rPr>
-              <w:t xml:space="preserve">, </w:t>
-            </w:r>
-            <w:r>
-              <w:rPr>
-                <w:rFonts w:ascii="Times New Roman" w:hAnsi="Times New Roman" w:cs="Times New Roman"/>
-              </w:rPr>
-              <w:t>Y</w:t>
-            </w:r>
-            <w:r>
-              <w:rPr>
-                <w:rFonts w:ascii="Times New Roman" w:hAnsi="Times New Roman" w:cs="Times New Roman"/>
-                <w:lang w:val="ru-RU"/>
-              </w:rPr>
-              <w:t xml:space="preserve">, </w:t>
-            </w:r>
-            <w:r>
-              <w:rPr>
-                <w:rFonts w:ascii="Times New Roman" w:hAnsi="Times New Roman" w:cs="Times New Roman"/>
-              </w:rPr>
-              <w:t>Year</w:t>
-            </w:r>
-            <w:proofErr w:type="gramStart"/>
-            <w:r>
-              <w:rPr>
-                <w:rFonts w:ascii="Times New Roman" w:hAnsi="Times New Roman" w:cs="Times New Roman"/>
-                <w:lang w:val="ru-RU"/>
-              </w:rPr>
-              <w:t>):-</w:t>
-            </w:r>
-            <w:proofErr w:type="gramEnd"/>
-          </w:p>
-          <w:p>
-            <w:pPr>
-              <w:spacing w:after="0" w:line="240" w:lineRule="auto"/>
-              <w:ind w:left="330"/>
-              <w:rPr>
-                <w:rFonts w:ascii="Times New Roman" w:hAnsi="Times New Roman" w:cs="Times New Roman"/>
-              </w:rPr>
-            </w:pPr>
-            <w:r>
-              <w:rPr>
-                <w:rFonts w:ascii="Times New Roman" w:hAnsi="Times New Roman" w:cs="Times New Roman"/>
-                <w:lang w:val="ru-RU"/>
+              <w:t>BornYear =&lt; Year,</w:t>
+            </w:r>
+          </w:p>
+          <w:p>
+            <w:pPr>
+              <w:spacing w:after="0" w:line="240" w:lineRule="auto"/>
+              <w:ind w:left="330"/>
+              <w:rPr>
+                <w:rFonts w:ascii="Times New Roman" w:hAnsi="Times New Roman" w:cs="Times New Roman"/>
+              </w:rPr>
+            </w:pPr>
+            <w:r>
+              <w:rPr>
+                <w:rFonts w:ascii="Times New Roman" w:hAnsi="Times New Roman" w:cs="Times New Roman"/>
               </w:rPr>
               <w:tab/>
-            </w:r>
-            <w:proofErr w:type="spellStart"/>
-            <w:r>
-              <w:rPr>
-                <w:rFonts w:ascii="Times New Roman" w:hAnsi="Times New Roman" w:cs="Times New Roman"/>
-              </w:rPr>
-              <w:t>married_</w:t>
-            </w:r>
-            <w:proofErr w:type="gramStart"/>
-            <w:r>
-              <w:rPr>
-                <w:rFonts w:ascii="Times New Roman" w:hAnsi="Times New Roman" w:cs="Times New Roman"/>
-              </w:rPr>
-              <w:t>univ</w:t>
-            </w:r>
-            <w:proofErr w:type="spellEnd"/>
-            <w:r>
-              <w:rPr>
-                <w:rFonts w:ascii="Times New Roman" w:hAnsi="Times New Roman" w:cs="Times New Roman"/>
-              </w:rPr>
-              <w:t>(</w:t>
-            </w:r>
-            <w:proofErr w:type="gramEnd"/>
-            <w:r>
-              <w:rPr>
-                <w:rFonts w:ascii="Times New Roman" w:hAnsi="Times New Roman" w:cs="Times New Roman"/>
-              </w:rPr>
-              <w:t xml:space="preserve">X, Y, </w:t>
-            </w:r>
-            <w:proofErr w:type="spellStart"/>
-            <w:r>
-              <w:rPr>
-                <w:rFonts w:ascii="Times New Roman" w:hAnsi="Times New Roman" w:cs="Times New Roman"/>
-              </w:rPr>
-              <w:t>MarryYear</w:t>
-            </w:r>
-            <w:proofErr w:type="spellEnd"/>
-            <w:r>
-              <w:rPr>
-                <w:rFonts w:ascii="Times New Roman" w:hAnsi="Times New Roman" w:cs="Times New Roman"/>
-              </w:rPr>
-              <w:t>),</w:t>
+              <w:t>parent_of(P1, Child),</w:t>
             </w:r>
           </w:p>
           <w:p>
@@ -7331,952 +6047,7 @@
                 <w:rFonts w:ascii="Times New Roman" w:hAnsi="Times New Roman" w:cs="Times New Roman"/>
               </w:rPr>
               <w:tab/>
-              <w:t xml:space="preserve">Year &gt;= </w:t>
-            </w:r>
-            <w:proofErr w:type="spellStart"/>
-            <w:r>
-              <w:rPr>
-                <w:rFonts w:ascii="Times New Roman" w:hAnsi="Times New Roman" w:cs="Times New Roman"/>
-              </w:rPr>
-              <w:t>MarryYear</w:t>
-            </w:r>
-            <w:proofErr w:type="spellEnd"/>
-            <w:r>
-              <w:rPr>
-                <w:rFonts w:ascii="Times New Roman" w:hAnsi="Times New Roman" w:cs="Times New Roman"/>
-              </w:rPr>
-              <w:t>,</w:t>
-            </w:r>
-          </w:p>
-          <w:p>
-            <w:pPr>
-              <w:spacing w:after="0" w:line="240" w:lineRule="auto"/>
-              <w:ind w:left="330"/>
-              <w:rPr>
-                <w:rFonts w:ascii="Times New Roman" w:hAnsi="Times New Roman" w:cs="Times New Roman"/>
-              </w:rPr>
-            </w:pPr>
-            <w:r>
-              <w:rPr>
-                <w:rFonts w:ascii="Times New Roman" w:hAnsi="Times New Roman" w:cs="Times New Roman"/>
-              </w:rPr>
-              <w:tab/>
-              <w:t>(\+</w:t>
-            </w:r>
-            <w:proofErr w:type="gramStart"/>
-            <w:r>
-              <w:rPr>
-                <w:rFonts w:ascii="Times New Roman" w:hAnsi="Times New Roman" w:cs="Times New Roman"/>
-              </w:rPr>
-              <w:t>divorced(</w:t>
-            </w:r>
-            <w:proofErr w:type="gramEnd"/>
-            <w:r>
-              <w:rPr>
-                <w:rFonts w:ascii="Times New Roman" w:hAnsi="Times New Roman" w:cs="Times New Roman"/>
-              </w:rPr>
-              <w:t>X, Y, _</w:t>
-            </w:r>
-            <w:proofErr w:type="gramStart"/>
-            <w:r>
-              <w:rPr>
-                <w:rFonts w:ascii="Times New Roman" w:hAnsi="Times New Roman" w:cs="Times New Roman"/>
-              </w:rPr>
-              <w:t>) ;</w:t>
-            </w:r>
-            <w:proofErr w:type="gramEnd"/>
-            <w:r>
-              <w:rPr>
-                <w:rFonts w:ascii="Times New Roman" w:hAnsi="Times New Roman" w:cs="Times New Roman"/>
-              </w:rPr>
-              <w:t xml:space="preserve"> (</w:t>
-            </w:r>
-            <w:proofErr w:type="gramStart"/>
-            <w:r>
-              <w:rPr>
-                <w:rFonts w:ascii="Times New Roman" w:hAnsi="Times New Roman" w:cs="Times New Roman"/>
-              </w:rPr>
-              <w:t>divorced(</w:t>
-            </w:r>
-            <w:proofErr w:type="gramEnd"/>
-            <w:r>
-              <w:rPr>
-                <w:rFonts w:ascii="Times New Roman" w:hAnsi="Times New Roman" w:cs="Times New Roman"/>
-              </w:rPr>
-              <w:t xml:space="preserve">X, Y, </w:t>
-            </w:r>
-            <w:proofErr w:type="spellStart"/>
-            <w:r>
-              <w:rPr>
-                <w:rFonts w:ascii="Times New Roman" w:hAnsi="Times New Roman" w:cs="Times New Roman"/>
-              </w:rPr>
-              <w:t>DivYear</w:t>
-            </w:r>
-            <w:proofErr w:type="spellEnd"/>
-            <w:r>
-              <w:rPr>
-                <w:rFonts w:ascii="Times New Roman" w:hAnsi="Times New Roman" w:cs="Times New Roman"/>
-              </w:rPr>
-              <w:t xml:space="preserve">), </w:t>
-            </w:r>
-            <w:proofErr w:type="spellStart"/>
-            <w:r>
-              <w:rPr>
-                <w:rFonts w:ascii="Times New Roman" w:hAnsi="Times New Roman" w:cs="Times New Roman"/>
-              </w:rPr>
-              <w:t>DivYear</w:t>
-            </w:r>
-            <w:proofErr w:type="spellEnd"/>
-            <w:r>
-              <w:rPr>
-                <w:rFonts w:ascii="Times New Roman" w:hAnsi="Times New Roman" w:cs="Times New Roman"/>
-              </w:rPr>
-              <w:t xml:space="preserve"> &gt; Year)).</w:t>
-            </w:r>
-          </w:p>
-          <w:p>
-            <w:pPr>
-              <w:spacing w:after="0" w:line="240" w:lineRule="auto"/>
-              <w:ind w:left="330"/>
-              <w:rPr>
-                <w:rFonts w:ascii="Times New Roman" w:hAnsi="Times New Roman" w:cs="Times New Roman"/>
-              </w:rPr>
-            </w:pPr>
-          </w:p>
-          <w:p>
-            <w:pPr>
-              <w:spacing w:after="0" w:line="240" w:lineRule="auto"/>
-              <w:ind w:left="330"/>
-              <w:rPr>
-                <w:rFonts w:ascii="Times New Roman" w:hAnsi="Times New Roman" w:cs="Times New Roman"/>
-              </w:rPr>
-            </w:pPr>
-            <w:r>
-              <w:rPr>
-                <w:rFonts w:ascii="Times New Roman" w:hAnsi="Times New Roman" w:cs="Times New Roman"/>
-              </w:rPr>
-              <w:t xml:space="preserve">% </w:t>
-            </w:r>
-            <w:proofErr w:type="spellStart"/>
-            <w:r>
-              <w:rPr>
-                <w:rFonts w:ascii="Times New Roman" w:hAnsi="Times New Roman" w:cs="Times New Roman"/>
-              </w:rPr>
-              <w:t>дети</w:t>
-            </w:r>
-            <w:proofErr w:type="spellEnd"/>
-            <w:r>
-              <w:rPr>
-                <w:rFonts w:ascii="Times New Roman" w:hAnsi="Times New Roman" w:cs="Times New Roman"/>
-              </w:rPr>
-              <w:t xml:space="preserve"> в </w:t>
-            </w:r>
-            <w:proofErr w:type="spellStart"/>
-            <w:r>
-              <w:rPr>
-                <w:rFonts w:ascii="Times New Roman" w:hAnsi="Times New Roman" w:cs="Times New Roman"/>
-              </w:rPr>
-              <w:t>такой</w:t>
-            </w:r>
-            <w:proofErr w:type="spellEnd"/>
-            <w:r>
-              <w:rPr>
-                <w:rFonts w:ascii="Times New Roman" w:hAnsi="Times New Roman" w:cs="Times New Roman"/>
-              </w:rPr>
-              <w:t xml:space="preserve"> </w:t>
-            </w:r>
-            <w:proofErr w:type="spellStart"/>
-            <w:r>
-              <w:rPr>
-                <w:rFonts w:ascii="Times New Roman" w:hAnsi="Times New Roman" w:cs="Times New Roman"/>
-              </w:rPr>
-              <w:t>то</w:t>
-            </w:r>
-            <w:proofErr w:type="spellEnd"/>
-            <w:r>
-              <w:rPr>
-                <w:rFonts w:ascii="Times New Roman" w:hAnsi="Times New Roman" w:cs="Times New Roman"/>
-              </w:rPr>
-              <w:t xml:space="preserve"> </w:t>
-            </w:r>
-            <w:proofErr w:type="spellStart"/>
-            <w:r>
-              <w:rPr>
-                <w:rFonts w:ascii="Times New Roman" w:hAnsi="Times New Roman" w:cs="Times New Roman"/>
-              </w:rPr>
-              <w:t>год</w:t>
-            </w:r>
-            <w:proofErr w:type="spellEnd"/>
-          </w:p>
-          <w:p>
-            <w:pPr>
-              <w:spacing w:after="0" w:line="240" w:lineRule="auto"/>
-              <w:ind w:left="330"/>
-              <w:rPr>
-                <w:rFonts w:ascii="Times New Roman" w:hAnsi="Times New Roman" w:cs="Times New Roman"/>
-              </w:rPr>
-            </w:pPr>
-            <w:proofErr w:type="spellStart"/>
-            <w:r>
-              <w:rPr>
-                <w:rFonts w:ascii="Times New Roman" w:hAnsi="Times New Roman" w:cs="Times New Roman"/>
-              </w:rPr>
-              <w:t>childrens_</w:t>
-            </w:r>
-            <w:proofErr w:type="gramStart"/>
-            <w:r>
-              <w:rPr>
-                <w:rFonts w:ascii="Times New Roman" w:hAnsi="Times New Roman" w:cs="Times New Roman"/>
-              </w:rPr>
-              <w:t>in</w:t>
-            </w:r>
-            <w:proofErr w:type="spellEnd"/>
-            <w:r>
-              <w:rPr>
-                <w:rFonts w:ascii="Times New Roman" w:hAnsi="Times New Roman" w:cs="Times New Roman"/>
-              </w:rPr>
-              <w:t>(</w:t>
-            </w:r>
-            <w:proofErr w:type="gramEnd"/>
-            <w:r>
-              <w:rPr>
-                <w:rFonts w:ascii="Times New Roman" w:hAnsi="Times New Roman" w:cs="Times New Roman"/>
-              </w:rPr>
-              <w:t>Parent, Child, Year</w:t>
-            </w:r>
-            <w:proofErr w:type="gramStart"/>
-            <w:r>
-              <w:rPr>
-                <w:rFonts w:ascii="Times New Roman" w:hAnsi="Times New Roman" w:cs="Times New Roman"/>
-              </w:rPr>
-              <w:t>):-</w:t>
-            </w:r>
-            <w:proofErr w:type="gramEnd"/>
-          </w:p>
-          <w:p>
-            <w:pPr>
-              <w:spacing w:after="0" w:line="240" w:lineRule="auto"/>
-              <w:ind w:left="330"/>
-              <w:rPr>
-                <w:rFonts w:ascii="Times New Roman" w:hAnsi="Times New Roman" w:cs="Times New Roman"/>
-              </w:rPr>
-            </w:pPr>
-            <w:r>
-              <w:rPr>
-                <w:rFonts w:ascii="Times New Roman" w:hAnsi="Times New Roman" w:cs="Times New Roman"/>
-              </w:rPr>
-              <w:tab/>
-            </w:r>
-            <w:proofErr w:type="gramStart"/>
-            <w:r>
-              <w:rPr>
-                <w:rFonts w:ascii="Times New Roman" w:hAnsi="Times New Roman" w:cs="Times New Roman"/>
-              </w:rPr>
-              <w:t>born(</w:t>
-            </w:r>
-            <w:proofErr w:type="gramEnd"/>
-            <w:r>
-              <w:rPr>
-                <w:rFonts w:ascii="Times New Roman" w:hAnsi="Times New Roman" w:cs="Times New Roman"/>
-              </w:rPr>
-              <w:t xml:space="preserve">Child, </w:t>
-            </w:r>
-            <w:proofErr w:type="spellStart"/>
-            <w:r>
-              <w:rPr>
-                <w:rFonts w:ascii="Times New Roman" w:hAnsi="Times New Roman" w:cs="Times New Roman"/>
-              </w:rPr>
-              <w:t>BornYear</w:t>
-            </w:r>
-            <w:proofErr w:type="spellEnd"/>
-            <w:r>
-              <w:rPr>
-                <w:rFonts w:ascii="Times New Roman" w:hAnsi="Times New Roman" w:cs="Times New Roman"/>
-              </w:rPr>
-              <w:t>, _),</w:t>
-            </w:r>
-          </w:p>
-          <w:p>
-            <w:pPr>
-              <w:spacing w:after="0" w:line="240" w:lineRule="auto"/>
-              <w:ind w:left="330"/>
-              <w:rPr>
-                <w:rFonts w:ascii="Times New Roman" w:hAnsi="Times New Roman" w:cs="Times New Roman"/>
-              </w:rPr>
-            </w:pPr>
-            <w:r>
-              <w:rPr>
-                <w:rFonts w:ascii="Times New Roman" w:hAnsi="Times New Roman" w:cs="Times New Roman"/>
-              </w:rPr>
-              <w:tab/>
-            </w:r>
-            <w:proofErr w:type="spellStart"/>
-            <w:r>
-              <w:rPr>
-                <w:rFonts w:ascii="Times New Roman" w:hAnsi="Times New Roman" w:cs="Times New Roman"/>
-              </w:rPr>
-              <w:t>BornYear</w:t>
-            </w:r>
-            <w:proofErr w:type="spellEnd"/>
-            <w:r>
-              <w:rPr>
-                <w:rFonts w:ascii="Times New Roman" w:hAnsi="Times New Roman" w:cs="Times New Roman"/>
-              </w:rPr>
-              <w:t xml:space="preserve"> =&lt; Year,</w:t>
-            </w:r>
-          </w:p>
-          <w:p>
-            <w:pPr>
-              <w:spacing w:after="0" w:line="240" w:lineRule="auto"/>
-              <w:ind w:left="330"/>
-              <w:rPr>
-                <w:rFonts w:ascii="Times New Roman" w:hAnsi="Times New Roman" w:cs="Times New Roman"/>
-              </w:rPr>
-            </w:pPr>
-            <w:r>
-              <w:rPr>
-                <w:rFonts w:ascii="Times New Roman" w:hAnsi="Times New Roman" w:cs="Times New Roman"/>
-              </w:rPr>
-              <w:tab/>
-            </w:r>
-            <w:proofErr w:type="spellStart"/>
-            <w:r>
-              <w:rPr>
-                <w:rFonts w:ascii="Times New Roman" w:hAnsi="Times New Roman" w:cs="Times New Roman"/>
-              </w:rPr>
-              <w:t>parent_</w:t>
-            </w:r>
-            <w:proofErr w:type="gramStart"/>
-            <w:r>
-              <w:rPr>
-                <w:rFonts w:ascii="Times New Roman" w:hAnsi="Times New Roman" w:cs="Times New Roman"/>
-              </w:rPr>
-              <w:t>of</w:t>
-            </w:r>
-            <w:proofErr w:type="spellEnd"/>
-            <w:r>
-              <w:rPr>
-                <w:rFonts w:ascii="Times New Roman" w:hAnsi="Times New Roman" w:cs="Times New Roman"/>
-              </w:rPr>
-              <w:t>(</w:t>
-            </w:r>
-            <w:proofErr w:type="gramEnd"/>
-            <w:r>
-              <w:rPr>
-                <w:rFonts w:ascii="Times New Roman" w:hAnsi="Times New Roman" w:cs="Times New Roman"/>
-              </w:rPr>
-              <w:t>Parent, Child).</w:t>
-            </w:r>
-          </w:p>
-          <w:p>
-            <w:pPr>
-              <w:spacing w:after="0" w:line="240" w:lineRule="auto"/>
-              <w:ind w:left="330"/>
-              <w:rPr>
-                <w:rFonts w:ascii="Times New Roman" w:hAnsi="Times New Roman" w:cs="Times New Roman"/>
-              </w:rPr>
-            </w:pPr>
-          </w:p>
-          <w:p>
-            <w:pPr>
-              <w:spacing w:after="0" w:line="240" w:lineRule="auto"/>
-              <w:ind w:left="330"/>
-              <w:rPr>
-                <w:rFonts w:ascii="Times New Roman" w:hAnsi="Times New Roman" w:cs="Times New Roman"/>
-              </w:rPr>
-            </w:pPr>
-            <w:r>
-              <w:rPr>
-                <w:rFonts w:ascii="Times New Roman" w:hAnsi="Times New Roman" w:cs="Times New Roman"/>
-              </w:rPr>
-              <w:t xml:space="preserve">% </w:t>
-            </w:r>
-            <w:proofErr w:type="spellStart"/>
-            <w:r>
-              <w:rPr>
-                <w:rFonts w:ascii="Times New Roman" w:hAnsi="Times New Roman" w:cs="Times New Roman"/>
-              </w:rPr>
-              <w:t>сыновья</w:t>
-            </w:r>
-            <w:proofErr w:type="spellEnd"/>
-            <w:r>
-              <w:rPr>
-                <w:rFonts w:ascii="Times New Roman" w:hAnsi="Times New Roman" w:cs="Times New Roman"/>
-              </w:rPr>
-              <w:t xml:space="preserve"> в </w:t>
-            </w:r>
-            <w:proofErr w:type="spellStart"/>
-            <w:r>
-              <w:rPr>
-                <w:rFonts w:ascii="Times New Roman" w:hAnsi="Times New Roman" w:cs="Times New Roman"/>
-              </w:rPr>
-              <w:t>такой</w:t>
-            </w:r>
-            <w:proofErr w:type="spellEnd"/>
-            <w:r>
-              <w:rPr>
-                <w:rFonts w:ascii="Times New Roman" w:hAnsi="Times New Roman" w:cs="Times New Roman"/>
-              </w:rPr>
-              <w:t xml:space="preserve"> </w:t>
-            </w:r>
-            <w:proofErr w:type="spellStart"/>
-            <w:r>
-              <w:rPr>
-                <w:rFonts w:ascii="Times New Roman" w:hAnsi="Times New Roman" w:cs="Times New Roman"/>
-              </w:rPr>
-              <w:t>то</w:t>
-            </w:r>
-            <w:proofErr w:type="spellEnd"/>
-            <w:r>
-              <w:rPr>
-                <w:rFonts w:ascii="Times New Roman" w:hAnsi="Times New Roman" w:cs="Times New Roman"/>
-              </w:rPr>
-              <w:t xml:space="preserve"> </w:t>
-            </w:r>
-            <w:proofErr w:type="spellStart"/>
-            <w:r>
-              <w:rPr>
-                <w:rFonts w:ascii="Times New Roman" w:hAnsi="Times New Roman" w:cs="Times New Roman"/>
-              </w:rPr>
-              <w:t>год</w:t>
-            </w:r>
-            <w:proofErr w:type="spellEnd"/>
-          </w:p>
-          <w:p>
-            <w:pPr>
-              <w:spacing w:after="0" w:line="240" w:lineRule="auto"/>
-              <w:ind w:left="330"/>
-              <w:rPr>
-                <w:rFonts w:ascii="Times New Roman" w:hAnsi="Times New Roman" w:cs="Times New Roman"/>
-              </w:rPr>
-            </w:pPr>
-            <w:proofErr w:type="spellStart"/>
-            <w:r>
-              <w:rPr>
-                <w:rFonts w:ascii="Times New Roman" w:hAnsi="Times New Roman" w:cs="Times New Roman"/>
-              </w:rPr>
-              <w:t>sons_</w:t>
-            </w:r>
-            <w:proofErr w:type="gramStart"/>
-            <w:r>
-              <w:rPr>
-                <w:rFonts w:ascii="Times New Roman" w:hAnsi="Times New Roman" w:cs="Times New Roman"/>
-              </w:rPr>
-              <w:t>in</w:t>
-            </w:r>
-            <w:proofErr w:type="spellEnd"/>
-            <w:r>
-              <w:rPr>
-                <w:rFonts w:ascii="Times New Roman" w:hAnsi="Times New Roman" w:cs="Times New Roman"/>
-              </w:rPr>
-              <w:t>(</w:t>
-            </w:r>
-            <w:proofErr w:type="gramEnd"/>
-            <w:r>
-              <w:rPr>
-                <w:rFonts w:ascii="Times New Roman" w:hAnsi="Times New Roman" w:cs="Times New Roman"/>
-              </w:rPr>
-              <w:t>Parent, Boy, Year</w:t>
-            </w:r>
-            <w:proofErr w:type="gramStart"/>
-            <w:r>
-              <w:rPr>
-                <w:rFonts w:ascii="Times New Roman" w:hAnsi="Times New Roman" w:cs="Times New Roman"/>
-              </w:rPr>
-              <w:t>):-</w:t>
-            </w:r>
-            <w:proofErr w:type="gramEnd"/>
-          </w:p>
-          <w:p>
-            <w:pPr>
-              <w:spacing w:after="0" w:line="240" w:lineRule="auto"/>
-              <w:ind w:left="330"/>
-              <w:rPr>
-                <w:rFonts w:ascii="Times New Roman" w:hAnsi="Times New Roman" w:cs="Times New Roman"/>
-              </w:rPr>
-            </w:pPr>
-            <w:r>
-              <w:rPr>
-                <w:rFonts w:ascii="Times New Roman" w:hAnsi="Times New Roman" w:cs="Times New Roman"/>
-              </w:rPr>
-              <w:tab/>
-            </w:r>
-            <w:proofErr w:type="gramStart"/>
-            <w:r>
-              <w:rPr>
-                <w:rFonts w:ascii="Times New Roman" w:hAnsi="Times New Roman" w:cs="Times New Roman"/>
-              </w:rPr>
-              <w:t>male(</w:t>
-            </w:r>
-            <w:proofErr w:type="gramEnd"/>
-            <w:r>
-              <w:rPr>
-                <w:rFonts w:ascii="Times New Roman" w:hAnsi="Times New Roman" w:cs="Times New Roman"/>
-              </w:rPr>
-              <w:t>Boy),</w:t>
-            </w:r>
-          </w:p>
-          <w:p>
-            <w:pPr>
-              <w:spacing w:after="0" w:line="240" w:lineRule="auto"/>
-              <w:ind w:left="330"/>
-              <w:rPr>
-                <w:rFonts w:ascii="Times New Roman" w:hAnsi="Times New Roman" w:cs="Times New Roman"/>
-              </w:rPr>
-            </w:pPr>
-            <w:r>
-              <w:rPr>
-                <w:rFonts w:ascii="Times New Roman" w:hAnsi="Times New Roman" w:cs="Times New Roman"/>
-              </w:rPr>
-              <w:tab/>
-            </w:r>
-            <w:proofErr w:type="spellStart"/>
-            <w:r>
-              <w:rPr>
-                <w:rFonts w:ascii="Times New Roman" w:hAnsi="Times New Roman" w:cs="Times New Roman"/>
-              </w:rPr>
-              <w:t>childrens_</w:t>
-            </w:r>
-            <w:proofErr w:type="gramStart"/>
-            <w:r>
-              <w:rPr>
-                <w:rFonts w:ascii="Times New Roman" w:hAnsi="Times New Roman" w:cs="Times New Roman"/>
-              </w:rPr>
-              <w:t>in</w:t>
-            </w:r>
-            <w:proofErr w:type="spellEnd"/>
-            <w:r>
-              <w:rPr>
-                <w:rFonts w:ascii="Times New Roman" w:hAnsi="Times New Roman" w:cs="Times New Roman"/>
-              </w:rPr>
-              <w:t>(</w:t>
-            </w:r>
-            <w:proofErr w:type="gramEnd"/>
-            <w:r>
-              <w:rPr>
-                <w:rFonts w:ascii="Times New Roman" w:hAnsi="Times New Roman" w:cs="Times New Roman"/>
-              </w:rPr>
-              <w:t>Parent, Boy, Year).</w:t>
-            </w:r>
-          </w:p>
-          <w:p>
-            <w:pPr>
-              <w:spacing w:after="0" w:line="240" w:lineRule="auto"/>
-              <w:ind w:left="330"/>
-              <w:rPr>
-                <w:rFonts w:ascii="Times New Roman" w:hAnsi="Times New Roman" w:cs="Times New Roman"/>
-              </w:rPr>
-            </w:pPr>
-          </w:p>
-          <w:p>
-            <w:pPr>
-              <w:spacing w:after="0" w:line="240" w:lineRule="auto"/>
-              <w:ind w:left="330"/>
-              <w:rPr>
-                <w:rFonts w:ascii="Times New Roman" w:hAnsi="Times New Roman" w:cs="Times New Roman"/>
-              </w:rPr>
-            </w:pPr>
-            <w:r>
-              <w:rPr>
-                <w:rFonts w:ascii="Times New Roman" w:hAnsi="Times New Roman" w:cs="Times New Roman"/>
-              </w:rPr>
-              <w:t xml:space="preserve">% </w:t>
-            </w:r>
-            <w:proofErr w:type="spellStart"/>
-            <w:r>
-              <w:rPr>
-                <w:rFonts w:ascii="Times New Roman" w:hAnsi="Times New Roman" w:cs="Times New Roman"/>
-              </w:rPr>
-              <w:t>дочери</w:t>
-            </w:r>
-            <w:proofErr w:type="spellEnd"/>
-            <w:r>
-              <w:rPr>
-                <w:rFonts w:ascii="Times New Roman" w:hAnsi="Times New Roman" w:cs="Times New Roman"/>
-              </w:rPr>
-              <w:t xml:space="preserve"> в </w:t>
-            </w:r>
-            <w:proofErr w:type="spellStart"/>
-            <w:r>
-              <w:rPr>
-                <w:rFonts w:ascii="Times New Roman" w:hAnsi="Times New Roman" w:cs="Times New Roman"/>
-              </w:rPr>
-              <w:t>такой</w:t>
-            </w:r>
-            <w:proofErr w:type="spellEnd"/>
-            <w:r>
-              <w:rPr>
-                <w:rFonts w:ascii="Times New Roman" w:hAnsi="Times New Roman" w:cs="Times New Roman"/>
-              </w:rPr>
-              <w:t xml:space="preserve"> </w:t>
-            </w:r>
-            <w:proofErr w:type="spellStart"/>
-            <w:r>
-              <w:rPr>
-                <w:rFonts w:ascii="Times New Roman" w:hAnsi="Times New Roman" w:cs="Times New Roman"/>
-              </w:rPr>
-              <w:t>то</w:t>
-            </w:r>
-            <w:proofErr w:type="spellEnd"/>
-            <w:r>
-              <w:rPr>
-                <w:rFonts w:ascii="Times New Roman" w:hAnsi="Times New Roman" w:cs="Times New Roman"/>
-              </w:rPr>
-              <w:t xml:space="preserve"> </w:t>
-            </w:r>
-            <w:proofErr w:type="spellStart"/>
-            <w:r>
-              <w:rPr>
-                <w:rFonts w:ascii="Times New Roman" w:hAnsi="Times New Roman" w:cs="Times New Roman"/>
-              </w:rPr>
-              <w:t>год</w:t>
-            </w:r>
-            <w:proofErr w:type="spellEnd"/>
-          </w:p>
-          <w:p>
-            <w:pPr>
-              <w:spacing w:after="0" w:line="240" w:lineRule="auto"/>
-              <w:ind w:left="330"/>
-              <w:rPr>
-                <w:rFonts w:ascii="Times New Roman" w:hAnsi="Times New Roman" w:cs="Times New Roman"/>
-              </w:rPr>
-            </w:pPr>
-            <w:proofErr w:type="spellStart"/>
-            <w:r>
-              <w:rPr>
-                <w:rFonts w:ascii="Times New Roman" w:hAnsi="Times New Roman" w:cs="Times New Roman"/>
-              </w:rPr>
-              <w:t>daugthers_</w:t>
-            </w:r>
-            <w:proofErr w:type="gramStart"/>
-            <w:r>
-              <w:rPr>
-                <w:rFonts w:ascii="Times New Roman" w:hAnsi="Times New Roman" w:cs="Times New Roman"/>
-              </w:rPr>
-              <w:t>in</w:t>
-            </w:r>
-            <w:proofErr w:type="spellEnd"/>
-            <w:r>
-              <w:rPr>
-                <w:rFonts w:ascii="Times New Roman" w:hAnsi="Times New Roman" w:cs="Times New Roman"/>
-              </w:rPr>
-              <w:t>(</w:t>
-            </w:r>
-            <w:proofErr w:type="gramEnd"/>
-            <w:r>
-              <w:rPr>
-                <w:rFonts w:ascii="Times New Roman" w:hAnsi="Times New Roman" w:cs="Times New Roman"/>
-              </w:rPr>
-              <w:t>Parent, Girl, Year</w:t>
-            </w:r>
-            <w:proofErr w:type="gramStart"/>
-            <w:r>
-              <w:rPr>
-                <w:rFonts w:ascii="Times New Roman" w:hAnsi="Times New Roman" w:cs="Times New Roman"/>
-              </w:rPr>
-              <w:t>):-</w:t>
-            </w:r>
-            <w:proofErr w:type="gramEnd"/>
-          </w:p>
-          <w:p>
-            <w:pPr>
-              <w:spacing w:after="0" w:line="240" w:lineRule="auto"/>
-              <w:ind w:left="330"/>
-              <w:rPr>
-                <w:rFonts w:ascii="Times New Roman" w:hAnsi="Times New Roman" w:cs="Times New Roman"/>
-              </w:rPr>
-            </w:pPr>
-            <w:r>
-              <w:rPr>
-                <w:rFonts w:ascii="Times New Roman" w:hAnsi="Times New Roman" w:cs="Times New Roman"/>
-              </w:rPr>
-              <w:tab/>
-            </w:r>
-            <w:proofErr w:type="gramStart"/>
-            <w:r>
-              <w:rPr>
-                <w:rFonts w:ascii="Times New Roman" w:hAnsi="Times New Roman" w:cs="Times New Roman"/>
-              </w:rPr>
-              <w:t>male(</w:t>
-            </w:r>
-            <w:proofErr w:type="gramEnd"/>
-            <w:r>
-              <w:rPr>
-                <w:rFonts w:ascii="Times New Roman" w:hAnsi="Times New Roman" w:cs="Times New Roman"/>
-              </w:rPr>
-              <w:t>Girl),</w:t>
-            </w:r>
-          </w:p>
-          <w:p>
-            <w:pPr>
-              <w:spacing w:after="0" w:line="240" w:lineRule="auto"/>
-              <w:ind w:left="330"/>
-              <w:rPr>
-                <w:rFonts w:ascii="Times New Roman" w:hAnsi="Times New Roman" w:cs="Times New Roman"/>
-              </w:rPr>
-            </w:pPr>
-            <w:r>
-              <w:rPr>
-                <w:rFonts w:ascii="Times New Roman" w:hAnsi="Times New Roman" w:cs="Times New Roman"/>
-              </w:rPr>
-              <w:tab/>
-            </w:r>
-            <w:proofErr w:type="spellStart"/>
-            <w:r>
-              <w:rPr>
-                <w:rFonts w:ascii="Times New Roman" w:hAnsi="Times New Roman" w:cs="Times New Roman"/>
-              </w:rPr>
-              <w:t>childrens_</w:t>
-            </w:r>
-            <w:proofErr w:type="gramStart"/>
-            <w:r>
-              <w:rPr>
-                <w:rFonts w:ascii="Times New Roman" w:hAnsi="Times New Roman" w:cs="Times New Roman"/>
-              </w:rPr>
-              <w:t>in</w:t>
-            </w:r>
-            <w:proofErr w:type="spellEnd"/>
-            <w:r>
-              <w:rPr>
-                <w:rFonts w:ascii="Times New Roman" w:hAnsi="Times New Roman" w:cs="Times New Roman"/>
-              </w:rPr>
-              <w:t>(</w:t>
-            </w:r>
-            <w:proofErr w:type="gramEnd"/>
-            <w:r>
-              <w:rPr>
-                <w:rFonts w:ascii="Times New Roman" w:hAnsi="Times New Roman" w:cs="Times New Roman"/>
-              </w:rPr>
-              <w:t>Parent, Girl, Year).</w:t>
-            </w:r>
-          </w:p>
-          <w:p>
-            <w:pPr>
-              <w:spacing w:after="0" w:line="240" w:lineRule="auto"/>
-              <w:ind w:left="330"/>
-              <w:rPr>
-                <w:rFonts w:ascii="Times New Roman" w:hAnsi="Times New Roman" w:cs="Times New Roman"/>
-              </w:rPr>
-            </w:pPr>
-          </w:p>
-          <w:p>
-            <w:pPr>
-              <w:spacing w:after="0" w:line="240" w:lineRule="auto"/>
-              <w:ind w:left="330"/>
-              <w:rPr>
-                <w:rFonts w:ascii="Times New Roman" w:hAnsi="Times New Roman" w:cs="Times New Roman"/>
-                <w:lang w:val="ru-RU"/>
-              </w:rPr>
-            </w:pPr>
-            <w:r>
-              <w:rPr>
-                <w:rFonts w:ascii="Times New Roman" w:hAnsi="Times New Roman" w:cs="Times New Roman"/>
-                <w:lang w:val="ru-RU"/>
-              </w:rPr>
-              <w:t>% сирота ли в такой то год</w:t>
-            </w:r>
-          </w:p>
-          <w:p>
-            <w:pPr>
-              <w:spacing w:after="0" w:line="240" w:lineRule="auto"/>
-              <w:ind w:left="330"/>
-              <w:rPr>
-                <w:rFonts w:ascii="Times New Roman" w:hAnsi="Times New Roman" w:cs="Times New Roman"/>
-              </w:rPr>
-            </w:pPr>
-            <w:proofErr w:type="spellStart"/>
-            <w:r>
-              <w:rPr>
-                <w:rFonts w:ascii="Times New Roman" w:hAnsi="Times New Roman" w:cs="Times New Roman"/>
-              </w:rPr>
-              <w:t>orphan_</w:t>
-            </w:r>
-            <w:proofErr w:type="gramStart"/>
-            <w:r>
-              <w:rPr>
-                <w:rFonts w:ascii="Times New Roman" w:hAnsi="Times New Roman" w:cs="Times New Roman"/>
-              </w:rPr>
-              <w:t>in</w:t>
-            </w:r>
-            <w:proofErr w:type="spellEnd"/>
-            <w:r>
-              <w:rPr>
-                <w:rFonts w:ascii="Times New Roman" w:hAnsi="Times New Roman" w:cs="Times New Roman"/>
-              </w:rPr>
-              <w:t>(</w:t>
-            </w:r>
-            <w:proofErr w:type="gramEnd"/>
-            <w:r>
-              <w:rPr>
-                <w:rFonts w:ascii="Times New Roman" w:hAnsi="Times New Roman" w:cs="Times New Roman"/>
-              </w:rPr>
-              <w:t>Child, Year</w:t>
-            </w:r>
-            <w:proofErr w:type="gramStart"/>
-            <w:r>
-              <w:rPr>
-                <w:rFonts w:ascii="Times New Roman" w:hAnsi="Times New Roman" w:cs="Times New Roman"/>
-              </w:rPr>
-              <w:t>):-</w:t>
-            </w:r>
-            <w:proofErr w:type="gramEnd"/>
-          </w:p>
-          <w:p>
-            <w:pPr>
-              <w:spacing w:after="0" w:line="240" w:lineRule="auto"/>
-              <w:ind w:left="330"/>
-              <w:rPr>
-                <w:rFonts w:ascii="Times New Roman" w:hAnsi="Times New Roman" w:cs="Times New Roman"/>
-              </w:rPr>
-            </w:pPr>
-            <w:r>
-              <w:rPr>
-                <w:rFonts w:ascii="Times New Roman" w:hAnsi="Times New Roman" w:cs="Times New Roman"/>
-              </w:rPr>
-              <w:tab/>
-            </w:r>
-            <w:proofErr w:type="gramStart"/>
-            <w:r>
-              <w:rPr>
-                <w:rFonts w:ascii="Times New Roman" w:hAnsi="Times New Roman" w:cs="Times New Roman"/>
-              </w:rPr>
-              <w:t>born(</w:t>
-            </w:r>
-            <w:proofErr w:type="gramEnd"/>
-            <w:r>
-              <w:rPr>
-                <w:rFonts w:ascii="Times New Roman" w:hAnsi="Times New Roman" w:cs="Times New Roman"/>
-              </w:rPr>
-              <w:t xml:space="preserve">Child, </w:t>
-            </w:r>
-            <w:proofErr w:type="spellStart"/>
-            <w:r>
-              <w:rPr>
-                <w:rFonts w:ascii="Times New Roman" w:hAnsi="Times New Roman" w:cs="Times New Roman"/>
-              </w:rPr>
-              <w:t>BornYear</w:t>
-            </w:r>
-            <w:proofErr w:type="spellEnd"/>
-            <w:r>
-              <w:rPr>
-                <w:rFonts w:ascii="Times New Roman" w:hAnsi="Times New Roman" w:cs="Times New Roman"/>
-              </w:rPr>
-              <w:t>, _),</w:t>
-            </w:r>
-          </w:p>
-          <w:p>
-            <w:pPr>
-              <w:spacing w:after="0" w:line="240" w:lineRule="auto"/>
-              <w:ind w:left="330"/>
-              <w:rPr>
-                <w:rFonts w:ascii="Times New Roman" w:hAnsi="Times New Roman" w:cs="Times New Roman"/>
-              </w:rPr>
-            </w:pPr>
-            <w:r>
-              <w:rPr>
-                <w:rFonts w:ascii="Times New Roman" w:hAnsi="Times New Roman" w:cs="Times New Roman"/>
-              </w:rPr>
-              <w:tab/>
-            </w:r>
-            <w:proofErr w:type="spellStart"/>
-            <w:r>
-              <w:rPr>
-                <w:rFonts w:ascii="Times New Roman" w:hAnsi="Times New Roman" w:cs="Times New Roman"/>
-              </w:rPr>
-              <w:t>BornYear</w:t>
-            </w:r>
-            <w:proofErr w:type="spellEnd"/>
-            <w:r>
-              <w:rPr>
-                <w:rFonts w:ascii="Times New Roman" w:hAnsi="Times New Roman" w:cs="Times New Roman"/>
-              </w:rPr>
-              <w:t xml:space="preserve"> =&lt; Year,</w:t>
-            </w:r>
-          </w:p>
-          <w:p>
-            <w:pPr>
-              <w:spacing w:after="0" w:line="240" w:lineRule="auto"/>
-              <w:ind w:left="330"/>
-              <w:rPr>
-                <w:rFonts w:ascii="Times New Roman" w:hAnsi="Times New Roman" w:cs="Times New Roman"/>
-              </w:rPr>
-            </w:pPr>
-            <w:r>
-              <w:rPr>
-                <w:rFonts w:ascii="Times New Roman" w:hAnsi="Times New Roman" w:cs="Times New Roman"/>
-              </w:rPr>
-              <w:tab/>
-            </w:r>
-            <w:proofErr w:type="spellStart"/>
-            <w:r>
-              <w:rPr>
-                <w:rFonts w:ascii="Times New Roman" w:hAnsi="Times New Roman" w:cs="Times New Roman"/>
-              </w:rPr>
-              <w:t>parent_</w:t>
-            </w:r>
-            <w:proofErr w:type="gramStart"/>
-            <w:r>
-              <w:rPr>
-                <w:rFonts w:ascii="Times New Roman" w:hAnsi="Times New Roman" w:cs="Times New Roman"/>
-              </w:rPr>
-              <w:t>of</w:t>
-            </w:r>
-            <w:proofErr w:type="spellEnd"/>
-            <w:r>
-              <w:rPr>
-                <w:rFonts w:ascii="Times New Roman" w:hAnsi="Times New Roman" w:cs="Times New Roman"/>
-              </w:rPr>
-              <w:t>(</w:t>
-            </w:r>
-            <w:proofErr w:type="gramEnd"/>
-            <w:r>
-              <w:rPr>
-                <w:rFonts w:ascii="Times New Roman" w:hAnsi="Times New Roman" w:cs="Times New Roman"/>
-              </w:rPr>
-              <w:t>P1, Child),</w:t>
-            </w:r>
-          </w:p>
-          <w:p>
-            <w:pPr>
-              <w:spacing w:after="0" w:line="240" w:lineRule="auto"/>
-              <w:ind w:left="330"/>
-              <w:rPr>
-                <w:rFonts w:ascii="Times New Roman" w:hAnsi="Times New Roman" w:cs="Times New Roman"/>
-              </w:rPr>
-            </w:pPr>
-            <w:r>
-              <w:rPr>
-                <w:rFonts w:ascii="Times New Roman" w:hAnsi="Times New Roman" w:cs="Times New Roman"/>
-              </w:rPr>
-              <w:tab/>
-            </w:r>
-            <w:proofErr w:type="spellStart"/>
-            <w:r>
-              <w:rPr>
-                <w:rFonts w:ascii="Times New Roman" w:hAnsi="Times New Roman" w:cs="Times New Roman"/>
-              </w:rPr>
-              <w:t>parent_</w:t>
-            </w:r>
-            <w:proofErr w:type="gramStart"/>
-            <w:r>
-              <w:rPr>
-                <w:rFonts w:ascii="Times New Roman" w:hAnsi="Times New Roman" w:cs="Times New Roman"/>
-              </w:rPr>
-              <w:t>of</w:t>
-            </w:r>
-            <w:proofErr w:type="spellEnd"/>
-            <w:r>
-              <w:rPr>
-                <w:rFonts w:ascii="Times New Roman" w:hAnsi="Times New Roman" w:cs="Times New Roman"/>
-              </w:rPr>
-              <w:t>(</w:t>
-            </w:r>
-            <w:proofErr w:type="gramEnd"/>
-            <w:r>
-              <w:rPr>
-                <w:rFonts w:ascii="Times New Roman" w:hAnsi="Times New Roman" w:cs="Times New Roman"/>
-              </w:rPr>
-              <w:t>P2, Child),</w:t>
+              <w:t>parent_of(P2, Child),</w:t>
             </w:r>
           </w:p>
           <w:p>
@@ -8308,20 +6079,7 @@
                 <w:rFonts w:ascii="Times New Roman" w:hAnsi="Times New Roman" w:cs="Times New Roman"/>
               </w:rPr>
               <w:tab/>
-            </w:r>
-            <w:proofErr w:type="gramStart"/>
-            <w:r>
-              <w:rPr>
-                <w:rFonts w:ascii="Times New Roman" w:hAnsi="Times New Roman" w:cs="Times New Roman"/>
-              </w:rPr>
-              <w:t>died(</w:t>
-            </w:r>
-            <w:proofErr w:type="gramEnd"/>
-            <w:r>
-              <w:rPr>
-                <w:rFonts w:ascii="Times New Roman" w:hAnsi="Times New Roman" w:cs="Times New Roman"/>
-              </w:rPr>
-              <w:t>P1, P1Y),</w:t>
+              <w:t>died(P1, P1Y),</w:t>
             </w:r>
           </w:p>
           <w:p>
@@ -8337,20 +6095,7 @@
                 <w:rFonts w:ascii="Times New Roman" w:hAnsi="Times New Roman" w:cs="Times New Roman"/>
               </w:rPr>
               <w:tab/>
-            </w:r>
-            <w:proofErr w:type="gramStart"/>
-            <w:r>
-              <w:rPr>
-                <w:rFonts w:ascii="Times New Roman" w:hAnsi="Times New Roman" w:cs="Times New Roman"/>
-              </w:rPr>
-              <w:t>died(</w:t>
-            </w:r>
-            <w:proofErr w:type="gramEnd"/>
-            <w:r>
-              <w:rPr>
-                <w:rFonts w:ascii="Times New Roman" w:hAnsi="Times New Roman" w:cs="Times New Roman"/>
-              </w:rPr>
-              <w:t>P2, P2Y),</w:t>
+              <w:t>died(P2, P2Y),</w:t>
             </w:r>
           </w:p>
           <w:p>
@@ -8406,469 +6151,453 @@
               <w:rPr>
                 <w:rFonts w:ascii="Times New Roman" w:hAnsi="Times New Roman" w:cs="Times New Roman"/>
               </w:rPr>
-              <w:t xml:space="preserve">% </w:t>
-            </w:r>
-            <w:proofErr w:type="spellStart"/>
-            <w:r>
-              <w:rPr>
-                <w:rFonts w:ascii="Times New Roman" w:hAnsi="Times New Roman" w:cs="Times New Roman"/>
-              </w:rPr>
-              <w:t>дяди</w:t>
-            </w:r>
-            <w:proofErr w:type="spellEnd"/>
-          </w:p>
-          <w:p>
-            <w:pPr>
-              <w:spacing w:after="0" w:line="240" w:lineRule="auto"/>
-              <w:ind w:left="330"/>
-              <w:rPr>
-                <w:rFonts w:ascii="Times New Roman" w:hAnsi="Times New Roman" w:cs="Times New Roman"/>
-              </w:rPr>
-            </w:pPr>
-            <w:proofErr w:type="gramStart"/>
-            <w:r>
-              <w:rPr>
-                <w:rFonts w:ascii="Times New Roman" w:hAnsi="Times New Roman" w:cs="Times New Roman"/>
-              </w:rPr>
-              <w:t>uncle(</w:t>
-            </w:r>
-            <w:proofErr w:type="gramEnd"/>
-            <w:r>
-              <w:rPr>
-                <w:rFonts w:ascii="Times New Roman" w:hAnsi="Times New Roman" w:cs="Times New Roman"/>
-              </w:rPr>
-              <w:t>Uncle, Child</w:t>
-            </w:r>
-            <w:proofErr w:type="gramStart"/>
-            <w:r>
-              <w:rPr>
-                <w:rFonts w:ascii="Times New Roman" w:hAnsi="Times New Roman" w:cs="Times New Roman"/>
-              </w:rPr>
-              <w:t>) :</w:t>
-            </w:r>
-            <w:proofErr w:type="gramEnd"/>
-            <w:r>
-              <w:rPr>
-                <w:rFonts w:ascii="Times New Roman" w:hAnsi="Times New Roman" w:cs="Times New Roman"/>
-              </w:rPr>
-              <w:t>-</w:t>
-            </w:r>
-          </w:p>
-          <w:p>
-            <w:pPr>
-              <w:spacing w:after="0" w:line="240" w:lineRule="auto"/>
-              <w:ind w:left="330"/>
-              <w:rPr>
-                <w:rFonts w:ascii="Times New Roman" w:hAnsi="Times New Roman" w:cs="Times New Roman"/>
-              </w:rPr>
-            </w:pPr>
-            <w:r>
-              <w:rPr>
-                <w:rFonts w:ascii="Times New Roman" w:hAnsi="Times New Roman" w:cs="Times New Roman"/>
-              </w:rPr>
-              <w:t xml:space="preserve">    </w:t>
-            </w:r>
-            <w:proofErr w:type="spellStart"/>
-            <w:r>
-              <w:rPr>
-                <w:rFonts w:ascii="Times New Roman" w:hAnsi="Times New Roman" w:cs="Times New Roman"/>
-              </w:rPr>
-              <w:t>parent_</w:t>
-            </w:r>
-            <w:proofErr w:type="gramStart"/>
+              <w:t>% дяди</w:t>
+            </w:r>
+          </w:p>
+          <w:p>
+            <w:pPr>
+              <w:spacing w:after="0" w:line="240" w:lineRule="auto"/>
+              <w:ind w:left="330"/>
+              <w:rPr>
+                <w:rFonts w:ascii="Times New Roman" w:hAnsi="Times New Roman" w:cs="Times New Roman"/>
+              </w:rPr>
+            </w:pPr>
+            <w:r>
+              <w:rPr>
+                <w:rFonts w:ascii="Times New Roman" w:hAnsi="Times New Roman" w:cs="Times New Roman"/>
+              </w:rPr>
+              <w:t>uncle(Uncle, Child) :-</w:t>
+            </w:r>
+          </w:p>
+          <w:p>
+            <w:pPr>
+              <w:spacing w:after="0" w:line="240" w:lineRule="auto"/>
+              <w:ind w:left="330"/>
+              <w:rPr>
+                <w:rFonts w:ascii="Times New Roman" w:hAnsi="Times New Roman" w:cs="Times New Roman"/>
+              </w:rPr>
+            </w:pPr>
+            <w:r>
+              <w:rPr>
+                <w:rFonts w:ascii="Times New Roman" w:hAnsi="Times New Roman" w:cs="Times New Roman"/>
+              </w:rPr>
+              <w:t xml:space="preserve">    parent_of(Parent, Child),</w:t>
+            </w:r>
+          </w:p>
+          <w:p>
+            <w:pPr>
+              <w:spacing w:after="0" w:line="240" w:lineRule="auto"/>
+              <w:ind w:left="330"/>
+              <w:rPr>
+                <w:rFonts w:ascii="Times New Roman" w:hAnsi="Times New Roman" w:cs="Times New Roman"/>
+              </w:rPr>
+            </w:pPr>
+            <w:r>
+              <w:rPr>
+                <w:rFonts w:ascii="Times New Roman" w:hAnsi="Times New Roman" w:cs="Times New Roman"/>
+              </w:rPr>
+              <w:t xml:space="preserve">    brother</w:t>
+            </w:r>
+            <w:r>
+              <w:rPr>
+                <w:rFonts w:ascii="Times New Roman" w:hAnsi="Times New Roman" w:cs="Times New Roman"/>
+              </w:rPr>
+              <w:t>s</w:t>
+            </w:r>
+            <w:r>
+              <w:rPr>
+                <w:rFonts w:ascii="Times New Roman" w:hAnsi="Times New Roman" w:cs="Times New Roman"/>
+              </w:rPr>
+              <w:t>(Uncle, Parent).</w:t>
+            </w:r>
+          </w:p>
+          <w:p>
+            <w:pPr>
+              <w:spacing w:after="0" w:line="240" w:lineRule="auto"/>
+              <w:ind w:left="330"/>
+              <w:rPr>
+                <w:rFonts w:ascii="Times New Roman" w:hAnsi="Times New Roman" w:cs="Times New Roman"/>
+              </w:rPr>
+            </w:pPr>
+          </w:p>
+          <w:p>
+            <w:pPr>
+              <w:spacing w:after="0" w:line="240" w:lineRule="auto"/>
+              <w:ind w:left="330"/>
+              <w:rPr>
+                <w:rFonts w:ascii="Times New Roman" w:hAnsi="Times New Roman" w:cs="Times New Roman"/>
+              </w:rPr>
+            </w:pPr>
+            <w:r>
+              <w:rPr>
+                <w:rFonts w:ascii="Times New Roman" w:hAnsi="Times New Roman" w:cs="Times New Roman"/>
+              </w:rPr>
+              <w:lastRenderedPageBreak/>
+              <w:t>% тети</w:t>
+            </w:r>
+          </w:p>
+          <w:p>
+            <w:pPr>
+              <w:spacing w:after="0" w:line="240" w:lineRule="auto"/>
+              <w:ind w:left="330"/>
+              <w:rPr>
+                <w:rFonts w:ascii="Times New Roman" w:hAnsi="Times New Roman" w:cs="Times New Roman"/>
+              </w:rPr>
+            </w:pPr>
+            <w:r>
+              <w:rPr>
+                <w:rFonts w:ascii="Times New Roman" w:hAnsi="Times New Roman" w:cs="Times New Roman"/>
+              </w:rPr>
+              <w:t>aunt(Aunt, Child) :-</w:t>
+            </w:r>
+          </w:p>
+          <w:p>
+            <w:pPr>
+              <w:spacing w:after="0" w:line="240" w:lineRule="auto"/>
+              <w:ind w:left="330"/>
+              <w:rPr>
+                <w:rFonts w:ascii="Times New Roman" w:hAnsi="Times New Roman" w:cs="Times New Roman"/>
+              </w:rPr>
+            </w:pPr>
+            <w:r>
+              <w:rPr>
+                <w:rFonts w:ascii="Times New Roman" w:hAnsi="Times New Roman" w:cs="Times New Roman"/>
+              </w:rPr>
+              <w:t xml:space="preserve">    parent_of(Parent, Child),</w:t>
+            </w:r>
+          </w:p>
+          <w:p>
+            <w:pPr>
+              <w:spacing w:after="0" w:line="240" w:lineRule="auto"/>
+              <w:ind w:left="330"/>
+              <w:rPr>
+                <w:rFonts w:ascii="Times New Roman" w:hAnsi="Times New Roman" w:cs="Times New Roman"/>
+              </w:rPr>
+            </w:pPr>
+            <w:r>
+              <w:rPr>
+                <w:rFonts w:ascii="Times New Roman" w:hAnsi="Times New Roman" w:cs="Times New Roman"/>
+              </w:rPr>
+              <w:t xml:space="preserve">    sister</w:t>
+            </w:r>
+            <w:r>
+              <w:rPr>
+                <w:rFonts w:ascii="Times New Roman" w:hAnsi="Times New Roman" w:cs="Times New Roman"/>
+              </w:rPr>
+              <w:t>s</w:t>
+            </w:r>
+            <w:r>
+              <w:rPr>
+                <w:rFonts w:ascii="Times New Roman" w:hAnsi="Times New Roman" w:cs="Times New Roman"/>
+              </w:rPr>
+              <w:t>(Aunt, Parent).</w:t>
+            </w:r>
+          </w:p>
+          <w:p>
+            <w:pPr>
+              <w:spacing w:after="0" w:line="240" w:lineRule="auto"/>
+              <w:ind w:left="330"/>
+              <w:rPr>
+                <w:rFonts w:ascii="Times New Roman" w:hAnsi="Times New Roman" w:cs="Times New Roman"/>
+              </w:rPr>
+            </w:pPr>
+          </w:p>
+          <w:p>
+            <w:pPr>
+              <w:spacing w:after="0" w:line="240" w:lineRule="auto"/>
+              <w:ind w:left="330"/>
+              <w:rPr>
+                <w:rFonts w:ascii="Times New Roman" w:hAnsi="Times New Roman" w:cs="Times New Roman"/>
+              </w:rPr>
+            </w:pPr>
+            <w:r>
+              <w:rPr>
+                <w:rFonts w:ascii="Times New Roman" w:hAnsi="Times New Roman" w:cs="Times New Roman"/>
+              </w:rPr>
+              <w:t>% внуки внучки</w:t>
+            </w:r>
+          </w:p>
+          <w:p>
+            <w:pPr>
+              <w:spacing w:after="0" w:line="240" w:lineRule="auto"/>
+              <w:ind w:left="330"/>
+              <w:rPr>
+                <w:rFonts w:ascii="Times New Roman" w:hAnsi="Times New Roman" w:cs="Times New Roman"/>
+              </w:rPr>
+            </w:pPr>
+            <w:r>
+              <w:rPr>
+                <w:rFonts w:ascii="Times New Roman" w:hAnsi="Times New Roman" w:cs="Times New Roman"/>
+              </w:rPr>
+              <w:t>grandchild(Grandparent, Grandchild) :-</w:t>
+            </w:r>
+          </w:p>
+          <w:p>
+            <w:pPr>
+              <w:spacing w:after="0" w:line="240" w:lineRule="auto"/>
+              <w:ind w:left="330"/>
+              <w:rPr>
+                <w:rFonts w:ascii="Times New Roman" w:hAnsi="Times New Roman" w:cs="Times New Roman"/>
+              </w:rPr>
+            </w:pPr>
+            <w:r>
+              <w:rPr>
+                <w:rFonts w:ascii="Times New Roman" w:hAnsi="Times New Roman" w:cs="Times New Roman"/>
+              </w:rPr>
+              <w:t xml:space="preserve">    parent_of(Parent, Grandchild),</w:t>
+            </w:r>
+          </w:p>
+          <w:p>
+            <w:pPr>
+              <w:spacing w:after="0" w:line="240" w:lineRule="auto"/>
+              <w:ind w:left="330"/>
+              <w:rPr>
+                <w:rFonts w:ascii="Times New Roman" w:hAnsi="Times New Roman" w:cs="Times New Roman"/>
+              </w:rPr>
+            </w:pPr>
+            <w:r>
+              <w:rPr>
+                <w:rFonts w:ascii="Times New Roman" w:hAnsi="Times New Roman" w:cs="Times New Roman"/>
+              </w:rPr>
+              <w:t xml:space="preserve">    parent</w:t>
+            </w:r>
+            <w:r>
+              <w:rPr>
+                <w:rFonts w:ascii="Times New Roman" w:hAnsi="Times New Roman" w:cs="Times New Roman"/>
+              </w:rPr>
+              <w:t>_</w:t>
+            </w:r>
             <w:r>
               <w:rPr>
                 <w:rFonts w:ascii="Times New Roman" w:hAnsi="Times New Roman" w:cs="Times New Roman"/>
               </w:rPr>
               <w:t>of</w:t>
             </w:r>
-            <w:proofErr w:type="spellEnd"/>
             <w:r>
               <w:rPr>
                 <w:rFonts w:ascii="Times New Roman" w:hAnsi="Times New Roman" w:cs="Times New Roman"/>
               </w:rPr>
               <w:t>(</w:t>
             </w:r>
-            <w:proofErr w:type="gramEnd"/>
-            <w:r>
-              <w:rPr>
-                <w:rFonts w:ascii="Times New Roman" w:hAnsi="Times New Roman" w:cs="Times New Roman"/>
-              </w:rPr>
-              <w:t>Parent, Child),</w:t>
-            </w:r>
-          </w:p>
-          <w:p>
-            <w:pPr>
-              <w:spacing w:after="0" w:line="240" w:lineRule="auto"/>
-              <w:ind w:left="330"/>
-              <w:rPr>
-                <w:rFonts w:ascii="Times New Roman" w:hAnsi="Times New Roman" w:cs="Times New Roman"/>
-              </w:rPr>
-            </w:pPr>
-            <w:r>
-              <w:rPr>
-                <w:rFonts w:ascii="Times New Roman" w:hAnsi="Times New Roman" w:cs="Times New Roman"/>
-              </w:rPr>
-              <w:t xml:space="preserve">    </w:t>
-            </w:r>
-            <w:proofErr w:type="gramStart"/>
-            <w:r>
-              <w:rPr>
-                <w:rFonts w:ascii="Times New Roman" w:hAnsi="Times New Roman" w:cs="Times New Roman"/>
-              </w:rPr>
-              <w:t>brother</w:t>
-            </w:r>
-            <w:r>
-              <w:rPr>
-                <w:rFonts w:ascii="Times New Roman" w:hAnsi="Times New Roman" w:cs="Times New Roman"/>
-              </w:rPr>
-              <w:t>s</w:t>
-            </w:r>
-            <w:r>
-              <w:rPr>
-                <w:rFonts w:ascii="Times New Roman" w:hAnsi="Times New Roman" w:cs="Times New Roman"/>
+            <w:r>
+              <w:rPr>
+                <w:rFonts w:ascii="Times New Roman" w:hAnsi="Times New Roman" w:cs="Times New Roman"/>
+              </w:rPr>
+              <w:t>Grandparent</w:t>
+            </w:r>
+            <w:r>
+              <w:rPr>
+                <w:rFonts w:ascii="Times New Roman" w:hAnsi="Times New Roman" w:cs="Times New Roman"/>
+              </w:rPr>
+              <w:t xml:space="preserve">, </w:t>
+            </w:r>
+            <w:r>
+              <w:rPr>
+                <w:rFonts w:ascii="Times New Roman" w:hAnsi="Times New Roman" w:cs="Times New Roman"/>
+              </w:rPr>
+              <w:t>Parent</w:t>
+            </w:r>
+            <w:r>
+              <w:rPr>
+                <w:rFonts w:ascii="Times New Roman" w:hAnsi="Times New Roman" w:cs="Times New Roman"/>
+              </w:rPr>
+              <w:t>).</w:t>
+            </w:r>
+          </w:p>
+          <w:p>
+            <w:pPr>
+              <w:spacing w:after="0" w:line="240" w:lineRule="auto"/>
+              <w:ind w:left="330"/>
+              <w:rPr>
+                <w:rFonts w:ascii="Times New Roman" w:hAnsi="Times New Roman" w:cs="Times New Roman"/>
+              </w:rPr>
+            </w:pPr>
+          </w:p>
+          <w:p>
+            <w:pPr>
+              <w:spacing w:after="0" w:line="240" w:lineRule="auto"/>
+              <w:ind w:left="330"/>
+              <w:rPr>
+                <w:rFonts w:ascii="Times New Roman" w:hAnsi="Times New Roman" w:cs="Times New Roman"/>
+                <w:lang w:val="ru-RU"/>
+              </w:rPr>
+            </w:pPr>
+            <w:r>
+              <w:rPr>
+                <w:rFonts w:ascii="Times New Roman" w:hAnsi="Times New Roman" w:cs="Times New Roman"/>
+                <w:lang w:val="ru-RU"/>
+              </w:rPr>
+              <w:t>% кол-во детей к такому то году</w:t>
+            </w:r>
+          </w:p>
+          <w:p>
+            <w:pPr>
+              <w:spacing w:after="0" w:line="240" w:lineRule="auto"/>
+              <w:ind w:left="330"/>
+              <w:rPr>
+                <w:rFonts w:ascii="Times New Roman" w:hAnsi="Times New Roman" w:cs="Times New Roman"/>
+              </w:rPr>
+            </w:pPr>
+            <w:r>
+              <w:rPr>
+                <w:rFonts w:ascii="Times New Roman" w:hAnsi="Times New Roman" w:cs="Times New Roman"/>
+              </w:rPr>
+              <w:t>children_count_in(Parent, Year, Count) :-</w:t>
+            </w:r>
+          </w:p>
+          <w:p>
+            <w:pPr>
+              <w:spacing w:after="0" w:line="240" w:lineRule="auto"/>
+              <w:ind w:left="330"/>
+              <w:rPr>
+                <w:rFonts w:ascii="Times New Roman" w:hAnsi="Times New Roman" w:cs="Times New Roman"/>
+              </w:rPr>
+            </w:pPr>
+            <w:r>
+              <w:rPr>
+                <w:rFonts w:ascii="Times New Roman" w:hAnsi="Times New Roman" w:cs="Times New Roman"/>
+              </w:rPr>
+              <w:t xml:space="preserve">    findall(Child, childrens_in(Parent, Child, Year), Children),</w:t>
+            </w:r>
+          </w:p>
+          <w:p>
+            <w:pPr>
+              <w:spacing w:after="0" w:line="240" w:lineRule="auto"/>
+              <w:ind w:left="330"/>
+              <w:rPr>
+                <w:rFonts w:ascii="Times New Roman" w:hAnsi="Times New Roman" w:cs="Times New Roman"/>
+                <w:lang w:val="ru-RU"/>
+              </w:rPr>
+            </w:pPr>
+            <w:r>
+              <w:rPr>
+                <w:rFonts w:ascii="Times New Roman" w:hAnsi="Times New Roman" w:cs="Times New Roman"/>
+              </w:rPr>
+              <w:t xml:space="preserve">    length</w:t>
+            </w:r>
+            <w:r>
+              <w:rPr>
+                <w:rFonts w:ascii="Times New Roman" w:hAnsi="Times New Roman" w:cs="Times New Roman"/>
+                <w:lang w:val="ru-RU"/>
               </w:rPr>
               <w:t>(</w:t>
             </w:r>
-            <w:proofErr w:type="gramEnd"/>
-            <w:r>
-              <w:rPr>
-                <w:rFonts w:ascii="Times New Roman" w:hAnsi="Times New Roman" w:cs="Times New Roman"/>
-              </w:rPr>
-              <w:t>Uncle, Parent).</w:t>
-            </w:r>
-          </w:p>
-          <w:p>
-            <w:pPr>
-              <w:spacing w:after="0" w:line="240" w:lineRule="auto"/>
-              <w:ind w:left="330"/>
-              <w:rPr>
-                <w:rFonts w:ascii="Times New Roman" w:hAnsi="Times New Roman" w:cs="Times New Roman"/>
-              </w:rPr>
-            </w:pPr>
-          </w:p>
-          <w:p>
-            <w:pPr>
-              <w:spacing w:after="0" w:line="240" w:lineRule="auto"/>
-              <w:ind w:left="330"/>
-              <w:rPr>
-                <w:rFonts w:ascii="Times New Roman" w:hAnsi="Times New Roman" w:cs="Times New Roman"/>
-              </w:rPr>
-            </w:pPr>
-            <w:r>
-              <w:rPr>
-                <w:rFonts w:ascii="Times New Roman" w:hAnsi="Times New Roman" w:cs="Times New Roman"/>
-              </w:rPr>
-              <w:lastRenderedPageBreak/>
-              <w:t xml:space="preserve">% </w:t>
-            </w:r>
-            <w:proofErr w:type="spellStart"/>
-            <w:r>
-              <w:rPr>
-                <w:rFonts w:ascii="Times New Roman" w:hAnsi="Times New Roman" w:cs="Times New Roman"/>
-              </w:rPr>
-              <w:t>тети</w:t>
-            </w:r>
-            <w:proofErr w:type="spellEnd"/>
-          </w:p>
-          <w:p>
-            <w:pPr>
-              <w:spacing w:after="0" w:line="240" w:lineRule="auto"/>
-              <w:ind w:left="330"/>
-              <w:rPr>
-                <w:rFonts w:ascii="Times New Roman" w:hAnsi="Times New Roman" w:cs="Times New Roman"/>
-              </w:rPr>
-            </w:pPr>
-            <w:proofErr w:type="gramStart"/>
-            <w:r>
-              <w:rPr>
-                <w:rFonts w:ascii="Times New Roman" w:hAnsi="Times New Roman" w:cs="Times New Roman"/>
-              </w:rPr>
-              <w:t>aunt(</w:t>
-            </w:r>
-            <w:proofErr w:type="gramEnd"/>
-            <w:r>
-              <w:rPr>
-                <w:rFonts w:ascii="Times New Roman" w:hAnsi="Times New Roman" w:cs="Times New Roman"/>
-              </w:rPr>
-              <w:t>Aunt, Child</w:t>
-            </w:r>
-            <w:proofErr w:type="gramStart"/>
-            <w:r>
-              <w:rPr>
-                <w:rFonts w:ascii="Times New Roman" w:hAnsi="Times New Roman" w:cs="Times New Roman"/>
-              </w:rPr>
-              <w:t>) :</w:t>
-            </w:r>
-            <w:proofErr w:type="gramEnd"/>
-            <w:r>
-              <w:rPr>
-                <w:rFonts w:ascii="Times New Roman" w:hAnsi="Times New Roman" w:cs="Times New Roman"/>
-              </w:rPr>
-              <w:t>-</w:t>
-            </w:r>
-          </w:p>
-          <w:p>
-            <w:pPr>
-              <w:spacing w:after="0" w:line="240" w:lineRule="auto"/>
-              <w:ind w:left="330"/>
-              <w:rPr>
-                <w:rFonts w:ascii="Times New Roman" w:hAnsi="Times New Roman" w:cs="Times New Roman"/>
-              </w:rPr>
-            </w:pPr>
-            <w:r>
-              <w:rPr>
-                <w:rFonts w:ascii="Times New Roman" w:hAnsi="Times New Roman" w:cs="Times New Roman"/>
-              </w:rPr>
-              <w:t xml:space="preserve">    </w:t>
-            </w:r>
-            <w:proofErr w:type="spellStart"/>
-            <w:r>
-              <w:rPr>
-                <w:rFonts w:ascii="Times New Roman" w:hAnsi="Times New Roman" w:cs="Times New Roman"/>
-              </w:rPr>
-              <w:t>parent_</w:t>
-            </w:r>
-            <w:proofErr w:type="gramStart"/>
-            <w:r>
-              <w:rPr>
-                <w:rFonts w:ascii="Times New Roman" w:hAnsi="Times New Roman" w:cs="Times New Roman"/>
-              </w:rPr>
-              <w:t>of</w:t>
-            </w:r>
-            <w:proofErr w:type="spellEnd"/>
-            <w:r>
-              <w:rPr>
-                <w:rFonts w:ascii="Times New Roman" w:hAnsi="Times New Roman" w:cs="Times New Roman"/>
+            <w:r>
+              <w:rPr>
+                <w:rFonts w:ascii="Times New Roman" w:hAnsi="Times New Roman" w:cs="Times New Roman"/>
+              </w:rPr>
+              <w:t>Children</w:t>
+            </w:r>
+            <w:r>
+              <w:rPr>
+                <w:rFonts w:ascii="Times New Roman" w:hAnsi="Times New Roman" w:cs="Times New Roman"/>
+                <w:lang w:val="ru-RU"/>
+              </w:rPr>
+              <w:t xml:space="preserve">, </w:t>
+            </w:r>
+            <w:r>
+              <w:rPr>
+                <w:rFonts w:ascii="Times New Roman" w:hAnsi="Times New Roman" w:cs="Times New Roman"/>
+              </w:rPr>
+              <w:t>Count</w:t>
+            </w:r>
+            <w:r>
+              <w:rPr>
+                <w:rFonts w:ascii="Times New Roman" w:hAnsi="Times New Roman" w:cs="Times New Roman"/>
+                <w:lang w:val="ru-RU"/>
+              </w:rPr>
+              <w:t>).</w:t>
+            </w:r>
+          </w:p>
+          <w:p>
+            <w:pPr>
+              <w:spacing w:after="0" w:line="240" w:lineRule="auto"/>
+              <w:ind w:left="330"/>
+              <w:rPr>
+                <w:rFonts w:ascii="Times New Roman" w:hAnsi="Times New Roman" w:cs="Times New Roman"/>
+                <w:lang w:val="ru-RU"/>
+              </w:rPr>
+            </w:pPr>
+          </w:p>
+          <w:p>
+            <w:pPr>
+              <w:spacing w:after="0" w:line="240" w:lineRule="auto"/>
+              <w:ind w:left="330"/>
+              <w:rPr>
+                <w:rFonts w:ascii="Times New Roman" w:hAnsi="Times New Roman" w:cs="Times New Roman"/>
+                <w:lang w:val="ru-RU"/>
+              </w:rPr>
+            </w:pPr>
+            <w:r>
+              <w:rPr>
+                <w:rFonts w:ascii="Times New Roman" w:hAnsi="Times New Roman" w:cs="Times New Roman"/>
+                <w:lang w:val="ru-RU"/>
+              </w:rPr>
+              <w:t>% кол-во братьев к такому то году</w:t>
+            </w:r>
+          </w:p>
+          <w:p>
+            <w:pPr>
+              <w:spacing w:after="0" w:line="240" w:lineRule="auto"/>
+              <w:ind w:left="330"/>
+              <w:rPr>
+                <w:rFonts w:ascii="Times New Roman" w:hAnsi="Times New Roman" w:cs="Times New Roman"/>
+              </w:rPr>
+            </w:pPr>
+            <w:r>
+              <w:rPr>
+                <w:rFonts w:ascii="Times New Roman" w:hAnsi="Times New Roman" w:cs="Times New Roman"/>
+              </w:rPr>
+              <w:t>brothers_count_in(X, Year, Count) :-</w:t>
+            </w:r>
+          </w:p>
+          <w:p>
+            <w:pPr>
+              <w:spacing w:after="0" w:line="240" w:lineRule="auto"/>
+              <w:ind w:left="330"/>
+              <w:rPr>
+                <w:rFonts w:ascii="Times New Roman" w:hAnsi="Times New Roman" w:cs="Times New Roman"/>
+              </w:rPr>
+            </w:pPr>
+            <w:r>
+              <w:rPr>
+                <w:rFonts w:ascii="Times New Roman" w:hAnsi="Times New Roman" w:cs="Times New Roman"/>
+              </w:rPr>
+              <w:t xml:space="preserve">    findall(Bro, (brothers(X, Bro), born(Bro, BY, _), BY =&lt; Year), Bros),</w:t>
+            </w:r>
+          </w:p>
+          <w:p>
+            <w:pPr>
+              <w:spacing w:after="0" w:line="240" w:lineRule="auto"/>
+              <w:ind w:left="330"/>
+              <w:rPr>
+                <w:rFonts w:ascii="Times New Roman" w:hAnsi="Times New Roman" w:cs="Times New Roman"/>
+                <w:lang w:val="ru-RU"/>
+              </w:rPr>
+            </w:pPr>
+            <w:r>
+              <w:rPr>
+                <w:rFonts w:ascii="Times New Roman" w:hAnsi="Times New Roman" w:cs="Times New Roman"/>
+              </w:rPr>
+              <w:t xml:space="preserve">    length</w:t>
+            </w:r>
+            <w:r>
+              <w:rPr>
+                <w:rFonts w:ascii="Times New Roman" w:hAnsi="Times New Roman" w:cs="Times New Roman"/>
+                <w:lang w:val="ru-RU"/>
               </w:rPr>
               <w:t>(</w:t>
             </w:r>
-            <w:proofErr w:type="gramEnd"/>
-            <w:r>
-              <w:rPr>
-                <w:rFonts w:ascii="Times New Roman" w:hAnsi="Times New Roman" w:cs="Times New Roman"/>
-              </w:rPr>
-              <w:t>Parent, Child),</w:t>
-            </w:r>
-          </w:p>
-          <w:p>
-            <w:pPr>
-              <w:spacing w:after="0" w:line="240" w:lineRule="auto"/>
-              <w:ind w:left="330"/>
-              <w:rPr>
-                <w:rFonts w:ascii="Times New Roman" w:hAnsi="Times New Roman" w:cs="Times New Roman"/>
-              </w:rPr>
-            </w:pPr>
-            <w:r>
-              <w:rPr>
-                <w:rFonts w:ascii="Times New Roman" w:hAnsi="Times New Roman" w:cs="Times New Roman"/>
-              </w:rPr>
-              <w:t xml:space="preserve">    </w:t>
-            </w:r>
-            <w:proofErr w:type="gramStart"/>
-            <w:r>
-              <w:rPr>
-                <w:rFonts w:ascii="Times New Roman" w:hAnsi="Times New Roman" w:cs="Times New Roman"/>
-              </w:rPr>
-              <w:t>sister</w:t>
-            </w:r>
-            <w:r>
-              <w:rPr>
-                <w:rFonts w:ascii="Times New Roman" w:hAnsi="Times New Roman" w:cs="Times New Roman"/>
-              </w:rPr>
-              <w:t>s</w:t>
-            </w:r>
-            <w:r>
-              <w:rPr>
-                <w:rFonts w:ascii="Times New Roman" w:hAnsi="Times New Roman" w:cs="Times New Roman"/>
-              </w:rPr>
-              <w:t>(</w:t>
-            </w:r>
-            <w:proofErr w:type="gramEnd"/>
-            <w:r>
-              <w:rPr>
-                <w:rFonts w:ascii="Times New Roman" w:hAnsi="Times New Roman" w:cs="Times New Roman"/>
-              </w:rPr>
-              <w:t>Aunt, Parent).</w:t>
-            </w:r>
-          </w:p>
-          <w:p>
-            <w:pPr>
-              <w:spacing w:after="0" w:line="240" w:lineRule="auto"/>
-              <w:ind w:left="330"/>
-              <w:rPr>
-                <w:rFonts w:ascii="Times New Roman" w:hAnsi="Times New Roman" w:cs="Times New Roman"/>
-              </w:rPr>
-            </w:pPr>
-          </w:p>
-          <w:p>
-            <w:pPr>
-              <w:spacing w:after="0" w:line="240" w:lineRule="auto"/>
-              <w:ind w:left="330"/>
-              <w:rPr>
-                <w:rFonts w:ascii="Times New Roman" w:hAnsi="Times New Roman" w:cs="Times New Roman"/>
-              </w:rPr>
-            </w:pPr>
-            <w:r>
-              <w:rPr>
-                <w:rFonts w:ascii="Times New Roman" w:hAnsi="Times New Roman" w:cs="Times New Roman"/>
-              </w:rPr>
-              <w:t xml:space="preserve">% </w:t>
-            </w:r>
-            <w:proofErr w:type="spellStart"/>
-            <w:r>
-              <w:rPr>
-                <w:rFonts w:ascii="Times New Roman" w:hAnsi="Times New Roman" w:cs="Times New Roman"/>
-              </w:rPr>
-              <w:t>внуки</w:t>
-            </w:r>
-            <w:proofErr w:type="spellEnd"/>
-            <w:r>
-              <w:rPr>
-                <w:rFonts w:ascii="Times New Roman" w:hAnsi="Times New Roman" w:cs="Times New Roman"/>
-              </w:rPr>
-              <w:t xml:space="preserve"> </w:t>
-            </w:r>
-            <w:proofErr w:type="spellStart"/>
-            <w:r>
-              <w:rPr>
-                <w:rFonts w:ascii="Times New Roman" w:hAnsi="Times New Roman" w:cs="Times New Roman"/>
-              </w:rPr>
-              <w:t>внучки</w:t>
-            </w:r>
-            <w:proofErr w:type="spellEnd"/>
-          </w:p>
-          <w:p>
-            <w:pPr>
-              <w:spacing w:after="0" w:line="240" w:lineRule="auto"/>
-              <w:ind w:left="330"/>
-              <w:rPr>
-                <w:rFonts w:ascii="Times New Roman" w:hAnsi="Times New Roman" w:cs="Times New Roman"/>
-              </w:rPr>
-            </w:pPr>
-            <w:proofErr w:type="gramStart"/>
-            <w:r>
-              <w:rPr>
-                <w:rFonts w:ascii="Times New Roman" w:hAnsi="Times New Roman" w:cs="Times New Roman"/>
-              </w:rPr>
-              <w:t>grandchild(</w:t>
-            </w:r>
-            <w:proofErr w:type="gramEnd"/>
-            <w:r>
-              <w:rPr>
-                <w:rFonts w:ascii="Times New Roman" w:hAnsi="Times New Roman" w:cs="Times New Roman"/>
-              </w:rPr>
-              <w:t>Grandparent, Grandchild</w:t>
-            </w:r>
-            <w:proofErr w:type="gramStart"/>
-            <w:r>
-              <w:rPr>
-                <w:rFonts w:ascii="Times New Roman" w:hAnsi="Times New Roman" w:cs="Times New Roman"/>
-              </w:rPr>
-              <w:t>) :</w:t>
-            </w:r>
-            <w:proofErr w:type="gramEnd"/>
-            <w:r>
-              <w:rPr>
-                <w:rFonts w:ascii="Times New Roman" w:hAnsi="Times New Roman" w:cs="Times New Roman"/>
-              </w:rPr>
-              <w:t>-</w:t>
-            </w:r>
-          </w:p>
-          <w:p>
-            <w:pPr>
-              <w:spacing w:after="0" w:line="240" w:lineRule="auto"/>
-              <w:ind w:left="330"/>
-              <w:rPr>
-                <w:rFonts w:ascii="Times New Roman" w:hAnsi="Times New Roman" w:cs="Times New Roman"/>
-              </w:rPr>
-            </w:pPr>
-            <w:r>
-              <w:rPr>
-                <w:rFonts w:ascii="Times New Roman" w:hAnsi="Times New Roman" w:cs="Times New Roman"/>
-              </w:rPr>
-              <w:t xml:space="preserve">    </w:t>
-            </w:r>
-            <w:proofErr w:type="spellStart"/>
-            <w:r>
-              <w:rPr>
-                <w:rFonts w:ascii="Times New Roman" w:hAnsi="Times New Roman" w:cs="Times New Roman"/>
-              </w:rPr>
-              <w:t>parent_</w:t>
-            </w:r>
-            <w:proofErr w:type="gramStart"/>
-            <w:r>
-              <w:rPr>
-                <w:rFonts w:ascii="Times New Roman" w:hAnsi="Times New Roman" w:cs="Times New Roman"/>
-              </w:rPr>
-              <w:t>of</w:t>
-            </w:r>
-            <w:proofErr w:type="spellEnd"/>
-            <w:r>
-              <w:rPr>
-                <w:rFonts w:ascii="Times New Roman" w:hAnsi="Times New Roman" w:cs="Times New Roman"/>
-              </w:rPr>
-              <w:t>(</w:t>
-            </w:r>
-            <w:proofErr w:type="gramEnd"/>
-            <w:r>
-              <w:rPr>
-                <w:rFonts w:ascii="Times New Roman" w:hAnsi="Times New Roman" w:cs="Times New Roman"/>
-              </w:rPr>
-              <w:t>Parent, Grandchild),</w:t>
-            </w:r>
-          </w:p>
-          <w:p>
-            <w:pPr>
-              <w:spacing w:after="0" w:line="240" w:lineRule="auto"/>
-              <w:ind w:left="330"/>
-              <w:rPr>
-                <w:rFonts w:ascii="Times New Roman" w:hAnsi="Times New Roman" w:cs="Times New Roman"/>
-              </w:rPr>
-            </w:pPr>
-            <w:r>
-              <w:rPr>
-                <w:rFonts w:ascii="Times New Roman" w:hAnsi="Times New Roman" w:cs="Times New Roman"/>
-              </w:rPr>
-              <w:t xml:space="preserve">    </w:t>
-            </w:r>
-            <w:proofErr w:type="spellStart"/>
-            <w:r>
-              <w:rPr>
-                <w:rFonts w:ascii="Times New Roman" w:hAnsi="Times New Roman" w:cs="Times New Roman"/>
-              </w:rPr>
-              <w:t>parent</w:t>
-            </w:r>
-            <w:r>
-              <w:rPr>
-                <w:rFonts w:ascii="Times New Roman" w:hAnsi="Times New Roman" w:cs="Times New Roman"/>
-              </w:rPr>
-              <w:t>_</w:t>
-            </w:r>
-            <w:proofErr w:type="gramStart"/>
-            <w:r>
-              <w:rPr>
-                <w:rFonts w:ascii="Times New Roman" w:hAnsi="Times New Roman" w:cs="Times New Roman"/>
-              </w:rPr>
-              <w:t>of</w:t>
-            </w:r>
-            <w:proofErr w:type="spellEnd"/>
-            <w:r>
-              <w:rPr>
-                <w:rFonts w:ascii="Times New Roman" w:hAnsi="Times New Roman" w:cs="Times New Roman"/>
-              </w:rPr>
-              <w:t>(</w:t>
-            </w:r>
-            <w:proofErr w:type="gramEnd"/>
-            <w:r>
-              <w:rPr>
-                <w:rFonts w:ascii="Times New Roman" w:hAnsi="Times New Roman" w:cs="Times New Roman"/>
-              </w:rPr>
-              <w:t>Grandparent</w:t>
-            </w:r>
-            <w:r>
-              <w:rPr>
-                <w:rFonts w:ascii="Times New Roman" w:hAnsi="Times New Roman" w:cs="Times New Roman"/>
+            <w:r>
+              <w:rPr>
+                <w:rFonts w:ascii="Times New Roman" w:hAnsi="Times New Roman" w:cs="Times New Roman"/>
+              </w:rPr>
+              <w:t>Bros</w:t>
+            </w:r>
+            <w:r>
+              <w:rPr>
+                <w:rFonts w:ascii="Times New Roman" w:hAnsi="Times New Roman" w:cs="Times New Roman"/>
+                <w:lang w:val="ru-RU"/>
               </w:rPr>
               <w:t xml:space="preserve">, </w:t>
             </w:r>
@@ -8876,11 +6605,12 @@
               <w:rPr>
                 <w:rFonts w:ascii="Times New Roman" w:hAnsi="Times New Roman" w:cs="Times New Roman"/>
               </w:rPr>
-              <w:t>Parent</w:t>
-            </w:r>
-            <w:r>
-              <w:rPr>
-                <w:rFonts w:ascii="Times New Roman" w:hAnsi="Times New Roman" w:cs="Times New Roman"/>
+              <w:t>Count</w:t>
+            </w:r>
+            <w:r>
+              <w:rPr>
+                <w:rFonts w:ascii="Times New Roman" w:hAnsi="Times New Roman" w:cs="Times New Roman"/>
+                <w:lang w:val="ru-RU"/>
               </w:rPr>
               <w:t>).</w:t>
             </w:r>
@@ -8891,423 +6621,24 @@
               <w:ind w:left="330"/>
               <w:rPr>
                 <w:rFonts w:ascii="Times New Roman" w:hAnsi="Times New Roman" w:cs="Times New Roman"/>
-              </w:rPr>
-            </w:pPr>
-          </w:p>
-          <w:p>
-            <w:pPr>
-              <w:spacing w:after="0" w:line="240" w:lineRule="auto"/>
-              <w:ind w:left="330"/>
-              <w:rPr>
-                <w:rFonts w:ascii="Times New Roman" w:hAnsi="Times New Roman" w:cs="Times New Roman"/>
                 <w:lang w:val="ru-RU"/>
               </w:rPr>
             </w:pPr>
-            <w:r>
+          </w:p>
+          <w:p>
+            <w:pPr>
+              <w:spacing w:after="0" w:line="240" w:lineRule="auto"/>
+              <w:ind w:left="330"/>
               <w:rPr>
                 <w:rFonts w:ascii="Times New Roman" w:hAnsi="Times New Roman" w:cs="Times New Roman"/>
                 <w:lang w:val="ru-RU"/>
               </w:rPr>
-              <w:t>% кол-во детей к такому то году</w:t>
-            </w:r>
-          </w:p>
-          <w:p>
-            <w:pPr>
-              <w:spacing w:after="0" w:line="240" w:lineRule="auto"/>
-              <w:ind w:left="330"/>
-              <w:rPr>
-                <w:rFonts w:ascii="Times New Roman" w:hAnsi="Times New Roman" w:cs="Times New Roman"/>
-              </w:rPr>
-            </w:pPr>
-            <w:proofErr w:type="spellStart"/>
-            <w:r>
-              <w:rPr>
-                <w:rFonts w:ascii="Times New Roman" w:hAnsi="Times New Roman" w:cs="Times New Roman"/>
-              </w:rPr>
-              <w:t>children_count_</w:t>
-            </w:r>
-            <w:proofErr w:type="gramStart"/>
-            <w:r>
-              <w:rPr>
-                <w:rFonts w:ascii="Times New Roman" w:hAnsi="Times New Roman" w:cs="Times New Roman"/>
-              </w:rPr>
-              <w:t>in</w:t>
-            </w:r>
-            <w:proofErr w:type="spellEnd"/>
-            <w:r>
-              <w:rPr>
-                <w:rFonts w:ascii="Times New Roman" w:hAnsi="Times New Roman" w:cs="Times New Roman"/>
-              </w:rPr>
-              <w:t>(</w:t>
-            </w:r>
-            <w:proofErr w:type="gramEnd"/>
-            <w:r>
-              <w:rPr>
-                <w:rFonts w:ascii="Times New Roman" w:hAnsi="Times New Roman" w:cs="Times New Roman"/>
-              </w:rPr>
-              <w:t>Parent, Year, Count</w:t>
-            </w:r>
-            <w:proofErr w:type="gramStart"/>
-            <w:r>
-              <w:rPr>
-                <w:rFonts w:ascii="Times New Roman" w:hAnsi="Times New Roman" w:cs="Times New Roman"/>
-              </w:rPr>
-              <w:t>) :</w:t>
-            </w:r>
-            <w:proofErr w:type="gramEnd"/>
-            <w:r>
-              <w:rPr>
-                <w:rFonts w:ascii="Times New Roman" w:hAnsi="Times New Roman" w:cs="Times New Roman"/>
-              </w:rPr>
-              <w:t>-</w:t>
-            </w:r>
-          </w:p>
-          <w:p>
-            <w:pPr>
-              <w:spacing w:after="0" w:line="240" w:lineRule="auto"/>
-              <w:ind w:left="330"/>
-              <w:rPr>
-                <w:rFonts w:ascii="Times New Roman" w:hAnsi="Times New Roman" w:cs="Times New Roman"/>
-              </w:rPr>
-            </w:pPr>
-            <w:r>
-              <w:rPr>
-                <w:rFonts w:ascii="Times New Roman" w:hAnsi="Times New Roman" w:cs="Times New Roman"/>
-              </w:rPr>
-              <w:t xml:space="preserve">    </w:t>
-            </w:r>
-            <w:proofErr w:type="spellStart"/>
-            <w:proofErr w:type="gramStart"/>
-            <w:r>
-              <w:rPr>
-                <w:rFonts w:ascii="Times New Roman" w:hAnsi="Times New Roman" w:cs="Times New Roman"/>
-              </w:rPr>
-              <w:t>findall</w:t>
-            </w:r>
-            <w:proofErr w:type="spellEnd"/>
-            <w:r>
-              <w:rPr>
-                <w:rFonts w:ascii="Times New Roman" w:hAnsi="Times New Roman" w:cs="Times New Roman"/>
-              </w:rPr>
-              <w:t>(</w:t>
-            </w:r>
-            <w:proofErr w:type="gramEnd"/>
-            <w:r>
-              <w:rPr>
-                <w:rFonts w:ascii="Times New Roman" w:hAnsi="Times New Roman" w:cs="Times New Roman"/>
-              </w:rPr>
-              <w:t xml:space="preserve">Child, </w:t>
-            </w:r>
-            <w:proofErr w:type="spellStart"/>
-            <w:r>
-              <w:rPr>
-                <w:rFonts w:ascii="Times New Roman" w:hAnsi="Times New Roman" w:cs="Times New Roman"/>
-              </w:rPr>
-              <w:t>childrens_</w:t>
-            </w:r>
-            <w:proofErr w:type="gramStart"/>
-            <w:r>
-              <w:rPr>
-                <w:rFonts w:ascii="Times New Roman" w:hAnsi="Times New Roman" w:cs="Times New Roman"/>
-              </w:rPr>
-              <w:t>in</w:t>
-            </w:r>
-            <w:proofErr w:type="spellEnd"/>
-            <w:r>
-              <w:rPr>
-                <w:rFonts w:ascii="Times New Roman" w:hAnsi="Times New Roman" w:cs="Times New Roman"/>
-              </w:rPr>
-              <w:t>(</w:t>
-            </w:r>
-            <w:proofErr w:type="gramEnd"/>
-            <w:r>
-              <w:rPr>
-                <w:rFonts w:ascii="Times New Roman" w:hAnsi="Times New Roman" w:cs="Times New Roman"/>
-              </w:rPr>
-              <w:t>Parent, Child, Year), Children),</w:t>
-            </w:r>
-          </w:p>
-          <w:p>
-            <w:pPr>
-              <w:spacing w:after="0" w:line="240" w:lineRule="auto"/>
-              <w:ind w:left="330"/>
+            </w:pPr>
+            <w:r>
               <w:rPr>
                 <w:rFonts w:ascii="Times New Roman" w:hAnsi="Times New Roman" w:cs="Times New Roman"/>
                 <w:lang w:val="ru-RU"/>
               </w:rPr>
-            </w:pPr>
-            <w:r>
-              <w:rPr>
-                <w:rFonts w:ascii="Times New Roman" w:hAnsi="Times New Roman" w:cs="Times New Roman"/>
-              </w:rPr>
-              <w:t xml:space="preserve">    </w:t>
-            </w:r>
-            <w:proofErr w:type="gramStart"/>
-            <w:r>
-              <w:rPr>
-                <w:rFonts w:ascii="Times New Roman" w:hAnsi="Times New Roman" w:cs="Times New Roman"/>
-              </w:rPr>
-              <w:t>length</w:t>
-            </w:r>
-            <w:r>
-              <w:rPr>
-                <w:rFonts w:ascii="Times New Roman" w:hAnsi="Times New Roman" w:cs="Times New Roman"/>
-                <w:lang w:val="ru-RU"/>
-              </w:rPr>
-              <w:t>(</w:t>
-            </w:r>
-            <w:proofErr w:type="gramEnd"/>
-            <w:r>
-              <w:rPr>
-                <w:rFonts w:ascii="Times New Roman" w:hAnsi="Times New Roman" w:cs="Times New Roman"/>
-              </w:rPr>
-              <w:t>Children</w:t>
-            </w:r>
-            <w:r>
-              <w:rPr>
-                <w:rFonts w:ascii="Times New Roman" w:hAnsi="Times New Roman" w:cs="Times New Roman"/>
-                <w:lang w:val="ru-RU"/>
-              </w:rPr>
-              <w:t xml:space="preserve">, </w:t>
-            </w:r>
-            <w:r>
-              <w:rPr>
-                <w:rFonts w:ascii="Times New Roman" w:hAnsi="Times New Roman" w:cs="Times New Roman"/>
-              </w:rPr>
-              <w:t>Count</w:t>
-            </w:r>
-            <w:r>
-              <w:rPr>
-                <w:rFonts w:ascii="Times New Roman" w:hAnsi="Times New Roman" w:cs="Times New Roman"/>
-                <w:lang w:val="ru-RU"/>
-              </w:rPr>
-              <w:t>).</w:t>
-            </w:r>
-          </w:p>
-          <w:p>
-            <w:pPr>
-              <w:spacing w:after="0" w:line="240" w:lineRule="auto"/>
-              <w:ind w:left="330"/>
-              <w:rPr>
-                <w:rFonts w:ascii="Times New Roman" w:hAnsi="Times New Roman" w:cs="Times New Roman"/>
-                <w:lang w:val="ru-RU"/>
-              </w:rPr>
-            </w:pPr>
-          </w:p>
-          <w:p>
-            <w:pPr>
-              <w:spacing w:after="0" w:line="240" w:lineRule="auto"/>
-              <w:ind w:left="330"/>
-              <w:rPr>
-                <w:rFonts w:ascii="Times New Roman" w:hAnsi="Times New Roman" w:cs="Times New Roman"/>
-                <w:lang w:val="ru-RU"/>
-              </w:rPr>
-            </w:pPr>
-            <w:r>
-              <w:rPr>
-                <w:rFonts w:ascii="Times New Roman" w:hAnsi="Times New Roman" w:cs="Times New Roman"/>
-                <w:lang w:val="ru-RU"/>
-              </w:rPr>
-              <w:t>% кол-во братьев к такому то году</w:t>
-            </w:r>
-          </w:p>
-          <w:p>
-            <w:pPr>
-              <w:spacing w:after="0" w:line="240" w:lineRule="auto"/>
-              <w:ind w:left="330"/>
-              <w:rPr>
-                <w:rFonts w:ascii="Times New Roman" w:hAnsi="Times New Roman" w:cs="Times New Roman"/>
-              </w:rPr>
-            </w:pPr>
-            <w:proofErr w:type="spellStart"/>
-            <w:r>
-              <w:rPr>
-                <w:rFonts w:ascii="Times New Roman" w:hAnsi="Times New Roman" w:cs="Times New Roman"/>
-              </w:rPr>
-              <w:t>brothers_count_</w:t>
-            </w:r>
-            <w:proofErr w:type="gramStart"/>
-            <w:r>
-              <w:rPr>
-                <w:rFonts w:ascii="Times New Roman" w:hAnsi="Times New Roman" w:cs="Times New Roman"/>
-              </w:rPr>
-              <w:t>in</w:t>
-            </w:r>
-            <w:proofErr w:type="spellEnd"/>
-            <w:r>
-              <w:rPr>
-                <w:rFonts w:ascii="Times New Roman" w:hAnsi="Times New Roman" w:cs="Times New Roman"/>
-              </w:rPr>
-              <w:t>(</w:t>
-            </w:r>
-            <w:proofErr w:type="gramEnd"/>
-            <w:r>
-              <w:rPr>
-                <w:rFonts w:ascii="Times New Roman" w:hAnsi="Times New Roman" w:cs="Times New Roman"/>
-              </w:rPr>
-              <w:t>X, Year, Count</w:t>
-            </w:r>
-            <w:proofErr w:type="gramStart"/>
-            <w:r>
-              <w:rPr>
-                <w:rFonts w:ascii="Times New Roman" w:hAnsi="Times New Roman" w:cs="Times New Roman"/>
-              </w:rPr>
-              <w:t>) :</w:t>
-            </w:r>
-            <w:proofErr w:type="gramEnd"/>
-            <w:r>
-              <w:rPr>
-                <w:rFonts w:ascii="Times New Roman" w:hAnsi="Times New Roman" w:cs="Times New Roman"/>
-              </w:rPr>
-              <w:t>-</w:t>
-            </w:r>
-          </w:p>
-          <w:p>
-            <w:pPr>
-              <w:spacing w:after="0" w:line="240" w:lineRule="auto"/>
-              <w:ind w:left="330"/>
-              <w:rPr>
-                <w:rFonts w:ascii="Times New Roman" w:hAnsi="Times New Roman" w:cs="Times New Roman"/>
-              </w:rPr>
-            </w:pPr>
-            <w:r>
-              <w:rPr>
-                <w:rFonts w:ascii="Times New Roman" w:hAnsi="Times New Roman" w:cs="Times New Roman"/>
-              </w:rPr>
-              <w:t xml:space="preserve">    </w:t>
-            </w:r>
-            <w:proofErr w:type="spellStart"/>
-            <w:proofErr w:type="gramStart"/>
-            <w:r>
-              <w:rPr>
-                <w:rFonts w:ascii="Times New Roman" w:hAnsi="Times New Roman" w:cs="Times New Roman"/>
-              </w:rPr>
-              <w:t>findall</w:t>
-            </w:r>
-            <w:proofErr w:type="spellEnd"/>
-            <w:r>
-              <w:rPr>
-                <w:rFonts w:ascii="Times New Roman" w:hAnsi="Times New Roman" w:cs="Times New Roman"/>
-              </w:rPr>
-              <w:t>(</w:t>
-            </w:r>
-            <w:proofErr w:type="gramEnd"/>
-            <w:r>
-              <w:rPr>
-                <w:rFonts w:ascii="Times New Roman" w:hAnsi="Times New Roman" w:cs="Times New Roman"/>
-              </w:rPr>
-              <w:t>Bro, (</w:t>
-            </w:r>
-            <w:proofErr w:type="gramStart"/>
-            <w:r>
-              <w:rPr>
-                <w:rFonts w:ascii="Times New Roman" w:hAnsi="Times New Roman" w:cs="Times New Roman"/>
-              </w:rPr>
-              <w:t>brothers(</w:t>
-            </w:r>
-            <w:proofErr w:type="gramEnd"/>
-            <w:r>
-              <w:rPr>
-                <w:rFonts w:ascii="Times New Roman" w:hAnsi="Times New Roman" w:cs="Times New Roman"/>
-              </w:rPr>
-              <w:t xml:space="preserve">X, Bro), </w:t>
-            </w:r>
-            <w:proofErr w:type="gramStart"/>
-            <w:r>
-              <w:rPr>
-                <w:rFonts w:ascii="Times New Roman" w:hAnsi="Times New Roman" w:cs="Times New Roman"/>
-              </w:rPr>
-              <w:t>born(</w:t>
-            </w:r>
-            <w:proofErr w:type="gramEnd"/>
-            <w:r>
-              <w:rPr>
-                <w:rFonts w:ascii="Times New Roman" w:hAnsi="Times New Roman" w:cs="Times New Roman"/>
-              </w:rPr>
-              <w:t>Bro, BY, _), BY =&lt; Year), Bros),</w:t>
-            </w:r>
-          </w:p>
-          <w:p>
-            <w:pPr>
-              <w:spacing w:after="0" w:line="240" w:lineRule="auto"/>
-              <w:ind w:left="330"/>
-              <w:rPr>
-                <w:rFonts w:ascii="Times New Roman" w:hAnsi="Times New Roman" w:cs="Times New Roman"/>
-                <w:lang w:val="ru-RU"/>
-              </w:rPr>
-            </w:pPr>
-            <w:r>
-              <w:rPr>
-                <w:rFonts w:ascii="Times New Roman" w:hAnsi="Times New Roman" w:cs="Times New Roman"/>
-              </w:rPr>
-              <w:t xml:space="preserve">    </w:t>
-            </w:r>
-            <w:proofErr w:type="gramStart"/>
-            <w:r>
-              <w:rPr>
-                <w:rFonts w:ascii="Times New Roman" w:hAnsi="Times New Roman" w:cs="Times New Roman"/>
-              </w:rPr>
-              <w:t>length</w:t>
-            </w:r>
-            <w:r>
-              <w:rPr>
-                <w:rFonts w:ascii="Times New Roman" w:hAnsi="Times New Roman" w:cs="Times New Roman"/>
-                <w:lang w:val="ru-RU"/>
-              </w:rPr>
-              <w:t>(</w:t>
-            </w:r>
-            <w:proofErr w:type="gramEnd"/>
-            <w:r>
-              <w:rPr>
-                <w:rFonts w:ascii="Times New Roman" w:hAnsi="Times New Roman" w:cs="Times New Roman"/>
-              </w:rPr>
-              <w:t>Bros</w:t>
-            </w:r>
-            <w:r>
-              <w:rPr>
-                <w:rFonts w:ascii="Times New Roman" w:hAnsi="Times New Roman" w:cs="Times New Roman"/>
-                <w:lang w:val="ru-RU"/>
-              </w:rPr>
-              <w:t xml:space="preserve">, </w:t>
-            </w:r>
-            <w:r>
-              <w:rPr>
-                <w:rFonts w:ascii="Times New Roman" w:hAnsi="Times New Roman" w:cs="Times New Roman"/>
-              </w:rPr>
-              <w:t>Count</w:t>
-            </w:r>
-            <w:r>
-              <w:rPr>
-                <w:rFonts w:ascii="Times New Roman" w:hAnsi="Times New Roman" w:cs="Times New Roman"/>
-                <w:lang w:val="ru-RU"/>
-              </w:rPr>
-              <w:t>).</w:t>
-            </w:r>
-          </w:p>
-          <w:p>
-            <w:pPr>
-              <w:spacing w:after="0" w:line="240" w:lineRule="auto"/>
-              <w:ind w:left="330"/>
-              <w:rPr>
-                <w:rFonts w:ascii="Times New Roman" w:hAnsi="Times New Roman" w:cs="Times New Roman"/>
-                <w:lang w:val="ru-RU"/>
-              </w:rPr>
-            </w:pPr>
-          </w:p>
-          <w:p>
-            <w:pPr>
-              <w:spacing w:after="0" w:line="240" w:lineRule="auto"/>
-              <w:ind w:left="330"/>
-              <w:rPr>
-                <w:rFonts w:ascii="Times New Roman" w:hAnsi="Times New Roman" w:cs="Times New Roman"/>
-                <w:lang w:val="ru-RU"/>
-              </w:rPr>
-            </w:pPr>
-            <w:r>
-              <w:rPr>
-                <w:rFonts w:ascii="Times New Roman" w:hAnsi="Times New Roman" w:cs="Times New Roman"/>
-                <w:lang w:val="ru-RU"/>
-              </w:rPr>
               <w:t>% кол-во систер к такому то году</w:t>
             </w:r>
           </w:p>
@@ -9319,112 +6650,26 @@
                 <w:rFonts w:ascii="Times New Roman" w:hAnsi="Times New Roman" w:cs="Times New Roman"/>
               </w:rPr>
             </w:pPr>
-            <w:proofErr w:type="spellStart"/>
-            <w:r>
-              <w:rPr>
-                <w:rFonts w:ascii="Times New Roman" w:hAnsi="Times New Roman" w:cs="Times New Roman"/>
-              </w:rPr>
-              <w:t>sisters_count_</w:t>
-            </w:r>
-            <w:proofErr w:type="gramStart"/>
-            <w:r>
-              <w:rPr>
-                <w:rFonts w:ascii="Times New Roman" w:hAnsi="Times New Roman" w:cs="Times New Roman"/>
-              </w:rPr>
-              <w:t>in</w:t>
-            </w:r>
-            <w:proofErr w:type="spellEnd"/>
-            <w:r>
-              <w:rPr>
-                <w:rFonts w:ascii="Times New Roman" w:hAnsi="Times New Roman" w:cs="Times New Roman"/>
-              </w:rPr>
-              <w:t>(</w:t>
-            </w:r>
-            <w:proofErr w:type="gramEnd"/>
-            <w:r>
-              <w:rPr>
-                <w:rFonts w:ascii="Times New Roman" w:hAnsi="Times New Roman" w:cs="Times New Roman"/>
-              </w:rPr>
-              <w:t>X, Year, Count</w:t>
-            </w:r>
-            <w:proofErr w:type="gramStart"/>
-            <w:r>
-              <w:rPr>
-                <w:rFonts w:ascii="Times New Roman" w:hAnsi="Times New Roman" w:cs="Times New Roman"/>
-              </w:rPr>
-              <w:t>) :</w:t>
-            </w:r>
-            <w:proofErr w:type="gramEnd"/>
-            <w:r>
-              <w:rPr>
-                <w:rFonts w:ascii="Times New Roman" w:hAnsi="Times New Roman" w:cs="Times New Roman"/>
-              </w:rPr>
-              <w:t>-</w:t>
-            </w:r>
-          </w:p>
-          <w:p>
-            <w:pPr>
-              <w:spacing w:after="0" w:line="240" w:lineRule="auto"/>
-              <w:ind w:left="330"/>
-              <w:rPr>
-                <w:rFonts w:ascii="Times New Roman" w:hAnsi="Times New Roman" w:cs="Times New Roman"/>
-              </w:rPr>
-            </w:pPr>
-            <w:r>
-              <w:rPr>
-                <w:rFonts w:ascii="Times New Roman" w:hAnsi="Times New Roman" w:cs="Times New Roman"/>
-              </w:rPr>
-              <w:t xml:space="preserve">    </w:t>
-            </w:r>
-            <w:proofErr w:type="spellStart"/>
-            <w:proofErr w:type="gramStart"/>
-            <w:r>
-              <w:rPr>
-                <w:rFonts w:ascii="Times New Roman" w:hAnsi="Times New Roman" w:cs="Times New Roman"/>
-              </w:rPr>
-              <w:t>findall</w:t>
-            </w:r>
-            <w:proofErr w:type="spellEnd"/>
-            <w:r>
-              <w:rPr>
-                <w:rFonts w:ascii="Times New Roman" w:hAnsi="Times New Roman" w:cs="Times New Roman"/>
-              </w:rPr>
-              <w:t>(</w:t>
-            </w:r>
-            <w:proofErr w:type="gramEnd"/>
-            <w:r>
-              <w:rPr>
-                <w:rFonts w:ascii="Times New Roman" w:hAnsi="Times New Roman" w:cs="Times New Roman"/>
-              </w:rPr>
-              <w:t>Sis, (</w:t>
-            </w:r>
-            <w:proofErr w:type="gramStart"/>
-            <w:r>
-              <w:rPr>
-                <w:rFonts w:ascii="Times New Roman" w:hAnsi="Times New Roman" w:cs="Times New Roman"/>
-              </w:rPr>
-              <w:t>sisters(</w:t>
-            </w:r>
-            <w:proofErr w:type="gramEnd"/>
-            <w:r>
-              <w:rPr>
-                <w:rFonts w:ascii="Times New Roman" w:hAnsi="Times New Roman" w:cs="Times New Roman"/>
-              </w:rPr>
-              <w:t xml:space="preserve">X, Sis), </w:t>
-            </w:r>
-            <w:proofErr w:type="gramStart"/>
-            <w:r>
-              <w:rPr>
-                <w:rFonts w:ascii="Times New Roman" w:hAnsi="Times New Roman" w:cs="Times New Roman"/>
-              </w:rPr>
-              <w:t>born(</w:t>
-            </w:r>
-            <w:proofErr w:type="gramEnd"/>
-            <w:r>
-              <w:rPr>
-                <w:rFonts w:ascii="Times New Roman" w:hAnsi="Times New Roman" w:cs="Times New Roman"/>
-              </w:rPr>
-              <w:t>Sis, BY, _), BY =&lt; Year), Siss),</w:t>
+            <w:r>
+              <w:rPr>
+                <w:rFonts w:ascii="Times New Roman" w:hAnsi="Times New Roman" w:cs="Times New Roman"/>
+              </w:rPr>
+              <w:t>sisters_count_in(X, Year, Count) :-</w:t>
+            </w:r>
+          </w:p>
+          <w:p>
+            <w:pPr>
+              <w:spacing w:after="0" w:line="240" w:lineRule="auto"/>
+              <w:ind w:left="330"/>
+              <w:rPr>
+                <w:rFonts w:ascii="Times New Roman" w:hAnsi="Times New Roman" w:cs="Times New Roman"/>
+              </w:rPr>
+            </w:pPr>
+            <w:r>
+              <w:rPr>
+                <w:rFonts w:ascii="Times New Roman" w:hAnsi="Times New Roman" w:cs="Times New Roman"/>
+              </w:rPr>
+              <w:t xml:space="preserve">    findall(Sis, (sisters(X, Sis), born(Sis, BY, _), BY =&lt; Year), Siss),</w:t>
             </w:r>
           </w:p>
           <w:p>
@@ -9441,21 +6686,7 @@
               <w:rPr>
                 <w:rFonts w:ascii="Times New Roman" w:hAnsi="Times New Roman" w:cs="Times New Roman"/>
               </w:rPr>
-              <w:t xml:space="preserve">    </w:t>
-            </w:r>
-            <w:proofErr w:type="gramStart"/>
-            <w:r>
-              <w:rPr>
-                <w:rFonts w:ascii="Times New Roman" w:hAnsi="Times New Roman" w:cs="Times New Roman"/>
-              </w:rPr>
-              <w:t>length(</w:t>
-            </w:r>
-            <w:proofErr w:type="gramEnd"/>
-            <w:r>
-              <w:rPr>
-                <w:rFonts w:ascii="Times New Roman" w:hAnsi="Times New Roman" w:cs="Times New Roman"/>
-              </w:rPr>
-              <w:t>Siss, Count).</w:t>
+              <w:t xml:space="preserve">    length(Siss, Count).</w:t>
             </w:r>
           </w:p>
         </w:tc>
@@ -11256,7 +8487,6 @@
           <w:rFonts w:ascii="Times New Roman" w:hAnsi="Times New Roman" w:cs="Times New Roman"/>
           <w:sz w:val="24"/>
           <w:szCs w:val="24"/>
-          <w:lang w:val="ru-RU"/>
         </w:rPr>
       </w:pPr>
     </w:p>
@@ -11268,7 +8498,6 @@
           <w:rFonts w:ascii="Times New Roman" w:hAnsi="Times New Roman" w:cs="Times New Roman"/>
           <w:sz w:val="24"/>
           <w:szCs w:val="24"/>
-          <w:lang w:val="ru-RU"/>
         </w:rPr>
       </w:pPr>
     </w:p>
@@ -11287,10 +8516,8 @@
           <w:color w:val="auto"/>
           <w:sz w:val="28"/>
           <w:szCs w:val="28"/>
-          <w:lang w:val="ru-RU"/>
-        </w:rPr>
-      </w:pPr>
-      <w:bookmarkStart w:id="7" w:name="_Toc207782925"/>
+        </w:rPr>
+      </w:pPr>
       <w:r>
         <w:rPr>
           <w:rFonts w:ascii="Times New Roman" w:hAnsi="Times New Roman" w:cs="Times New Roman"/>
@@ -11303,9 +8530,9 @@
           <w:szCs w:val="28"/>
           <w:lang w:val="ru-RU"/>
         </w:rPr>
-        <w:t>ЗАКЛЮЧЕНИЕ</w:t>
-      </w:r>
-      <w:bookmarkEnd w:id="7"/>
+        <w:lastRenderedPageBreak/>
+        <w:t xml:space="preserve">2 </w:t>
+      </w:r>
       <w:r>
         <w:rPr>
           <w:rFonts w:ascii="Times New Roman" w:hAnsi="Times New Roman" w:cs="Times New Roman"/>
@@ -11318,7 +8545,7 @@
           <w:szCs w:val="28"/>
           <w:lang w:val="ru-RU"/>
         </w:rPr>
-        <w:t xml:space="preserve"> </w:t>
+        <w:t>Часть</w:t>
       </w:r>
       <w:r>
         <w:rPr>
@@ -11332,7 +8559,71 @@
           <w:szCs w:val="28"/>
           <w:lang w:val="ru-RU"/>
         </w:rPr>
-        <w:t xml:space="preserve"> </w:t>
+        <w:t>:</w:t>
+      </w:r>
+      <w:r>
+        <w:rPr>
+          <w:rFonts w:ascii="Times New Roman" w:hAnsi="Times New Roman" w:cs="Times New Roman"/>
+          <w:b/>
+          <w:bCs/>
+          <w:i/>
+          <w:iCs/>
+          <w:color w:val="auto"/>
+          <w:sz w:val="28"/>
+          <w:szCs w:val="28"/>
+        </w:rPr>
+        <w:t xml:space="preserve"> Protege</w:t>
+      </w:r>
+    </w:p>
+    <w:p>
+      <w:pPr>
+        <w:spacing w:after="0" w:line="300" w:lineRule="auto"/>
+        <w:jc w:val="both"/>
+        <w:rPr>
+          <w:rFonts w:ascii="Times New Roman" w:hAnsi="Times New Roman" w:cs="Times New Roman"/>
+          <w:sz w:val="24"/>
+          <w:szCs w:val="24"/>
+        </w:rPr>
+      </w:pPr>
+      <w:r>
+        <w:rPr>
+          <w:noProof/>
+        </w:rPr>
+        <w:drawing>
+          <wp:inline distT="0" distB="0" distL="0" distR="0" wp14:anchorId="1B9DDE8D" wp14:editId="0561559A">
+            <wp:extent cx="3981450" cy="7143750"/>
+            <wp:effectExtent l="0" t="0" r="0" b="0"/>
+            <wp:docPr id="1335141687" name="Picture 1" descr="A screenshot of a computer&#10;&#10;AI-generated content may be incorrect."/>
+            <wp:cNvGraphicFramePr>
+              <a:graphicFrameLocks xmlns:a="http://schemas.openxmlformats.org/drawingml/2006/main" noChangeAspect="1"/>
+            </wp:cNvGraphicFramePr>
+            <a:graphic xmlns:a="http://schemas.openxmlformats.org/drawingml/2006/main">
+              <a:graphicData uri="http://schemas.openxmlformats.org/drawingml/2006/picture">
+                <pic:pic xmlns:pic="http://schemas.openxmlformats.org/drawingml/2006/picture">
+                  <pic:nvPicPr>
+                    <pic:cNvPr id="1335141687" name="Picture 1" descr="A screenshot of a computer&#10;&#10;AI-generated content may be incorrect."/>
+                    <pic:cNvPicPr/>
+                  </pic:nvPicPr>
+                  <pic:blipFill>
+                    <a:blip r:embed="rId20"/>
+                    <a:stretch>
+                      <a:fillRect/>
+                    </a:stretch>
+                  </pic:blipFill>
+                  <pic:spPr>
+                    <a:xfrm>
+                      <a:off x="0" y="0"/>
+                      <a:ext cx="3981450" cy="7143750"/>
+                    </a:xfrm>
+                    <a:prstGeom prst="rect">
+                      <a:avLst/>
+                    </a:prstGeom>
+                  </pic:spPr>
+                </pic:pic>
+              </a:graphicData>
+            </a:graphic>
+          </wp:inline>
+        </w:drawing>
       </w:r>
     </w:p>
     <w:p>
@@ -11341,36 +8632,149 @@
         <w:ind w:firstLine="720"/>
         <w:rPr>
           <w:rFonts w:ascii="Times New Roman" w:hAnsi="Times New Roman" w:cs="Times New Roman"/>
-          <w:sz w:val="24"/>
-          <w:szCs w:val="24"/>
-          <w:lang w:val="ru-RU"/>
-        </w:rPr>
-      </w:pPr>
-      <w:r>
-        <w:rPr>
-          <w:rFonts w:ascii="Times New Roman" w:hAnsi="Times New Roman" w:cs="Times New Roman"/>
-          <w:sz w:val="24"/>
-          <w:szCs w:val="24"/>
-          <w:lang w:val="ru-RU"/>
-        </w:rPr>
-        <w:t xml:space="preserve">В ходе лабораторной работы была реализована база знаний на </w:t>
-      </w:r>
-      <w:r>
-        <w:rPr>
-          <w:rFonts w:ascii="Times New Roman" w:hAnsi="Times New Roman" w:cs="Times New Roman"/>
-          <w:sz w:val="24"/>
-          <w:szCs w:val="24"/>
-        </w:rPr>
-        <w:t>Prolog</w:t>
-      </w:r>
-      <w:r>
-        <w:rPr>
-          <w:rFonts w:ascii="Times New Roman" w:hAnsi="Times New Roman" w:cs="Times New Roman"/>
-          <w:sz w:val="24"/>
-          <w:szCs w:val="24"/>
-          <w:lang w:val="ru-RU"/>
-        </w:rPr>
-        <w:t>, моделирующая семейное дерево с учётом жизненных событий (рождения, браки, разводы, смерти). На основе фактов и правил стало возможным формализованно определять родственные отношения и отслеживать изменения статуса членов семьи во времени.</w:t>
+          <w:i/>
+          <w:iCs/>
+          <w:sz w:val="24"/>
+          <w:szCs w:val="24"/>
+          <w:lang w:val="ru-RU"/>
+        </w:rPr>
+      </w:pPr>
+      <w:r>
+        <w:rPr>
+          <w:rFonts w:ascii="Times New Roman" w:hAnsi="Times New Roman" w:cs="Times New Roman"/>
+          <w:i/>
+          <w:iCs/>
+          <w:sz w:val="24"/>
+          <w:szCs w:val="24"/>
+          <w:lang w:val="ru-RU"/>
+        </w:rPr>
+        <w:t>Рисунок</w:t>
+      </w:r>
+      <w:r>
+        <w:rPr>
+          <w:rFonts w:ascii="Times New Roman" w:hAnsi="Times New Roman" w:cs="Times New Roman"/>
+          <w:i/>
+          <w:iCs/>
+          <w:sz w:val="24"/>
+          <w:szCs w:val="24"/>
+          <w:lang w:val="ru-RU"/>
+        </w:rPr>
+        <w:t xml:space="preserve"> 12</w:t>
+      </w:r>
+      <w:r>
+        <w:rPr>
+          <w:rFonts w:ascii="Times New Roman" w:hAnsi="Times New Roman" w:cs="Times New Roman"/>
+          <w:i/>
+          <w:iCs/>
+          <w:sz w:val="24"/>
+          <w:szCs w:val="24"/>
+          <w:lang w:val="ru-RU"/>
+        </w:rPr>
+        <w:t xml:space="preserve"> </w:t>
+      </w:r>
+      <w:r>
+        <w:rPr>
+          <w:rFonts w:ascii="Times New Roman" w:hAnsi="Times New Roman" w:cs="Times New Roman"/>
+          <w:i/>
+          <w:iCs/>
+          <w:sz w:val="24"/>
+          <w:szCs w:val="24"/>
+          <w:lang w:val="ru-RU"/>
+        </w:rPr>
+        <w:t>–</w:t>
+      </w:r>
+      <w:r>
+        <w:rPr>
+          <w:rFonts w:ascii="Times New Roman" w:hAnsi="Times New Roman" w:cs="Times New Roman"/>
+          <w:i/>
+          <w:iCs/>
+          <w:sz w:val="24"/>
+          <w:szCs w:val="24"/>
+          <w:lang w:val="ru-RU"/>
+        </w:rPr>
+        <w:t xml:space="preserve"> Граф </w:t>
+      </w:r>
+      <w:r>
+        <w:rPr>
+          <w:rFonts w:ascii="Times New Roman" w:hAnsi="Times New Roman" w:cs="Times New Roman"/>
+          <w:i/>
+          <w:iCs/>
+          <w:sz w:val="24"/>
+          <w:szCs w:val="24"/>
+        </w:rPr>
+        <w:t>Protege</w:t>
+      </w:r>
+      <w:r>
+        <w:rPr>
+          <w:rFonts w:ascii="Times New Roman" w:hAnsi="Times New Roman" w:cs="Times New Roman"/>
+          <w:i/>
+          <w:iCs/>
+          <w:sz w:val="24"/>
+          <w:szCs w:val="24"/>
+          <w:lang w:val="ru-RU"/>
+        </w:rPr>
+        <w:t>.</w:t>
+      </w:r>
+    </w:p>
+    <w:p>
+      <w:pPr>
+        <w:spacing w:after="0" w:line="300" w:lineRule="auto"/>
+        <w:jc w:val="both"/>
+        <w:rPr>
+          <w:rFonts w:ascii="Times New Roman" w:hAnsi="Times New Roman" w:cs="Times New Roman"/>
+          <w:sz w:val="24"/>
+          <w:szCs w:val="24"/>
+          <w:lang w:val="ru-RU"/>
+        </w:rPr>
+      </w:pPr>
+      <w:r>
+        <w:rPr>
+          <w:rFonts w:ascii="Times New Roman" w:hAnsi="Times New Roman" w:cs="Times New Roman"/>
+          <w:sz w:val="24"/>
+          <w:szCs w:val="24"/>
+        </w:rPr>
+        <w:lastRenderedPageBreak/>
+        <w:t xml:space="preserve"> </w:t>
+      </w:r>
+      <w:r>
+        <w:rPr>
+          <w:noProof/>
+        </w:rPr>
+        <w:drawing>
+          <wp:inline distT="0" distB="0" distL="0" distR="0" wp14:anchorId="70E78370" wp14:editId="7F2A0D94">
+            <wp:extent cx="6153785" cy="3825875"/>
+            <wp:effectExtent l="0" t="0" r="0" b="3175"/>
+            <wp:docPr id="563127659" name="Picture 1" descr="A screenshot of a computer&#10;&#10;AI-generated content may be incorrect."/>
+            <wp:cNvGraphicFramePr>
+              <a:graphicFrameLocks xmlns:a="http://schemas.openxmlformats.org/drawingml/2006/main" noChangeAspect="1"/>
+            </wp:cNvGraphicFramePr>
+            <a:graphic xmlns:a="http://schemas.openxmlformats.org/drawingml/2006/main">
+              <a:graphicData uri="http://schemas.openxmlformats.org/drawingml/2006/picture">
+                <pic:pic xmlns:pic="http://schemas.openxmlformats.org/drawingml/2006/picture">
+                  <pic:nvPicPr>
+                    <pic:cNvPr id="563127659" name="Picture 1" descr="A screenshot of a computer&#10;&#10;AI-generated content may be incorrect."/>
+                    <pic:cNvPicPr/>
+                  </pic:nvPicPr>
+                  <pic:blipFill>
+                    <a:blip r:embed="rId21"/>
+                    <a:stretch>
+                      <a:fillRect/>
+                    </a:stretch>
+                  </pic:blipFill>
+                  <pic:spPr>
+                    <a:xfrm>
+                      <a:off x="0" y="0"/>
+                      <a:ext cx="6153785" cy="3825875"/>
+                    </a:xfrm>
+                    <a:prstGeom prst="rect">
+                      <a:avLst/>
+                    </a:prstGeom>
+                  </pic:spPr>
+                </pic:pic>
+              </a:graphicData>
+            </a:graphic>
+          </wp:inline>
+        </w:drawing>
       </w:r>
     </w:p>
     <w:p>
@@ -11379,29 +8783,1322 @@
         <w:ind w:firstLine="720"/>
         <w:rPr>
           <w:rFonts w:ascii="Times New Roman" w:hAnsi="Times New Roman" w:cs="Times New Roman"/>
-          <w:sz w:val="24"/>
-          <w:szCs w:val="24"/>
-          <w:lang w:val="ru-RU"/>
-        </w:rPr>
-      </w:pPr>
-      <w:r>
-        <w:rPr>
-          <w:rFonts w:ascii="Times New Roman" w:hAnsi="Times New Roman" w:cs="Times New Roman"/>
-          <w:sz w:val="24"/>
-          <w:szCs w:val="24"/>
-          <w:lang w:val="ru-RU"/>
-        </w:rPr>
-        <w:t xml:space="preserve">Практическим результатом стало то, что система не только хранит структурированные данные о семье, но и делает выводы, недоступные при простом перечислении. Работа </w:t>
-      </w:r>
-      <w:r>
-        <w:rPr>
-          <w:rFonts w:ascii="Times New Roman" w:hAnsi="Times New Roman" w:cs="Times New Roman"/>
-          <w:sz w:val="24"/>
-          <w:szCs w:val="24"/>
-          <w:lang w:val="ru-RU"/>
+          <w:i/>
+          <w:iCs/>
+          <w:sz w:val="24"/>
+          <w:szCs w:val="24"/>
+        </w:rPr>
+      </w:pPr>
+      <w:r>
+        <w:rPr>
+          <w:rFonts w:ascii="Times New Roman" w:hAnsi="Times New Roman" w:cs="Times New Roman"/>
+          <w:i/>
+          <w:iCs/>
+          <w:sz w:val="24"/>
+          <w:szCs w:val="24"/>
+          <w:lang w:val="ru-RU"/>
+        </w:rPr>
+        <w:t>Рисунок</w:t>
+      </w:r>
+      <w:r>
+        <w:rPr>
+          <w:rFonts w:ascii="Times New Roman" w:hAnsi="Times New Roman" w:cs="Times New Roman"/>
+          <w:i/>
+          <w:iCs/>
+          <w:sz w:val="24"/>
+          <w:szCs w:val="24"/>
+          <w:lang w:val="ru-RU"/>
+        </w:rPr>
+        <w:t xml:space="preserve"> 1</w:t>
+      </w:r>
+      <w:r>
+        <w:rPr>
+          <w:rFonts w:ascii="Times New Roman" w:hAnsi="Times New Roman" w:cs="Times New Roman"/>
+          <w:i/>
+          <w:iCs/>
+          <w:sz w:val="24"/>
+          <w:szCs w:val="24"/>
+          <w:lang w:val="ru-RU"/>
+        </w:rPr>
+        <w:t>3</w:t>
+      </w:r>
+      <w:r>
+        <w:rPr>
+          <w:rFonts w:ascii="Times New Roman" w:hAnsi="Times New Roman" w:cs="Times New Roman"/>
+          <w:i/>
+          <w:iCs/>
+          <w:sz w:val="24"/>
+          <w:szCs w:val="24"/>
+          <w:lang w:val="ru-RU"/>
+        </w:rPr>
+        <w:t xml:space="preserve"> </w:t>
+      </w:r>
+      <w:r>
+        <w:rPr>
+          <w:rFonts w:ascii="Times New Roman" w:hAnsi="Times New Roman" w:cs="Times New Roman"/>
+          <w:i/>
+          <w:iCs/>
+          <w:sz w:val="24"/>
+          <w:szCs w:val="24"/>
+          <w:lang w:val="ru-RU"/>
+        </w:rPr>
+        <w:t xml:space="preserve">– </w:t>
+      </w:r>
+      <w:r>
+        <w:rPr>
+          <w:rFonts w:ascii="Times New Roman" w:hAnsi="Times New Roman" w:cs="Times New Roman"/>
+          <w:i/>
+          <w:iCs/>
+          <w:sz w:val="24"/>
+          <w:szCs w:val="24"/>
+          <w:lang w:val="ru-RU"/>
+        </w:rPr>
+        <w:t xml:space="preserve">Полученные данные для </w:t>
+      </w:r>
+      <w:r>
+        <w:rPr>
+          <w:rFonts w:ascii="Times New Roman" w:hAnsi="Times New Roman" w:cs="Times New Roman"/>
+          <w:i/>
+          <w:iCs/>
+          <w:sz w:val="24"/>
+          <w:szCs w:val="24"/>
+        </w:rPr>
+        <w:t>ulyana</w:t>
+      </w:r>
+      <w:r>
+        <w:rPr>
+          <w:rFonts w:ascii="Times New Roman" w:hAnsi="Times New Roman" w:cs="Times New Roman"/>
+          <w:i/>
+          <w:iCs/>
+          <w:sz w:val="24"/>
+          <w:szCs w:val="24"/>
+          <w:lang w:val="ru-RU"/>
+        </w:rPr>
+        <w:t>_</w:t>
+      </w:r>
+      <w:r>
+        <w:rPr>
+          <w:rFonts w:ascii="Times New Roman" w:hAnsi="Times New Roman" w:cs="Times New Roman"/>
+          <w:i/>
+          <w:iCs/>
+          <w:sz w:val="24"/>
+          <w:szCs w:val="24"/>
+        </w:rPr>
+        <w:t>a</w:t>
+      </w:r>
+      <w:r>
+        <w:rPr>
+          <w:rFonts w:ascii="Times New Roman" w:hAnsi="Times New Roman" w:cs="Times New Roman"/>
+          <w:i/>
+          <w:iCs/>
+          <w:sz w:val="24"/>
+          <w:szCs w:val="24"/>
+          <w:lang w:val="ru-RU"/>
+        </w:rPr>
+        <w:t xml:space="preserve"> </w:t>
+      </w:r>
+      <w:r>
+        <w:rPr>
+          <w:rFonts w:ascii="Times New Roman" w:hAnsi="Times New Roman" w:cs="Times New Roman"/>
+          <w:i/>
+          <w:iCs/>
+          <w:sz w:val="24"/>
+          <w:szCs w:val="24"/>
+          <w:lang w:val="ru-RU"/>
+        </w:rPr>
+        <w:t xml:space="preserve">после </w:t>
+      </w:r>
+      <w:r>
+        <w:rPr>
+          <w:rFonts w:ascii="Times New Roman" w:hAnsi="Times New Roman" w:cs="Times New Roman"/>
+          <w:i/>
+          <w:iCs/>
+          <w:sz w:val="24"/>
+          <w:szCs w:val="24"/>
+          <w:lang w:val="ru-RU"/>
+        </w:rPr>
+        <w:t>“</w:t>
+      </w:r>
+      <w:r>
+        <w:rPr>
+          <w:rFonts w:ascii="Times New Roman" w:hAnsi="Times New Roman" w:cs="Times New Roman"/>
+          <w:i/>
+          <w:iCs/>
+          <w:sz w:val="24"/>
+          <w:szCs w:val="24"/>
+        </w:rPr>
+        <w:t>start</w:t>
+      </w:r>
+      <w:r>
+        <w:rPr>
+          <w:rFonts w:ascii="Times New Roman" w:hAnsi="Times New Roman" w:cs="Times New Roman"/>
+          <w:i/>
+          <w:iCs/>
+          <w:sz w:val="24"/>
+          <w:szCs w:val="24"/>
+          <w:lang w:val="ru-RU"/>
+        </w:rPr>
+        <w:t xml:space="preserve"> </w:t>
+      </w:r>
+      <w:r>
+        <w:rPr>
+          <w:rFonts w:ascii="Times New Roman" w:hAnsi="Times New Roman" w:cs="Times New Roman"/>
+          <w:i/>
+          <w:iCs/>
+          <w:sz w:val="24"/>
+          <w:szCs w:val="24"/>
+        </w:rPr>
+        <w:t>Reasoner</w:t>
+      </w:r>
+      <w:r>
+        <w:rPr>
+          <w:rFonts w:ascii="Times New Roman" w:hAnsi="Times New Roman" w:cs="Times New Roman"/>
+          <w:i/>
+          <w:iCs/>
+          <w:sz w:val="24"/>
+          <w:szCs w:val="24"/>
+          <w:lang w:val="ru-RU"/>
+        </w:rPr>
+        <w:t>”</w:t>
+      </w:r>
+    </w:p>
+    <w:p>
+      <w:pPr>
+        <w:spacing w:after="0" w:line="300" w:lineRule="auto"/>
+        <w:ind w:firstLine="720"/>
+        <w:rPr>
+          <w:rFonts w:ascii="Times New Roman" w:hAnsi="Times New Roman" w:cs="Times New Roman"/>
+          <w:i/>
+          <w:iCs/>
+          <w:sz w:val="24"/>
+          <w:szCs w:val="24"/>
+          <w:lang w:val="ru-RU"/>
+        </w:rPr>
+      </w:pPr>
+    </w:p>
+    <w:p>
+      <w:pPr>
+        <w:spacing w:after="0" w:line="300" w:lineRule="auto"/>
+        <w:jc w:val="both"/>
+        <w:rPr>
+          <w:rFonts w:ascii="Times New Roman" w:hAnsi="Times New Roman" w:cs="Times New Roman"/>
+          <w:sz w:val="24"/>
+          <w:szCs w:val="24"/>
+        </w:rPr>
+      </w:pPr>
+      <w:r>
+        <w:rPr>
+          <w:noProof/>
+        </w:rPr>
+        <w:drawing>
+          <wp:inline distT="0" distB="0" distL="0" distR="0" wp14:anchorId="49BD4BBB" wp14:editId="55B5B97B">
+            <wp:extent cx="6153785" cy="3639185"/>
+            <wp:effectExtent l="0" t="0" r="0" b="0"/>
+            <wp:docPr id="514636328" name="Picture 1" descr="A screenshot of a computer&#10;&#10;AI-generated content may be incorrect."/>
+            <wp:cNvGraphicFramePr>
+              <a:graphicFrameLocks xmlns:a="http://schemas.openxmlformats.org/drawingml/2006/main" noChangeAspect="1"/>
+            </wp:cNvGraphicFramePr>
+            <a:graphic xmlns:a="http://schemas.openxmlformats.org/drawingml/2006/main">
+              <a:graphicData uri="http://schemas.openxmlformats.org/drawingml/2006/picture">
+                <pic:pic xmlns:pic="http://schemas.openxmlformats.org/drawingml/2006/picture">
+                  <pic:nvPicPr>
+                    <pic:cNvPr id="514636328" name="Picture 1" descr="A screenshot of a computer&#10;&#10;AI-generated content may be incorrect."/>
+                    <pic:cNvPicPr/>
+                  </pic:nvPicPr>
+                  <pic:blipFill>
+                    <a:blip r:embed="rId22"/>
+                    <a:stretch>
+                      <a:fillRect/>
+                    </a:stretch>
+                  </pic:blipFill>
+                  <pic:spPr>
+                    <a:xfrm>
+                      <a:off x="0" y="0"/>
+                      <a:ext cx="6153785" cy="3639185"/>
+                    </a:xfrm>
+                    <a:prstGeom prst="rect">
+                      <a:avLst/>
+                    </a:prstGeom>
+                  </pic:spPr>
+                </pic:pic>
+              </a:graphicData>
+            </a:graphic>
+          </wp:inline>
+        </w:drawing>
+      </w:r>
+    </w:p>
+    <w:p>
+      <w:pPr>
+        <w:spacing w:after="0" w:line="300" w:lineRule="auto"/>
+        <w:ind w:firstLine="720"/>
+        <w:rPr>
+          <w:rFonts w:ascii="Times New Roman" w:hAnsi="Times New Roman" w:cs="Times New Roman"/>
+          <w:i/>
+          <w:iCs/>
+          <w:sz w:val="24"/>
+          <w:szCs w:val="24"/>
+          <w:lang w:val="ru-RU"/>
+        </w:rPr>
+      </w:pPr>
+      <w:r>
+        <w:rPr>
+          <w:rFonts w:ascii="Times New Roman" w:hAnsi="Times New Roman" w:cs="Times New Roman"/>
+          <w:i/>
+          <w:iCs/>
+          <w:sz w:val="24"/>
+          <w:szCs w:val="24"/>
+          <w:lang w:val="ru-RU"/>
+        </w:rPr>
+        <w:t>Рисунок</w:t>
+      </w:r>
+      <w:r>
+        <w:rPr>
+          <w:rFonts w:ascii="Times New Roman" w:hAnsi="Times New Roman" w:cs="Times New Roman"/>
+          <w:i/>
+          <w:iCs/>
+          <w:sz w:val="24"/>
+          <w:szCs w:val="24"/>
+          <w:lang w:val="ru-RU"/>
+        </w:rPr>
+        <w:t xml:space="preserve"> 1</w:t>
+      </w:r>
+      <w:r>
+        <w:rPr>
+          <w:rFonts w:ascii="Times New Roman" w:hAnsi="Times New Roman" w:cs="Times New Roman"/>
+          <w:i/>
+          <w:iCs/>
+          <w:sz w:val="24"/>
+          <w:szCs w:val="24"/>
+          <w:lang w:val="ru-RU"/>
+        </w:rPr>
+        <w:t xml:space="preserve">4 </w:t>
+      </w:r>
+      <w:r>
+        <w:rPr>
+          <w:rFonts w:ascii="Times New Roman" w:hAnsi="Times New Roman" w:cs="Times New Roman"/>
+          <w:i/>
+          <w:iCs/>
+          <w:sz w:val="24"/>
+          <w:szCs w:val="24"/>
+          <w:lang w:val="ru-RU"/>
+        </w:rPr>
+        <w:t xml:space="preserve"> </w:t>
+      </w:r>
+      <w:r>
+        <w:rPr>
+          <w:rFonts w:ascii="Times New Roman" w:hAnsi="Times New Roman" w:cs="Times New Roman"/>
+          <w:i/>
+          <w:iCs/>
+          <w:sz w:val="24"/>
+          <w:szCs w:val="24"/>
+          <w:lang w:val="ru-RU"/>
+        </w:rPr>
+        <w:t xml:space="preserve">– </w:t>
+      </w:r>
+      <w:r>
+        <w:rPr>
+          <w:rFonts w:ascii="Times New Roman" w:hAnsi="Times New Roman" w:cs="Times New Roman"/>
+          <w:i/>
+          <w:iCs/>
+          <w:sz w:val="24"/>
+          <w:szCs w:val="24"/>
+          <w:lang w:val="ru-RU"/>
+        </w:rPr>
+        <w:t xml:space="preserve">Полученные данные для </w:t>
+      </w:r>
+      <w:r>
+        <w:rPr>
+          <w:rFonts w:ascii="Times New Roman" w:hAnsi="Times New Roman" w:cs="Times New Roman"/>
+          <w:i/>
+          <w:iCs/>
+          <w:sz w:val="24"/>
+          <w:szCs w:val="24"/>
+        </w:rPr>
+        <w:t>sergey</w:t>
+      </w:r>
+      <w:r>
+        <w:rPr>
+          <w:rFonts w:ascii="Times New Roman" w:hAnsi="Times New Roman" w:cs="Times New Roman"/>
+          <w:i/>
+          <w:iCs/>
+          <w:sz w:val="24"/>
+          <w:szCs w:val="24"/>
+          <w:lang w:val="ru-RU"/>
+        </w:rPr>
+        <w:t>_</w:t>
+      </w:r>
+      <w:r>
+        <w:rPr>
+          <w:rFonts w:ascii="Times New Roman" w:hAnsi="Times New Roman" w:cs="Times New Roman"/>
+          <w:i/>
+          <w:iCs/>
+          <w:sz w:val="24"/>
+          <w:szCs w:val="24"/>
+        </w:rPr>
+        <w:t>s</w:t>
+      </w:r>
+      <w:r>
+        <w:rPr>
+          <w:rFonts w:ascii="Times New Roman" w:hAnsi="Times New Roman" w:cs="Times New Roman"/>
+          <w:i/>
+          <w:iCs/>
+          <w:sz w:val="24"/>
+          <w:szCs w:val="24"/>
+          <w:lang w:val="ru-RU"/>
+        </w:rPr>
+        <w:t xml:space="preserve"> </w:t>
+      </w:r>
+      <w:r>
+        <w:rPr>
+          <w:rFonts w:ascii="Times New Roman" w:hAnsi="Times New Roman" w:cs="Times New Roman"/>
+          <w:i/>
+          <w:iCs/>
+          <w:sz w:val="24"/>
+          <w:szCs w:val="24"/>
+          <w:lang w:val="ru-RU"/>
+        </w:rPr>
+        <w:t xml:space="preserve">после </w:t>
+      </w:r>
+      <w:r>
+        <w:rPr>
+          <w:rFonts w:ascii="Times New Roman" w:hAnsi="Times New Roman" w:cs="Times New Roman"/>
+          <w:i/>
+          <w:iCs/>
+          <w:sz w:val="24"/>
+          <w:szCs w:val="24"/>
+          <w:lang w:val="ru-RU"/>
+        </w:rPr>
+        <w:t>“</w:t>
+      </w:r>
+      <w:r>
+        <w:rPr>
+          <w:rFonts w:ascii="Times New Roman" w:hAnsi="Times New Roman" w:cs="Times New Roman"/>
+          <w:i/>
+          <w:iCs/>
+          <w:sz w:val="24"/>
+          <w:szCs w:val="24"/>
+        </w:rPr>
+        <w:t>start</w:t>
+      </w:r>
+      <w:r>
+        <w:rPr>
+          <w:rFonts w:ascii="Times New Roman" w:hAnsi="Times New Roman" w:cs="Times New Roman"/>
+          <w:i/>
+          <w:iCs/>
+          <w:sz w:val="24"/>
+          <w:szCs w:val="24"/>
+          <w:lang w:val="ru-RU"/>
+        </w:rPr>
+        <w:t xml:space="preserve"> </w:t>
+      </w:r>
+      <w:r>
+        <w:rPr>
+          <w:rFonts w:ascii="Times New Roman" w:hAnsi="Times New Roman" w:cs="Times New Roman"/>
+          <w:i/>
+          <w:iCs/>
+          <w:sz w:val="24"/>
+          <w:szCs w:val="24"/>
+        </w:rPr>
+        <w:t>Reasoner</w:t>
+      </w:r>
+      <w:r>
+        <w:rPr>
+          <w:rFonts w:ascii="Times New Roman" w:hAnsi="Times New Roman" w:cs="Times New Roman"/>
+          <w:i/>
+          <w:iCs/>
+          <w:sz w:val="24"/>
+          <w:szCs w:val="24"/>
+          <w:lang w:val="ru-RU"/>
+        </w:rPr>
+        <w:t>”</w:t>
+      </w:r>
+    </w:p>
+    <w:p>
+      <w:pPr>
+        <w:spacing w:after="0" w:line="300" w:lineRule="auto"/>
+        <w:jc w:val="both"/>
+        <w:rPr>
+          <w:rFonts w:ascii="Times New Roman" w:hAnsi="Times New Roman" w:cs="Times New Roman"/>
+          <w:sz w:val="24"/>
+          <w:szCs w:val="24"/>
+          <w:lang w:val="ru-RU"/>
+        </w:rPr>
+      </w:pPr>
+    </w:p>
+    <w:p>
+      <w:pPr>
+        <w:spacing w:after="0" w:line="300" w:lineRule="auto"/>
+        <w:jc w:val="both"/>
+        <w:rPr>
+          <w:rFonts w:ascii="Times New Roman" w:hAnsi="Times New Roman" w:cs="Times New Roman"/>
+          <w:sz w:val="24"/>
+          <w:szCs w:val="24"/>
+          <w:lang w:val="ru-RU"/>
+        </w:rPr>
+      </w:pPr>
+      <w:r>
+        <w:rPr>
+          <w:noProof/>
         </w:rPr>
         <w:lastRenderedPageBreak/>
-        <w:t>продемонстрировала ценность логического программирования для представления знаний и рассуждений в задачах, где важна причинно-временная последовательность.</w:t>
+        <w:drawing>
+          <wp:inline distT="0" distB="0" distL="0" distR="0" wp14:anchorId="7247BEA3" wp14:editId="2CBC6080">
+            <wp:extent cx="6153785" cy="2887345"/>
+            <wp:effectExtent l="0" t="0" r="0" b="8255"/>
+            <wp:docPr id="1277179029" name="Picture 1" descr="A screenshot of a computer&#10;&#10;AI-generated content may be incorrect."/>
+            <wp:cNvGraphicFramePr>
+              <a:graphicFrameLocks xmlns:a="http://schemas.openxmlformats.org/drawingml/2006/main" noChangeAspect="1"/>
+            </wp:cNvGraphicFramePr>
+            <a:graphic xmlns:a="http://schemas.openxmlformats.org/drawingml/2006/main">
+              <a:graphicData uri="http://schemas.openxmlformats.org/drawingml/2006/picture">
+                <pic:pic xmlns:pic="http://schemas.openxmlformats.org/drawingml/2006/picture">
+                  <pic:nvPicPr>
+                    <pic:cNvPr id="1277179029" name="Picture 1" descr="A screenshot of a computer&#10;&#10;AI-generated content may be incorrect."/>
+                    <pic:cNvPicPr/>
+                  </pic:nvPicPr>
+                  <pic:blipFill>
+                    <a:blip r:embed="rId23"/>
+                    <a:stretch>
+                      <a:fillRect/>
+                    </a:stretch>
+                  </pic:blipFill>
+                  <pic:spPr>
+                    <a:xfrm>
+                      <a:off x="0" y="0"/>
+                      <a:ext cx="6153785" cy="2887345"/>
+                    </a:xfrm>
+                    <a:prstGeom prst="rect">
+                      <a:avLst/>
+                    </a:prstGeom>
+                  </pic:spPr>
+                </pic:pic>
+              </a:graphicData>
+            </a:graphic>
+          </wp:inline>
+        </w:drawing>
+      </w:r>
+    </w:p>
+    <w:p>
+      <w:pPr>
+        <w:spacing w:after="0" w:line="300" w:lineRule="auto"/>
+        <w:ind w:firstLine="720"/>
+        <w:rPr>
+          <w:rFonts w:ascii="Times New Roman" w:hAnsi="Times New Roman" w:cs="Times New Roman"/>
+          <w:i/>
+          <w:iCs/>
+          <w:sz w:val="24"/>
+          <w:szCs w:val="24"/>
+          <w:lang w:val="ru-RU"/>
+        </w:rPr>
+      </w:pPr>
+      <w:r>
+        <w:rPr>
+          <w:rFonts w:ascii="Times New Roman" w:hAnsi="Times New Roman" w:cs="Times New Roman"/>
+          <w:i/>
+          <w:iCs/>
+          <w:sz w:val="24"/>
+          <w:szCs w:val="24"/>
+          <w:lang w:val="ru-RU"/>
+        </w:rPr>
+        <w:t>Рисунок</w:t>
+      </w:r>
+      <w:r>
+        <w:rPr>
+          <w:rFonts w:ascii="Times New Roman" w:hAnsi="Times New Roman" w:cs="Times New Roman"/>
+          <w:i/>
+          <w:iCs/>
+          <w:sz w:val="24"/>
+          <w:szCs w:val="24"/>
+          <w:lang w:val="ru-RU"/>
+        </w:rPr>
+        <w:t xml:space="preserve"> 1</w:t>
+      </w:r>
+      <w:r>
+        <w:rPr>
+          <w:rFonts w:ascii="Times New Roman" w:hAnsi="Times New Roman" w:cs="Times New Roman"/>
+          <w:i/>
+          <w:iCs/>
+          <w:sz w:val="24"/>
+          <w:szCs w:val="24"/>
+          <w:lang w:val="ru-RU"/>
+        </w:rPr>
+        <w:t>5</w:t>
+      </w:r>
+      <w:r>
+        <w:rPr>
+          <w:rFonts w:ascii="Times New Roman" w:hAnsi="Times New Roman" w:cs="Times New Roman"/>
+          <w:i/>
+          <w:iCs/>
+          <w:sz w:val="24"/>
+          <w:szCs w:val="24"/>
+          <w:lang w:val="ru-RU"/>
+        </w:rPr>
+        <w:t xml:space="preserve"> </w:t>
+      </w:r>
+      <w:r>
+        <w:rPr>
+          <w:rFonts w:ascii="Times New Roman" w:hAnsi="Times New Roman" w:cs="Times New Roman"/>
+          <w:i/>
+          <w:iCs/>
+          <w:sz w:val="24"/>
+          <w:szCs w:val="24"/>
+          <w:lang w:val="ru-RU"/>
+        </w:rPr>
+        <w:t xml:space="preserve"> </w:t>
+      </w:r>
+      <w:r>
+        <w:rPr>
+          <w:rFonts w:ascii="Times New Roman" w:hAnsi="Times New Roman" w:cs="Times New Roman"/>
+          <w:i/>
+          <w:iCs/>
+          <w:sz w:val="24"/>
+          <w:szCs w:val="24"/>
+          <w:lang w:val="ru-RU"/>
+        </w:rPr>
+        <w:t xml:space="preserve">– </w:t>
+      </w:r>
+      <w:r>
+        <w:rPr>
+          <w:rFonts w:ascii="Times New Roman" w:hAnsi="Times New Roman" w:cs="Times New Roman"/>
+          <w:i/>
+          <w:iCs/>
+          <w:sz w:val="24"/>
+          <w:szCs w:val="24"/>
+          <w:lang w:val="ru-RU"/>
+        </w:rPr>
+        <w:t xml:space="preserve">Запрос </w:t>
+      </w:r>
+      <w:r>
+        <w:rPr>
+          <w:rFonts w:ascii="Times New Roman" w:hAnsi="Times New Roman" w:cs="Times New Roman"/>
+          <w:i/>
+          <w:iCs/>
+          <w:sz w:val="24"/>
+          <w:szCs w:val="24"/>
+        </w:rPr>
+        <w:t>“Person”</w:t>
+      </w:r>
+    </w:p>
+    <w:p>
+      <w:pPr>
+        <w:spacing w:after="0" w:line="300" w:lineRule="auto"/>
+        <w:ind w:firstLine="720"/>
+        <w:rPr>
+          <w:rFonts w:ascii="Times New Roman" w:hAnsi="Times New Roman" w:cs="Times New Roman"/>
+          <w:i/>
+          <w:iCs/>
+          <w:sz w:val="24"/>
+          <w:szCs w:val="24"/>
+          <w:lang w:val="ru-RU"/>
+        </w:rPr>
+      </w:pPr>
+    </w:p>
+    <w:p>
+      <w:pPr>
+        <w:spacing w:after="0" w:line="300" w:lineRule="auto"/>
+        <w:rPr>
+          <w:rFonts w:ascii="Times New Roman" w:hAnsi="Times New Roman" w:cs="Times New Roman"/>
+          <w:i/>
+          <w:iCs/>
+          <w:sz w:val="24"/>
+          <w:szCs w:val="24"/>
+        </w:rPr>
+      </w:pPr>
+      <w:r>
+        <w:rPr>
+          <w:noProof/>
+        </w:rPr>
+        <w:drawing>
+          <wp:inline distT="0" distB="0" distL="0" distR="0" wp14:anchorId="21EA006B" wp14:editId="252EB8B9">
+            <wp:extent cx="5905500" cy="2657475"/>
+            <wp:effectExtent l="0" t="0" r="0" b="9525"/>
+            <wp:docPr id="534625982" name="Picture 1" descr="A screenshot of a computer&#10;&#10;AI-generated content may be incorrect."/>
+            <wp:cNvGraphicFramePr>
+              <a:graphicFrameLocks xmlns:a="http://schemas.openxmlformats.org/drawingml/2006/main" noChangeAspect="1"/>
+            </wp:cNvGraphicFramePr>
+            <a:graphic xmlns:a="http://schemas.openxmlformats.org/drawingml/2006/main">
+              <a:graphicData uri="http://schemas.openxmlformats.org/drawingml/2006/picture">
+                <pic:pic xmlns:pic="http://schemas.openxmlformats.org/drawingml/2006/picture">
+                  <pic:nvPicPr>
+                    <pic:cNvPr id="534625982" name="Picture 1" descr="A screenshot of a computer&#10;&#10;AI-generated content may be incorrect."/>
+                    <pic:cNvPicPr/>
+                  </pic:nvPicPr>
+                  <pic:blipFill>
+                    <a:blip r:embed="rId24"/>
+                    <a:stretch>
+                      <a:fillRect/>
+                    </a:stretch>
+                  </pic:blipFill>
+                  <pic:spPr>
+                    <a:xfrm>
+                      <a:off x="0" y="0"/>
+                      <a:ext cx="5905500" cy="2657475"/>
+                    </a:xfrm>
+                    <a:prstGeom prst="rect">
+                      <a:avLst/>
+                    </a:prstGeom>
+                  </pic:spPr>
+                </pic:pic>
+              </a:graphicData>
+            </a:graphic>
+          </wp:inline>
+        </w:drawing>
+      </w:r>
+    </w:p>
+    <w:p>
+      <w:pPr>
+        <w:spacing w:after="0" w:line="300" w:lineRule="auto"/>
+        <w:ind w:firstLine="720"/>
+        <w:rPr>
+          <w:rFonts w:ascii="Times New Roman" w:hAnsi="Times New Roman" w:cs="Times New Roman"/>
+          <w:i/>
+          <w:iCs/>
+          <w:sz w:val="24"/>
+          <w:szCs w:val="24"/>
+          <w:lang w:val="ru-RU"/>
+        </w:rPr>
+      </w:pPr>
+      <w:r>
+        <w:rPr>
+          <w:rFonts w:ascii="Times New Roman" w:hAnsi="Times New Roman" w:cs="Times New Roman"/>
+          <w:i/>
+          <w:iCs/>
+          <w:sz w:val="24"/>
+          <w:szCs w:val="24"/>
+          <w:lang w:val="ru-RU"/>
+        </w:rPr>
+        <w:t>Рисунок</w:t>
+      </w:r>
+      <w:r>
+        <w:rPr>
+          <w:rFonts w:ascii="Times New Roman" w:hAnsi="Times New Roman" w:cs="Times New Roman"/>
+          <w:i/>
+          <w:iCs/>
+          <w:sz w:val="24"/>
+          <w:szCs w:val="24"/>
+          <w:lang w:val="ru-RU"/>
+        </w:rPr>
+        <w:t xml:space="preserve"> 1</w:t>
+      </w:r>
+      <w:r>
+        <w:rPr>
+          <w:rFonts w:ascii="Times New Roman" w:hAnsi="Times New Roman" w:cs="Times New Roman"/>
+          <w:i/>
+          <w:iCs/>
+          <w:sz w:val="24"/>
+          <w:szCs w:val="24"/>
+          <w:lang w:val="ru-RU"/>
+        </w:rPr>
+        <w:t>6</w:t>
+      </w:r>
+      <w:r>
+        <w:rPr>
+          <w:rFonts w:ascii="Times New Roman" w:hAnsi="Times New Roman" w:cs="Times New Roman"/>
+          <w:i/>
+          <w:iCs/>
+          <w:sz w:val="24"/>
+          <w:szCs w:val="24"/>
+          <w:lang w:val="ru-RU"/>
+        </w:rPr>
+        <w:t xml:space="preserve"> </w:t>
+      </w:r>
+      <w:r>
+        <w:rPr>
+          <w:rFonts w:ascii="Times New Roman" w:hAnsi="Times New Roman" w:cs="Times New Roman"/>
+          <w:i/>
+          <w:iCs/>
+          <w:sz w:val="24"/>
+          <w:szCs w:val="24"/>
+          <w:lang w:val="ru-RU"/>
+        </w:rPr>
+        <w:t xml:space="preserve"> </w:t>
+      </w:r>
+      <w:r>
+        <w:rPr>
+          <w:rFonts w:ascii="Times New Roman" w:hAnsi="Times New Roman" w:cs="Times New Roman"/>
+          <w:i/>
+          <w:iCs/>
+          <w:sz w:val="24"/>
+          <w:szCs w:val="24"/>
+          <w:lang w:val="ru-RU"/>
+        </w:rPr>
+        <w:t xml:space="preserve">– </w:t>
+      </w:r>
+      <w:r>
+        <w:rPr>
+          <w:rFonts w:ascii="Times New Roman" w:hAnsi="Times New Roman" w:cs="Times New Roman"/>
+          <w:i/>
+          <w:iCs/>
+          <w:sz w:val="24"/>
+          <w:szCs w:val="24"/>
+          <w:lang w:val="ru-RU"/>
+        </w:rPr>
+        <w:t xml:space="preserve">Запрос </w:t>
+      </w:r>
+      <w:r>
+        <w:rPr>
+          <w:rFonts w:ascii="Times New Roman" w:hAnsi="Times New Roman" w:cs="Times New Roman"/>
+          <w:i/>
+          <w:iCs/>
+          <w:sz w:val="24"/>
+          <w:szCs w:val="24"/>
+          <w:lang w:val="ru-RU"/>
+        </w:rPr>
+        <w:t>“</w:t>
+      </w:r>
+      <w:r>
+        <w:rPr>
+          <w:rFonts w:ascii="Times New Roman" w:hAnsi="Times New Roman" w:cs="Times New Roman"/>
+          <w:i/>
+          <w:iCs/>
+          <w:sz w:val="24"/>
+          <w:szCs w:val="24"/>
+          <w:lang w:val="ru-RU"/>
+        </w:rPr>
+        <w:t>дети у которых есть дети</w:t>
+      </w:r>
+      <w:r>
+        <w:rPr>
+          <w:rFonts w:ascii="Times New Roman" w:hAnsi="Times New Roman" w:cs="Times New Roman"/>
+          <w:i/>
+          <w:iCs/>
+          <w:sz w:val="24"/>
+          <w:szCs w:val="24"/>
+          <w:lang w:val="ru-RU"/>
+        </w:rPr>
+        <w:t>?</w:t>
+      </w:r>
+      <w:r>
+        <w:rPr>
+          <w:rFonts w:ascii="Times New Roman" w:hAnsi="Times New Roman" w:cs="Times New Roman"/>
+          <w:i/>
+          <w:iCs/>
+          <w:sz w:val="24"/>
+          <w:szCs w:val="24"/>
+          <w:lang w:val="ru-RU"/>
+        </w:rPr>
+        <w:t>”</w:t>
+      </w:r>
+    </w:p>
+    <w:p>
+      <w:pPr>
+        <w:spacing w:after="0" w:line="300" w:lineRule="auto"/>
+        <w:rPr>
+          <w:rFonts w:ascii="Times New Roman" w:hAnsi="Times New Roman" w:cs="Times New Roman"/>
+          <w:i/>
+          <w:iCs/>
+          <w:sz w:val="24"/>
+          <w:szCs w:val="24"/>
+          <w:lang w:val="ru-RU"/>
+        </w:rPr>
+      </w:pPr>
+    </w:p>
+    <w:p>
+      <w:pPr>
+        <w:spacing w:after="0" w:line="300" w:lineRule="auto"/>
+        <w:jc w:val="both"/>
+        <w:rPr>
+          <w:rFonts w:ascii="Times New Roman" w:hAnsi="Times New Roman" w:cs="Times New Roman"/>
+          <w:sz w:val="24"/>
+          <w:szCs w:val="24"/>
+          <w:lang w:val="ru-RU"/>
+        </w:rPr>
+      </w:pPr>
+    </w:p>
+    <w:p>
+      <w:pPr>
+        <w:spacing w:after="0" w:line="300" w:lineRule="auto"/>
+        <w:jc w:val="both"/>
+        <w:rPr>
+          <w:rFonts w:ascii="Times New Roman" w:hAnsi="Times New Roman" w:cs="Times New Roman"/>
+          <w:sz w:val="24"/>
+          <w:szCs w:val="24"/>
+          <w:lang w:val="ru-RU"/>
+        </w:rPr>
+      </w:pPr>
+      <w:r>
+        <w:rPr>
+          <w:noProof/>
+        </w:rPr>
+        <w:drawing>
+          <wp:inline distT="0" distB="0" distL="0" distR="0" wp14:anchorId="3DDD86BC" wp14:editId="45C282FB">
+            <wp:extent cx="6153785" cy="1610995"/>
+            <wp:effectExtent l="0" t="0" r="0" b="8255"/>
+            <wp:docPr id="467058550" name="Picture 1"/>
+            <wp:cNvGraphicFramePr>
+              <a:graphicFrameLocks xmlns:a="http://schemas.openxmlformats.org/drawingml/2006/main" noChangeAspect="1"/>
+            </wp:cNvGraphicFramePr>
+            <a:graphic xmlns:a="http://schemas.openxmlformats.org/drawingml/2006/main">
+              <a:graphicData uri="http://schemas.openxmlformats.org/drawingml/2006/picture">
+                <pic:pic xmlns:pic="http://schemas.openxmlformats.org/drawingml/2006/picture">
+                  <pic:nvPicPr>
+                    <pic:cNvPr id="467058550" name=""/>
+                    <pic:cNvPicPr/>
+                  </pic:nvPicPr>
+                  <pic:blipFill>
+                    <a:blip r:embed="rId25"/>
+                    <a:stretch>
+                      <a:fillRect/>
+                    </a:stretch>
+                  </pic:blipFill>
+                  <pic:spPr>
+                    <a:xfrm>
+                      <a:off x="0" y="0"/>
+                      <a:ext cx="6153785" cy="1610995"/>
+                    </a:xfrm>
+                    <a:prstGeom prst="rect">
+                      <a:avLst/>
+                    </a:prstGeom>
+                  </pic:spPr>
+                </pic:pic>
+              </a:graphicData>
+            </a:graphic>
+          </wp:inline>
+        </w:drawing>
+      </w:r>
+    </w:p>
+    <w:p>
+      <w:pPr>
+        <w:spacing w:after="0" w:line="300" w:lineRule="auto"/>
+        <w:ind w:firstLine="720"/>
+        <w:rPr>
+          <w:rFonts w:ascii="Times New Roman" w:hAnsi="Times New Roman" w:cs="Times New Roman"/>
+          <w:i/>
+          <w:iCs/>
+          <w:sz w:val="24"/>
+          <w:szCs w:val="24"/>
+          <w:lang w:val="ru-RU"/>
+        </w:rPr>
+      </w:pPr>
+      <w:r>
+        <w:rPr>
+          <w:rFonts w:ascii="Times New Roman" w:hAnsi="Times New Roman" w:cs="Times New Roman"/>
+          <w:i/>
+          <w:iCs/>
+          <w:sz w:val="24"/>
+          <w:szCs w:val="24"/>
+          <w:lang w:val="ru-RU"/>
+        </w:rPr>
+        <w:t>Рисунок</w:t>
+      </w:r>
+      <w:r>
+        <w:rPr>
+          <w:rFonts w:ascii="Times New Roman" w:hAnsi="Times New Roman" w:cs="Times New Roman"/>
+          <w:i/>
+          <w:iCs/>
+          <w:sz w:val="24"/>
+          <w:szCs w:val="24"/>
+          <w:lang w:val="ru-RU"/>
+        </w:rPr>
+        <w:t xml:space="preserve"> 1</w:t>
+      </w:r>
+      <w:r>
+        <w:rPr>
+          <w:rFonts w:ascii="Times New Roman" w:hAnsi="Times New Roman" w:cs="Times New Roman"/>
+          <w:i/>
+          <w:iCs/>
+          <w:sz w:val="24"/>
+          <w:szCs w:val="24"/>
+          <w:lang w:val="ru-RU"/>
+        </w:rPr>
+        <w:t>7</w:t>
+      </w:r>
+      <w:r>
+        <w:rPr>
+          <w:rFonts w:ascii="Times New Roman" w:hAnsi="Times New Roman" w:cs="Times New Roman"/>
+          <w:i/>
+          <w:iCs/>
+          <w:sz w:val="24"/>
+          <w:szCs w:val="24"/>
+          <w:lang w:val="ru-RU"/>
+        </w:rPr>
+        <w:t xml:space="preserve"> </w:t>
+      </w:r>
+      <w:r>
+        <w:rPr>
+          <w:rFonts w:ascii="Times New Roman" w:hAnsi="Times New Roman" w:cs="Times New Roman"/>
+          <w:i/>
+          <w:iCs/>
+          <w:sz w:val="24"/>
+          <w:szCs w:val="24"/>
+          <w:lang w:val="ru-RU"/>
+        </w:rPr>
+        <w:t xml:space="preserve"> </w:t>
+      </w:r>
+      <w:r>
+        <w:rPr>
+          <w:rFonts w:ascii="Times New Roman" w:hAnsi="Times New Roman" w:cs="Times New Roman"/>
+          <w:i/>
+          <w:iCs/>
+          <w:sz w:val="24"/>
+          <w:szCs w:val="24"/>
+          <w:lang w:val="ru-RU"/>
+        </w:rPr>
+        <w:t xml:space="preserve">– </w:t>
+      </w:r>
+      <w:r>
+        <w:rPr>
+          <w:rFonts w:ascii="Times New Roman" w:hAnsi="Times New Roman" w:cs="Times New Roman"/>
+          <w:i/>
+          <w:iCs/>
+          <w:sz w:val="24"/>
+          <w:szCs w:val="24"/>
+          <w:lang w:val="ru-RU"/>
+        </w:rPr>
+        <w:t xml:space="preserve">Запрос </w:t>
+      </w:r>
+      <w:r>
+        <w:rPr>
+          <w:rFonts w:ascii="Times New Roman" w:hAnsi="Times New Roman" w:cs="Times New Roman"/>
+          <w:i/>
+          <w:iCs/>
+          <w:sz w:val="24"/>
+          <w:szCs w:val="24"/>
+          <w:lang w:val="ru-RU"/>
+        </w:rPr>
+        <w:t>“</w:t>
+      </w:r>
+      <w:r>
+        <w:rPr>
+          <w:rFonts w:ascii="Times New Roman" w:hAnsi="Times New Roman" w:cs="Times New Roman"/>
+          <w:i/>
+          <w:iCs/>
+          <w:sz w:val="24"/>
+          <w:szCs w:val="24"/>
+          <w:lang w:val="ru-RU"/>
+        </w:rPr>
+        <w:t>Мужчины у которых есть братья</w:t>
+      </w:r>
+      <w:r>
+        <w:rPr>
+          <w:rFonts w:ascii="Times New Roman" w:hAnsi="Times New Roman" w:cs="Times New Roman"/>
+          <w:i/>
+          <w:iCs/>
+          <w:sz w:val="24"/>
+          <w:szCs w:val="24"/>
+          <w:lang w:val="ru-RU"/>
+        </w:rPr>
+        <w:t>/</w:t>
+      </w:r>
+      <w:r>
+        <w:rPr>
+          <w:rFonts w:ascii="Times New Roman" w:hAnsi="Times New Roman" w:cs="Times New Roman"/>
+          <w:i/>
+          <w:iCs/>
+          <w:sz w:val="24"/>
+          <w:szCs w:val="24"/>
+          <w:lang w:val="ru-RU"/>
+        </w:rPr>
+        <w:t>сестры</w:t>
+      </w:r>
+      <w:r>
+        <w:rPr>
+          <w:rFonts w:ascii="Times New Roman" w:hAnsi="Times New Roman" w:cs="Times New Roman"/>
+          <w:i/>
+          <w:iCs/>
+          <w:sz w:val="24"/>
+          <w:szCs w:val="24"/>
+          <w:lang w:val="ru-RU"/>
+        </w:rPr>
+        <w:t>”</w:t>
+      </w:r>
+    </w:p>
+    <w:p>
+      <w:pPr>
+        <w:spacing w:after="0" w:line="300" w:lineRule="auto"/>
+        <w:jc w:val="both"/>
+        <w:rPr>
+          <w:rFonts w:ascii="Times New Roman" w:hAnsi="Times New Roman" w:cs="Times New Roman"/>
+          <w:sz w:val="24"/>
+          <w:szCs w:val="24"/>
+          <w:lang w:val="ru-RU"/>
+        </w:rPr>
+      </w:pPr>
+    </w:p>
+    <w:p>
+      <w:pPr>
+        <w:spacing w:after="0" w:line="300" w:lineRule="auto"/>
+        <w:jc w:val="both"/>
+        <w:rPr>
+          <w:rFonts w:ascii="Times New Roman" w:hAnsi="Times New Roman" w:cs="Times New Roman"/>
+          <w:sz w:val="24"/>
+          <w:szCs w:val="24"/>
+        </w:rPr>
+      </w:pPr>
+      <w:r>
+        <w:rPr>
+          <w:noProof/>
+        </w:rPr>
+        <w:drawing>
+          <wp:inline distT="0" distB="0" distL="0" distR="0" wp14:anchorId="25045080" wp14:editId="7198424A">
+            <wp:extent cx="6153785" cy="1091565"/>
+            <wp:effectExtent l="0" t="0" r="0" b="0"/>
+            <wp:docPr id="1567478685" name="Picture 1" descr="A screenshot of a computer&#10;&#10;AI-generated content may be incorrect."/>
+            <wp:cNvGraphicFramePr>
+              <a:graphicFrameLocks xmlns:a="http://schemas.openxmlformats.org/drawingml/2006/main" noChangeAspect="1"/>
+            </wp:cNvGraphicFramePr>
+            <a:graphic xmlns:a="http://schemas.openxmlformats.org/drawingml/2006/main">
+              <a:graphicData uri="http://schemas.openxmlformats.org/drawingml/2006/picture">
+                <pic:pic xmlns:pic="http://schemas.openxmlformats.org/drawingml/2006/picture">
+                  <pic:nvPicPr>
+                    <pic:cNvPr id="1567478685" name="Picture 1" descr="A screenshot of a computer&#10;&#10;AI-generated content may be incorrect."/>
+                    <pic:cNvPicPr/>
+                  </pic:nvPicPr>
+                  <pic:blipFill>
+                    <a:blip r:embed="rId26"/>
+                    <a:stretch>
+                      <a:fillRect/>
+                    </a:stretch>
+                  </pic:blipFill>
+                  <pic:spPr>
+                    <a:xfrm>
+                      <a:off x="0" y="0"/>
+                      <a:ext cx="6153785" cy="1091565"/>
+                    </a:xfrm>
+                    <a:prstGeom prst="rect">
+                      <a:avLst/>
+                    </a:prstGeom>
+                  </pic:spPr>
+                </pic:pic>
+              </a:graphicData>
+            </a:graphic>
+          </wp:inline>
+        </w:drawing>
+      </w:r>
+    </w:p>
+    <w:p>
+      <w:pPr>
+        <w:spacing w:after="0" w:line="300" w:lineRule="auto"/>
+        <w:ind w:firstLine="720"/>
+        <w:rPr>
+          <w:rFonts w:ascii="Times New Roman" w:hAnsi="Times New Roman" w:cs="Times New Roman"/>
+          <w:i/>
+          <w:iCs/>
+          <w:sz w:val="24"/>
+          <w:szCs w:val="24"/>
+          <w:lang w:val="ru-RU"/>
+        </w:rPr>
+      </w:pPr>
+      <w:r>
+        <w:rPr>
+          <w:rFonts w:ascii="Times New Roman" w:hAnsi="Times New Roman" w:cs="Times New Roman"/>
+          <w:i/>
+          <w:iCs/>
+          <w:sz w:val="24"/>
+          <w:szCs w:val="24"/>
+          <w:lang w:val="ru-RU"/>
+        </w:rPr>
+        <w:t>Рисунок</w:t>
+      </w:r>
+      <w:r>
+        <w:rPr>
+          <w:rFonts w:ascii="Times New Roman" w:hAnsi="Times New Roman" w:cs="Times New Roman"/>
+          <w:i/>
+          <w:iCs/>
+          <w:sz w:val="24"/>
+          <w:szCs w:val="24"/>
+          <w:lang w:val="ru-RU"/>
+        </w:rPr>
+        <w:t xml:space="preserve"> 1</w:t>
+      </w:r>
+      <w:r>
+        <w:rPr>
+          <w:rFonts w:ascii="Times New Roman" w:hAnsi="Times New Roman" w:cs="Times New Roman"/>
+          <w:i/>
+          <w:iCs/>
+          <w:sz w:val="24"/>
+          <w:szCs w:val="24"/>
+          <w:lang w:val="ru-RU"/>
+        </w:rPr>
+        <w:t>8</w:t>
+      </w:r>
+      <w:r>
+        <w:rPr>
+          <w:rFonts w:ascii="Times New Roman" w:hAnsi="Times New Roman" w:cs="Times New Roman"/>
+          <w:i/>
+          <w:iCs/>
+          <w:sz w:val="24"/>
+          <w:szCs w:val="24"/>
+          <w:lang w:val="ru-RU"/>
+        </w:rPr>
+        <w:t xml:space="preserve"> </w:t>
+      </w:r>
+      <w:r>
+        <w:rPr>
+          <w:rFonts w:ascii="Times New Roman" w:hAnsi="Times New Roman" w:cs="Times New Roman"/>
+          <w:i/>
+          <w:iCs/>
+          <w:sz w:val="24"/>
+          <w:szCs w:val="24"/>
+          <w:lang w:val="ru-RU"/>
+        </w:rPr>
+        <w:t xml:space="preserve"> </w:t>
+      </w:r>
+      <w:r>
+        <w:rPr>
+          <w:rFonts w:ascii="Times New Roman" w:hAnsi="Times New Roman" w:cs="Times New Roman"/>
+          <w:i/>
+          <w:iCs/>
+          <w:sz w:val="24"/>
+          <w:szCs w:val="24"/>
+          <w:lang w:val="ru-RU"/>
+        </w:rPr>
+        <w:t xml:space="preserve">– </w:t>
+      </w:r>
+      <w:r>
+        <w:rPr>
+          <w:rFonts w:ascii="Times New Roman" w:hAnsi="Times New Roman" w:cs="Times New Roman"/>
+          <w:i/>
+          <w:iCs/>
+          <w:sz w:val="24"/>
+          <w:szCs w:val="24"/>
+        </w:rPr>
+        <w:t xml:space="preserve">SWRL </w:t>
+      </w:r>
+      <w:r>
+        <w:rPr>
+          <w:rFonts w:ascii="Times New Roman" w:hAnsi="Times New Roman" w:cs="Times New Roman"/>
+          <w:i/>
+          <w:iCs/>
+          <w:sz w:val="24"/>
+          <w:szCs w:val="24"/>
+          <w:lang w:val="ru-RU"/>
+        </w:rPr>
+        <w:t>правила</w:t>
+      </w:r>
+    </w:p>
+    <w:p>
+      <w:pPr>
+        <w:spacing w:after="0" w:line="300" w:lineRule="auto"/>
+        <w:jc w:val="both"/>
+        <w:rPr>
+          <w:rFonts w:ascii="Times New Roman" w:hAnsi="Times New Roman" w:cs="Times New Roman"/>
+          <w:sz w:val="24"/>
+          <w:szCs w:val="24"/>
+          <w:lang w:val="ru-RU"/>
+        </w:rPr>
+      </w:pPr>
+    </w:p>
+    <w:p>
+      <w:pPr>
+        <w:pStyle w:val="Heading1"/>
+        <w:spacing w:before="0" w:line="300" w:lineRule="auto"/>
+        <w:ind w:firstLine="720"/>
+        <w:jc w:val="both"/>
+        <w:rPr>
+          <w:rFonts w:ascii="Times New Roman" w:hAnsi="Times New Roman" w:cs="Times New Roman"/>
+          <w:b/>
+          <w:bCs/>
+          <w:i/>
+          <w:iCs/>
+          <w:color w:val="auto"/>
+          <w:sz w:val="28"/>
+          <w:szCs w:val="28"/>
+          <w:lang w:val="ru-RU"/>
+        </w:rPr>
+      </w:pPr>
+      <w:bookmarkStart w:id="7" w:name="_Toc207782925"/>
+      <w:r>
+        <w:rPr>
+          <w:rFonts w:ascii="Times New Roman" w:hAnsi="Times New Roman" w:cs="Times New Roman"/>
+          <w:b/>
+          <w:bCs/>
+          <w:i/>
+          <w:iCs/>
+          <w:color w:val="auto"/>
+          <w:sz w:val="28"/>
+          <w:szCs w:val="28"/>
+          <w:lang w:val="ru-RU"/>
+        </w:rPr>
+        <w:t>ЗАКЛЮЧЕНИЕ</w:t>
+      </w:r>
+      <w:bookmarkEnd w:id="7"/>
+      <w:r>
+        <w:rPr>
+          <w:rFonts w:ascii="Times New Roman" w:hAnsi="Times New Roman" w:cs="Times New Roman"/>
+          <w:b/>
+          <w:bCs/>
+          <w:i/>
+          <w:iCs/>
+          <w:color w:val="auto"/>
+          <w:sz w:val="28"/>
+          <w:szCs w:val="28"/>
+          <w:lang w:val="ru-RU"/>
+        </w:rPr>
+        <w:t xml:space="preserve"> </w:t>
+      </w:r>
+      <w:r>
+        <w:rPr>
+          <w:rFonts w:ascii="Times New Roman" w:hAnsi="Times New Roman" w:cs="Times New Roman"/>
+          <w:b/>
+          <w:bCs/>
+          <w:i/>
+          <w:iCs/>
+          <w:color w:val="auto"/>
+          <w:sz w:val="28"/>
+          <w:szCs w:val="28"/>
+          <w:lang w:val="ru-RU"/>
+        </w:rPr>
+        <w:t xml:space="preserve"> </w:t>
+      </w:r>
+    </w:p>
+    <w:p>
+      <w:pPr>
+        <w:spacing w:after="0" w:line="300" w:lineRule="auto"/>
+        <w:ind w:firstLine="720"/>
+        <w:rPr>
+          <w:rFonts w:ascii="Times New Roman" w:hAnsi="Times New Roman" w:cs="Times New Roman"/>
+          <w:sz w:val="24"/>
+          <w:szCs w:val="24"/>
+          <w:lang w:val="ru-RU"/>
+        </w:rPr>
+      </w:pPr>
+      <w:r>
+        <w:rPr>
+          <w:rFonts w:ascii="Times New Roman" w:hAnsi="Times New Roman" w:cs="Times New Roman"/>
+          <w:sz w:val="24"/>
+          <w:szCs w:val="24"/>
+          <w:lang w:val="ru-RU"/>
+        </w:rPr>
+        <w:t xml:space="preserve">В ходе лабораторной работы была реализована база знаний на </w:t>
+      </w:r>
+      <w:r>
+        <w:rPr>
+          <w:rFonts w:ascii="Times New Roman" w:hAnsi="Times New Roman" w:cs="Times New Roman"/>
+          <w:sz w:val="24"/>
+          <w:szCs w:val="24"/>
+        </w:rPr>
+        <w:t>Prolog</w:t>
+      </w:r>
+      <w:r>
+        <w:rPr>
+          <w:rFonts w:ascii="Times New Roman" w:hAnsi="Times New Roman" w:cs="Times New Roman"/>
+          <w:sz w:val="24"/>
+          <w:szCs w:val="24"/>
+          <w:lang w:val="ru-RU"/>
+        </w:rPr>
+        <w:t>, моделирующая семейное дерево с учётом жизненных событий (рождения, браки, разводы, смерти). На основе фактов и правил стало возможным формализованно определять родственные отношения и отслеживать изменения статуса членов семьи во времени.</w:t>
+      </w:r>
+    </w:p>
+    <w:p>
+      <w:pPr>
+        <w:spacing w:after="0" w:line="300" w:lineRule="auto"/>
+        <w:ind w:firstLine="720"/>
+        <w:rPr>
+          <w:rFonts w:ascii="Times New Roman" w:hAnsi="Times New Roman" w:cs="Times New Roman"/>
+          <w:sz w:val="24"/>
+          <w:szCs w:val="24"/>
+          <w:lang w:val="ru-RU"/>
+        </w:rPr>
+      </w:pPr>
+      <w:r>
+        <w:rPr>
+          <w:rFonts w:ascii="Times New Roman" w:hAnsi="Times New Roman" w:cs="Times New Roman"/>
+          <w:sz w:val="24"/>
+          <w:szCs w:val="24"/>
+          <w:lang w:val="ru-RU"/>
+        </w:rPr>
+        <w:t>Практическим результатом стало то, что система не только хранит структурированные данные о семье, но и делает выводы, недоступные при простом перечислении. Работа продемонстрировала ценность логического программирования для представления знаний и рассуждений в задачах, где важна причинно-временная последовательность.</w:t>
       </w:r>
     </w:p>
     <w:p>
@@ -11411,14 +10108,169 @@
         <w:jc w:val="both"/>
         <w:rPr>
           <w:rFonts w:ascii="Times New Roman" w:hAnsi="Times New Roman" w:cs="Times New Roman"/>
-          <w:i/>
-          <w:iCs/>
-          <w:color w:val="FF0000"/>
-          <w:sz w:val="24"/>
-          <w:szCs w:val="24"/>
-          <w:lang w:val="ru-RU"/>
-        </w:rPr>
-      </w:pPr>
+          <w:b/>
+          <w:bCs/>
+          <w:i/>
+          <w:iCs/>
+          <w:sz w:val="28"/>
+          <w:szCs w:val="28"/>
+          <w:lang w:val="ru-RU"/>
+        </w:rPr>
+      </w:pPr>
+      <w:r>
+        <w:rPr>
+          <w:rFonts w:ascii="Times New Roman" w:hAnsi="Times New Roman" w:cs="Times New Roman"/>
+          <w:b/>
+          <w:bCs/>
+          <w:i/>
+          <w:iCs/>
+          <w:sz w:val="28"/>
+          <w:szCs w:val="28"/>
+          <w:lang w:val="ru-RU"/>
+        </w:rPr>
+        <w:t>2 Часть</w:t>
+      </w:r>
+      <w:r>
+        <w:rPr>
+          <w:rFonts w:ascii="Times New Roman" w:hAnsi="Times New Roman" w:cs="Times New Roman"/>
+          <w:b/>
+          <w:bCs/>
+          <w:i/>
+          <w:iCs/>
+          <w:sz w:val="28"/>
+          <w:szCs w:val="28"/>
+        </w:rPr>
+        <w:t>:</w:t>
+      </w:r>
+    </w:p>
+    <w:p>
+      <w:pPr>
+        <w:spacing w:after="0" w:line="300" w:lineRule="auto"/>
+        <w:ind w:firstLine="720"/>
+        <w:jc w:val="both"/>
+        <w:rPr>
+          <w:rFonts w:ascii="Times New Roman" w:hAnsi="Times New Roman" w:cs="Times New Roman"/>
+          <w:i/>
+          <w:iCs/>
+          <w:sz w:val="24"/>
+          <w:szCs w:val="24"/>
+          <w:lang w:val="ru-RU"/>
+        </w:rPr>
+      </w:pPr>
+      <w:r>
+        <w:rPr>
+          <w:rFonts w:ascii="Times New Roman" w:hAnsi="Times New Roman" w:cs="Times New Roman"/>
+          <w:sz w:val="24"/>
+          <w:szCs w:val="24"/>
+          <w:lang w:val="ru-RU"/>
+        </w:rPr>
+        <w:t>В ходе лабораторной работы в среде</w:t>
+      </w:r>
+      <w:r>
+        <w:rPr>
+          <w:rFonts w:ascii="Times New Roman" w:hAnsi="Times New Roman" w:cs="Times New Roman"/>
+          <w:b/>
+          <w:bCs/>
+          <w:sz w:val="24"/>
+          <w:szCs w:val="24"/>
+          <w:lang w:val="ru-RU"/>
+        </w:rPr>
+        <w:t xml:space="preserve"> </w:t>
+      </w:r>
+      <w:r>
+        <w:rPr>
+          <w:rFonts w:ascii="Times New Roman" w:hAnsi="Times New Roman" w:cs="Times New Roman"/>
+          <w:sz w:val="24"/>
+          <w:szCs w:val="24"/>
+        </w:rPr>
+        <w:t>Protege</w:t>
+      </w:r>
+      <w:r>
+        <w:rPr>
+          <w:rFonts w:ascii="Times New Roman" w:hAnsi="Times New Roman" w:cs="Times New Roman"/>
+          <w:sz w:val="24"/>
+          <w:szCs w:val="24"/>
+          <w:lang w:val="ru-RU"/>
+        </w:rPr>
+        <w:t xml:space="preserve"> </w:t>
+      </w:r>
+      <w:r>
+        <w:rPr>
+          <w:rFonts w:ascii="Times New Roman" w:hAnsi="Times New Roman" w:cs="Times New Roman"/>
+          <w:sz w:val="24"/>
+          <w:szCs w:val="24"/>
+          <w:lang w:val="ru-RU"/>
+        </w:rPr>
+        <w:t xml:space="preserve">была построена онтология семейного дерева с использованием классов, свойств и правил </w:t>
+      </w:r>
+      <w:r>
+        <w:rPr>
+          <w:rFonts w:ascii="Times New Roman" w:hAnsi="Times New Roman" w:cs="Times New Roman"/>
+          <w:sz w:val="24"/>
+          <w:szCs w:val="24"/>
+        </w:rPr>
+        <w:t>SWRL</w:t>
+      </w:r>
+      <w:r>
+        <w:rPr>
+          <w:rFonts w:ascii="Times New Roman" w:hAnsi="Times New Roman" w:cs="Times New Roman"/>
+          <w:sz w:val="24"/>
+          <w:szCs w:val="24"/>
+          <w:lang w:val="ru-RU"/>
+        </w:rPr>
+        <w:t xml:space="preserve">. </w:t>
+      </w:r>
+      <w:r>
+        <w:rPr>
+          <w:rFonts w:ascii="Times New Roman" w:hAnsi="Times New Roman" w:cs="Times New Roman"/>
+          <w:sz w:val="24"/>
+          <w:szCs w:val="24"/>
+        </w:rPr>
+        <w:t>Reasoner</w:t>
+      </w:r>
+      <w:r>
+        <w:rPr>
+          <w:rFonts w:ascii="Times New Roman" w:hAnsi="Times New Roman" w:cs="Times New Roman"/>
+          <w:sz w:val="24"/>
+          <w:szCs w:val="24"/>
+          <w:lang w:val="ru-RU"/>
+        </w:rPr>
+        <w:t xml:space="preserve"> позволил автоматически выводить новые родственные отношения (брат, сестра, мать, дядя и др.), а не только хранить исходные факты.</w:t>
+      </w:r>
+      <w:r>
+        <w:rPr>
+          <w:rFonts w:ascii="Times New Roman" w:hAnsi="Times New Roman" w:cs="Times New Roman"/>
+          <w:sz w:val="24"/>
+          <w:szCs w:val="24"/>
+        </w:rPr>
+        <w:t> </w:t>
+      </w:r>
+      <w:r>
+        <w:rPr>
+          <w:rFonts w:ascii="Times New Roman" w:hAnsi="Times New Roman" w:cs="Times New Roman"/>
+          <w:sz w:val="24"/>
+          <w:szCs w:val="24"/>
+          <w:lang w:val="ru-RU"/>
+        </w:rPr>
+        <w:t>Практическим результатом</w:t>
+      </w:r>
+      <w:r>
+        <w:rPr>
+          <w:rFonts w:ascii="Times New Roman" w:hAnsi="Times New Roman" w:cs="Times New Roman"/>
+          <w:sz w:val="24"/>
+          <w:szCs w:val="24"/>
+        </w:rPr>
+        <w:t> </w:t>
+      </w:r>
+      <w:r>
+        <w:rPr>
+          <w:rFonts w:ascii="Times New Roman" w:hAnsi="Times New Roman" w:cs="Times New Roman"/>
+          <w:sz w:val="24"/>
+          <w:szCs w:val="24"/>
+          <w:lang w:val="ru-RU"/>
+        </w:rPr>
+        <w:t>стало получение системы, которая проверяет согласованность данных и расширяет знания о семье за счёт логического вывода.</w:t>
+      </w:r>
     </w:p>
     <w:sectPr>
       <w:pgSz w:w="12240" w:h="15840"/>
@@ -12350,7 +11202,6 @@
   <w:style w:type="character" w:default="1" w:styleId="DefaultParagraphFont">
     <w:name w:val="Default Paragraph Font"/>
     <w:uiPriority w:val="1"/>
-    <w:semiHidden/>
     <w:unhideWhenUsed/>
   </w:style>
   <w:style w:type="table" w:default="1" w:styleId="TableNormal">
